--- a/Gospel-Piano-Bible.docx
+++ b/Gospel-Piano-Bible.docx
@@ -3080,7 +3080,7 @@
         <w:pBdr>
           <w:left w:val="single" w:color="5FA874" w:sz="12" w:space="8"/>
         </w:pBdr>
-        <w:spacing w:after="480" w:line="320"/>
+        <w:spacing w:after="240" w:line="320"/>
         <w:ind w:left="240"/>
       </w:pPr>
       <w:r>
@@ -3650,7 +3650,7 @@
         <w:pBdr>
           <w:left w:val="single" w:color="5FA874" w:sz="12" w:space="8"/>
         </w:pBdr>
-        <w:spacing w:after="480" w:line="320"/>
+        <w:spacing w:after="240" w:line="320"/>
         <w:ind w:left="240"/>
       </w:pPr>
       <w:r>
@@ -4297,7 +4297,7 @@
         <w:pBdr>
           <w:left w:val="single" w:color="5FA874" w:sz="12" w:space="8"/>
         </w:pBdr>
-        <w:spacing w:after="480" w:line="320"/>
+        <w:spacing w:after="240" w:line="320"/>
         <w:ind w:left="240"/>
       </w:pPr>
       <w:r>
@@ -5339,7 +5339,7 @@
         <w:pBdr>
           <w:left w:val="single" w:color="5FA874" w:sz="12" w:space="8"/>
         </w:pBdr>
-        <w:spacing w:after="480" w:line="320"/>
+        <w:spacing w:after="240" w:line="320"/>
         <w:ind w:left="240"/>
       </w:pPr>
       <w:r>
@@ -5906,7 +5906,7 @@
         <w:pBdr>
           <w:left w:val="single" w:color="5FA874" w:sz="12" w:space="8"/>
         </w:pBdr>
-        <w:spacing w:after="480" w:line="320"/>
+        <w:spacing w:after="240" w:line="320"/>
         <w:ind w:left="240"/>
       </w:pPr>
       <w:r>
@@ -7130,7 +7130,7 @@
         <w:pBdr>
           <w:left w:val="single" w:color="5FA874" w:sz="12" w:space="8"/>
         </w:pBdr>
-        <w:spacing w:after="480" w:line="320"/>
+        <w:spacing w:after="240" w:line="320"/>
         <w:ind w:left="240"/>
       </w:pPr>
       <w:r>
@@ -7979,7 +7979,7 @@
         <w:pBdr>
           <w:left w:val="single" w:color="5FA874" w:sz="12" w:space="8"/>
         </w:pBdr>
-        <w:spacing w:after="480" w:line="320"/>
+        <w:spacing w:after="240" w:line="320"/>
         <w:ind w:left="240"/>
       </w:pPr>
       <w:r>
@@ -8713,7 +8713,7 @@
         <w:pBdr>
           <w:left w:val="single" w:color="5FA874" w:sz="12" w:space="8"/>
         </w:pBdr>
-        <w:spacing w:after="480" w:line="320"/>
+        <w:spacing w:after="240" w:line="320"/>
         <w:ind w:left="240"/>
       </w:pPr>
       <w:r>
@@ -9270,7 +9270,7 @@
         <w:pBdr>
           <w:left w:val="single" w:color="5FA874" w:sz="12" w:space="8"/>
         </w:pBdr>
-        <w:spacing w:after="480" w:line="320"/>
+        <w:spacing w:after="240" w:line="320"/>
         <w:ind w:left="240"/>
       </w:pPr>
       <w:r>
@@ -9962,7 +9962,7 @@
         <w:pBdr>
           <w:left w:val="single" w:color="5FA874" w:sz="12" w:space="8"/>
         </w:pBdr>
-        <w:spacing w:after="480" w:line="320"/>
+        <w:spacing w:after="240" w:line="320"/>
         <w:ind w:left="240"/>
       </w:pPr>
       <w:r>
@@ -10524,7 +10524,7 @@
         <w:pBdr>
           <w:left w:val="single" w:color="5FA874" w:sz="12" w:space="8"/>
         </w:pBdr>
-        <w:spacing w:after="480" w:line="320"/>
+        <w:spacing w:after="240" w:line="320"/>
         <w:ind w:left="240"/>
       </w:pPr>
       <w:r>
@@ -11075,7 +11075,7 @@
         <w:pBdr>
           <w:left w:val="single" w:color="5FA874" w:sz="12" w:space="8"/>
         </w:pBdr>
-        <w:spacing w:after="480" w:line="320"/>
+        <w:spacing w:after="240" w:line="320"/>
         <w:ind w:left="240"/>
       </w:pPr>
       <w:r>
@@ -11699,7 +11699,7 @@
         <w:pBdr>
           <w:left w:val="single" w:color="5FA874" w:sz="12" w:space="8"/>
         </w:pBdr>
-        <w:spacing w:after="480" w:line="320"/>
+        <w:spacing w:after="240" w:line="320"/>
         <w:ind w:left="240"/>
       </w:pPr>
       <w:r>
@@ -12468,7 +12468,7 @@
         <w:pBdr>
           <w:left w:val="single" w:color="5FA874" w:sz="12" w:space="8"/>
         </w:pBdr>
-        <w:spacing w:after="480" w:line="320"/>
+        <w:spacing w:after="240" w:line="320"/>
         <w:ind w:left="240"/>
       </w:pPr>
       <w:r>
@@ -12481,6 +12481,83 @@
           <w:szCs w:val="22"/>
         </w:rPr>
         <w:t xml:space="preserve">Slash = inversion = basse mobile = son gospel.</w:t>
+      </w:r>
+    </w:p>
+    <w:p>
+      <w:pPr>
+        <w:spacing w:after="80" w:before="240"/>
+      </w:pPr>
+      <w:r>
+        <w:rPr>
+          <w:rFonts w:ascii="Calibri" w:cs="Calibri" w:eastAsia="Calibri" w:hAnsi="Calibri"/>
+          <w:b/>
+          <w:bCs/>
+          <w:color w:val="C44569"/>
+          <w:spacing w:val="80"/>
+          <w:sz w:val="14"/>
+          <w:szCs w:val="14"/>
+        </w:rPr>
+        <w:t xml:space="preserve">À ÉCOUTER / REGARDER</w:t>
+      </w:r>
+    </w:p>
+    <w:p>
+      <w:pPr>
+        <w:spacing w:after="60"/>
+        <w:ind w:left="240"/>
+      </w:pPr>
+      <w:r>
+        <w:rPr>
+          <w:rFonts w:ascii="Calibri" w:cs="Calibri" w:eastAsia="Calibri" w:hAnsi="Calibri"/>
+          <w:color w:val="C44569"/>
+          <w:sz w:val="20"/>
+          <w:szCs w:val="20"/>
+        </w:rPr>
+        <w:t xml:space="preserve">▶ </w:t>
+      </w:r>
+      <w:r>
+        <w:rPr>
+          <w:rFonts w:ascii="Calibri" w:cs="Calibri" w:eastAsia="Calibri" w:hAnsi="Calibri"/>
+          <w:b/>
+          <w:bCs/>
+          <w:color w:val="2A2A36"/>
+          <w:sz w:val="20"/>
+          <w:szCs w:val="20"/>
+        </w:rPr>
+        <w:t xml:space="preserve">Peter Martin — Gospel slash chords</w:t>
+      </w:r>
+      <w:r>
+        <w:rPr>
+          <w:rFonts w:ascii="Calibri" w:cs="Calibri" w:eastAsia="Calibri" w:hAnsi="Calibri"/>
+          <w:i/>
+          <w:iCs/>
+          <w:color w:val="8A8472"/>
+          <w:sz w:val="18"/>
+          <w:szCs w:val="18"/>
+        </w:rPr>
+        <w:t xml:space="preserve"> — Open Studio</w:t>
+      </w:r>
+    </w:p>
+    <w:p>
+      <w:pPr>
+        <w:spacing w:after="120"/>
+        <w:ind w:left="360"/>
+      </w:pPr>
+      <w:r>
+        <w:rPr>
+          <w:rFonts w:ascii="Consolas" w:cs="Consolas" w:eastAsia="Consolas" w:hAnsi="Consolas"/>
+          <w:color w:val="5A7AA0"/>
+          <w:sz w:val="14"/>
+          <w:szCs w:val="14"/>
+        </w:rPr>
+        <w:t xml:space="preserve">https://www.youtube.com/results?search_query=peter+martin+gospel+slash+chords</w:t>
+      </w:r>
+    </w:p>
+    <w:p>
+      <w:pPr>
+        <w:spacing w:after="240"/>
+      </w:pPr>
+      <w:r>
+        <w:t xml:space="preserve"/>
       </w:r>
     </w:p>
     <w:p>
@@ -13030,7 +13107,7 @@
         <w:pBdr>
           <w:left w:val="single" w:color="5FA874" w:sz="12" w:space="8"/>
         </w:pBdr>
-        <w:spacing w:after="480" w:line="320"/>
+        <w:spacing w:after="240" w:line="320"/>
         <w:ind w:left="240"/>
       </w:pPr>
       <w:r>
@@ -13885,7 +13962,7 @@
         <w:pBdr>
           <w:left w:val="single" w:color="5FA874" w:sz="12" w:space="8"/>
         </w:pBdr>
-        <w:spacing w:after="480" w:line="320"/>
+        <w:spacing w:after="240" w:line="320"/>
         <w:ind w:left="240"/>
       </w:pPr>
       <w:r>
@@ -14489,7 +14566,7 @@
         <w:pBdr>
           <w:left w:val="single" w:color="5FA874" w:sz="12" w:space="8"/>
         </w:pBdr>
-        <w:spacing w:after="480" w:line="320"/>
+        <w:spacing w:after="240" w:line="320"/>
         <w:ind w:left="240"/>
       </w:pPr>
       <w:r>
@@ -15123,7 +15200,7 @@
         <w:pBdr>
           <w:left w:val="single" w:color="5FA874" w:sz="12" w:space="8"/>
         </w:pBdr>
-        <w:spacing w:after="480" w:line="320"/>
+        <w:spacing w:after="240" w:line="320"/>
         <w:ind w:left="240"/>
       </w:pPr>
       <w:r>
@@ -15766,7 +15843,7 @@
         <w:pBdr>
           <w:left w:val="single" w:color="5FA874" w:sz="12" w:space="8"/>
         </w:pBdr>
-        <w:spacing w:after="480" w:line="320"/>
+        <w:spacing w:after="240" w:line="320"/>
         <w:ind w:left="240"/>
       </w:pPr>
       <w:r>
@@ -16307,7 +16384,7 @@
         <w:pBdr>
           <w:left w:val="single" w:color="5FA874" w:sz="12" w:space="8"/>
         </w:pBdr>
-        <w:spacing w:after="480" w:line="320"/>
+        <w:spacing w:after="240" w:line="320"/>
         <w:ind w:left="240"/>
       </w:pPr>
       <w:r>
@@ -16758,7 +16835,7 @@
         <w:pBdr>
           <w:left w:val="single" w:color="5FA874" w:sz="12" w:space="8"/>
         </w:pBdr>
-        <w:spacing w:after="480" w:line="320"/>
+        <w:spacing w:after="240" w:line="320"/>
         <w:ind w:left="240"/>
       </w:pPr>
       <w:r>
@@ -17373,7 +17450,7 @@
         <w:pBdr>
           <w:left w:val="single" w:color="5FA874" w:sz="12" w:space="8"/>
         </w:pBdr>
-        <w:spacing w:after="480" w:line="320"/>
+        <w:spacing w:after="240" w:line="320"/>
         <w:ind w:left="240"/>
       </w:pPr>
       <w:r>
@@ -17386,6 +17463,83 @@
           <w:szCs w:val="22"/>
         </w:rPr>
         <w:t xml:space="preserve">Triade droite + basse mobile gauche = LE son gospel. Simple à exécuter, sonne épique.</w:t>
+      </w:r>
+    </w:p>
+    <w:p>
+      <w:pPr>
+        <w:spacing w:after="80" w:before="240"/>
+      </w:pPr>
+      <w:r>
+        <w:rPr>
+          <w:rFonts w:ascii="Calibri" w:cs="Calibri" w:eastAsia="Calibri" w:hAnsi="Calibri"/>
+          <w:b/>
+          <w:bCs/>
+          <w:color w:val="C44569"/>
+          <w:spacing w:val="80"/>
+          <w:sz w:val="14"/>
+          <w:szCs w:val="14"/>
+        </w:rPr>
+        <w:t xml:space="preserve">À ÉCOUTER / REGARDER</w:t>
+      </w:r>
+    </w:p>
+    <w:p>
+      <w:pPr>
+        <w:spacing w:after="60"/>
+        <w:ind w:left="240"/>
+      </w:pPr>
+      <w:r>
+        <w:rPr>
+          <w:rFonts w:ascii="Calibri" w:cs="Calibri" w:eastAsia="Calibri" w:hAnsi="Calibri"/>
+          <w:color w:val="C44569"/>
+          <w:sz w:val="20"/>
+          <w:szCs w:val="20"/>
+        </w:rPr>
+        <w:t xml:space="preserve">▶ </w:t>
+      </w:r>
+      <w:r>
+        <w:rPr>
+          <w:rFonts w:ascii="Calibri" w:cs="Calibri" w:eastAsia="Calibri" w:hAnsi="Calibri"/>
+          <w:b/>
+          <w:bCs/>
+          <w:color w:val="2A2A36"/>
+          <w:sz w:val="20"/>
+          <w:szCs w:val="20"/>
+        </w:rPr>
+        <w:t xml:space="preserve">Le voicing gospel signature expliqué</w:t>
+      </w:r>
+      <w:r>
+        <w:rPr>
+          <w:rFonts w:ascii="Calibri" w:cs="Calibri" w:eastAsia="Calibri" w:hAnsi="Calibri"/>
+          <w:i/>
+          <w:iCs/>
+          <w:color w:val="8A8472"/>
+          <w:sz w:val="18"/>
+          <w:szCs w:val="18"/>
+        </w:rPr>
+        <w:t xml:space="preserve"> — Various</w:t>
+      </w:r>
+    </w:p>
+    <w:p>
+      <w:pPr>
+        <w:spacing w:after="120"/>
+        <w:ind w:left="360"/>
+      </w:pPr>
+      <w:r>
+        <w:rPr>
+          <w:rFonts w:ascii="Consolas" w:cs="Consolas" w:eastAsia="Consolas" w:hAnsi="Consolas"/>
+          <w:color w:val="5A7AA0"/>
+          <w:sz w:val="14"/>
+          <w:szCs w:val="14"/>
+        </w:rPr>
+        <w:t xml:space="preserve">https://www.youtube.com/results?search_query=gospel+piano+signature+voicing</w:t>
+      </w:r>
+    </w:p>
+    <w:p>
+      <w:pPr>
+        <w:spacing w:after="240"/>
+      </w:pPr>
+      <w:r>
+        <w:t xml:space="preserve"/>
       </w:r>
     </w:p>
     <w:p>
@@ -18048,6 +18202,553 @@
     </w:p>
     <w:p>
       <w:pPr>
+        <w:spacing w:after="120" w:before="240"/>
+      </w:pPr>
+      <w:r>
+        <w:rPr>
+          <w:rFonts w:ascii="Calibri" w:cs="Calibri" w:eastAsia="Calibri" w:hAnsi="Calibri"/>
+          <w:b/>
+          <w:bCs/>
+          <w:color w:val="D4A857"/>
+          <w:spacing w:val="80"/>
+          <w:sz w:val="14"/>
+          <w:szCs w:val="14"/>
+        </w:rPr>
+        <w:t xml:space="preserve">JOUE-LES AU TEMPO</w:t>
+      </w:r>
+    </w:p>
+    <w:p>
+      <w:pPr>
+        <w:spacing w:after="60" w:before="180"/>
+      </w:pPr>
+      <w:r>
+        <w:rPr>
+          <w:rFonts w:ascii="Calibri" w:cs="Calibri" w:eastAsia="Calibri" w:hAnsi="Calibri"/>
+          <w:b/>
+          <w:bCs/>
+          <w:color w:val="2A2A36"/>
+          <w:sz w:val="20"/>
+          <w:szCs w:val="20"/>
+        </w:rPr>
+        <w:t xml:space="preserve">2-5-1 en C (lent, comprends la résolution)</w:t>
+      </w:r>
+      <w:r>
+        <w:rPr>
+          <w:rFonts w:ascii="Calibri" w:cs="Calibri" w:eastAsia="Calibri" w:hAnsi="Calibri"/>
+          <w:i/>
+          <w:iCs/>
+          <w:color w:val="D4A857"/>
+          <w:sz w:val="16"/>
+          <w:szCs w:val="16"/>
+        </w:rPr>
+        <w:t xml:space="preserve">    70 BPM</w:t>
+      </w:r>
+    </w:p>
+    <w:p>
+      <w:pPr>
+        <w:pBdr>
+          <w:left w:val="single" w:color="D4A857" w:sz="12" w:space="8"/>
+        </w:pBdr>
+        <w:spacing w:after="120" w:line="320"/>
+        <w:ind w:left="240"/>
+      </w:pPr>
+      <w:r>
+        <w:rPr>
+          <w:rFonts w:ascii="Georgia" w:cs="Georgia" w:eastAsia="Georgia" w:hAnsi="Georgia"/>
+          <w:b/>
+          <w:bCs/>
+          <w:color w:val="14141B"/>
+          <w:sz w:val="20"/>
+          <w:szCs w:val="20"/>
+        </w:rPr>
+        <w:t xml:space="preserve">Dm9</w:t>
+      </w:r>
+      <w:r>
+        <w:rPr>
+          <w:rFonts w:ascii="Calibri" w:cs="Calibri" w:eastAsia="Calibri" w:hAnsi="Calibri"/>
+          <w:color w:val="D4A857"/>
+          <w:sz w:val="18"/>
+          <w:szCs w:val="18"/>
+        </w:rPr>
+        <w:t xml:space="preserve">  →  </w:t>
+      </w:r>
+      <w:r>
+        <w:rPr>
+          <w:rFonts w:ascii="Georgia" w:cs="Georgia" w:eastAsia="Georgia" w:hAnsi="Georgia"/>
+          <w:b/>
+          <w:bCs/>
+          <w:color w:val="14141B"/>
+          <w:sz w:val="20"/>
+          <w:szCs w:val="20"/>
+        </w:rPr>
+        <w:t xml:space="preserve">G13</w:t>
+      </w:r>
+      <w:r>
+        <w:rPr>
+          <w:rFonts w:ascii="Calibri" w:cs="Calibri" w:eastAsia="Calibri" w:hAnsi="Calibri"/>
+          <w:color w:val="D4A857"/>
+          <w:sz w:val="18"/>
+          <w:szCs w:val="18"/>
+        </w:rPr>
+        <w:t xml:space="preserve">  →  </w:t>
+      </w:r>
+      <w:r>
+        <w:rPr>
+          <w:rFonts w:ascii="Georgia" w:cs="Georgia" w:eastAsia="Georgia" w:hAnsi="Georgia"/>
+          <w:b/>
+          <w:bCs/>
+          <w:color w:val="14141B"/>
+          <w:sz w:val="20"/>
+          <w:szCs w:val="20"/>
+        </w:rPr>
+        <w:t xml:space="preserve">Cmaj9</w:t>
+      </w:r>
+    </w:p>
+    <w:p>
+      <w:pPr>
+        <w:spacing w:after="60" w:before="180"/>
+      </w:pPr>
+      <w:r>
+        <w:rPr>
+          <w:rFonts w:ascii="Calibri" w:cs="Calibri" w:eastAsia="Calibri" w:hAnsi="Calibri"/>
+          <w:b/>
+          <w:bCs/>
+          <w:color w:val="2A2A36"/>
+          <w:sz w:val="20"/>
+          <w:szCs w:val="20"/>
+        </w:rPr>
+        <w:t xml:space="preserve">2-5-1 en F</w:t>
+      </w:r>
+      <w:r>
+        <w:rPr>
+          <w:rFonts w:ascii="Calibri" w:cs="Calibri" w:eastAsia="Calibri" w:hAnsi="Calibri"/>
+          <w:i/>
+          <w:iCs/>
+          <w:color w:val="D4A857"/>
+          <w:sz w:val="16"/>
+          <w:szCs w:val="16"/>
+        </w:rPr>
+        <w:t xml:space="preserve">    80 BPM</w:t>
+      </w:r>
+    </w:p>
+    <w:p>
+      <w:pPr>
+        <w:pBdr>
+          <w:left w:val="single" w:color="D4A857" w:sz="12" w:space="8"/>
+        </w:pBdr>
+        <w:spacing w:after="120" w:line="320"/>
+        <w:ind w:left="240"/>
+      </w:pPr>
+      <w:r>
+        <w:rPr>
+          <w:rFonts w:ascii="Georgia" w:cs="Georgia" w:eastAsia="Georgia" w:hAnsi="Georgia"/>
+          <w:b/>
+          <w:bCs/>
+          <w:color w:val="14141B"/>
+          <w:sz w:val="20"/>
+          <w:szCs w:val="20"/>
+        </w:rPr>
+        <w:t xml:space="preserve">Gm9</w:t>
+      </w:r>
+      <w:r>
+        <w:rPr>
+          <w:rFonts w:ascii="Calibri" w:cs="Calibri" w:eastAsia="Calibri" w:hAnsi="Calibri"/>
+          <w:color w:val="D4A857"/>
+          <w:sz w:val="18"/>
+          <w:szCs w:val="18"/>
+        </w:rPr>
+        <w:t xml:space="preserve">  →  </w:t>
+      </w:r>
+      <w:r>
+        <w:rPr>
+          <w:rFonts w:ascii="Georgia" w:cs="Georgia" w:eastAsia="Georgia" w:hAnsi="Georgia"/>
+          <w:b/>
+          <w:bCs/>
+          <w:color w:val="14141B"/>
+          <w:sz w:val="20"/>
+          <w:szCs w:val="20"/>
+        </w:rPr>
+        <w:t xml:space="preserve">C13</w:t>
+      </w:r>
+      <w:r>
+        <w:rPr>
+          <w:rFonts w:ascii="Calibri" w:cs="Calibri" w:eastAsia="Calibri" w:hAnsi="Calibri"/>
+          <w:color w:val="D4A857"/>
+          <w:sz w:val="18"/>
+          <w:szCs w:val="18"/>
+        </w:rPr>
+        <w:t xml:space="preserve">  →  </w:t>
+      </w:r>
+      <w:r>
+        <w:rPr>
+          <w:rFonts w:ascii="Georgia" w:cs="Georgia" w:eastAsia="Georgia" w:hAnsi="Georgia"/>
+          <w:b/>
+          <w:bCs/>
+          <w:color w:val="14141B"/>
+          <w:sz w:val="20"/>
+          <w:szCs w:val="20"/>
+        </w:rPr>
+        <w:t xml:space="preserve">Fmaj9</w:t>
+      </w:r>
+    </w:p>
+    <w:p>
+      <w:pPr>
+        <w:spacing w:after="60" w:before="180"/>
+      </w:pPr>
+      <w:r>
+        <w:rPr>
+          <w:rFonts w:ascii="Calibri" w:cs="Calibri" w:eastAsia="Calibri" w:hAnsi="Calibri"/>
+          <w:b/>
+          <w:bCs/>
+          <w:color w:val="2A2A36"/>
+          <w:sz w:val="20"/>
+          <w:szCs w:val="20"/>
+        </w:rPr>
+        <w:t xml:space="preserve">2-5-1 en Bb (tonalité gospel classique)</w:t>
+      </w:r>
+      <w:r>
+        <w:rPr>
+          <w:rFonts w:ascii="Calibri" w:cs="Calibri" w:eastAsia="Calibri" w:hAnsi="Calibri"/>
+          <w:i/>
+          <w:iCs/>
+          <w:color w:val="D4A857"/>
+          <w:sz w:val="16"/>
+          <w:szCs w:val="16"/>
+        </w:rPr>
+        <w:t xml:space="preserve">    80 BPM</w:t>
+      </w:r>
+    </w:p>
+    <w:p>
+      <w:pPr>
+        <w:pBdr>
+          <w:left w:val="single" w:color="D4A857" w:sz="12" w:space="8"/>
+        </w:pBdr>
+        <w:spacing w:after="120" w:line="320"/>
+        <w:ind w:left="240"/>
+      </w:pPr>
+      <w:r>
+        <w:rPr>
+          <w:rFonts w:ascii="Georgia" w:cs="Georgia" w:eastAsia="Georgia" w:hAnsi="Georgia"/>
+          <w:b/>
+          <w:bCs/>
+          <w:color w:val="14141B"/>
+          <w:sz w:val="20"/>
+          <w:szCs w:val="20"/>
+        </w:rPr>
+        <w:t xml:space="preserve">Cm9</w:t>
+      </w:r>
+      <w:r>
+        <w:rPr>
+          <w:rFonts w:ascii="Calibri" w:cs="Calibri" w:eastAsia="Calibri" w:hAnsi="Calibri"/>
+          <w:color w:val="D4A857"/>
+          <w:sz w:val="18"/>
+          <w:szCs w:val="18"/>
+        </w:rPr>
+        <w:t xml:space="preserve">  →  </w:t>
+      </w:r>
+      <w:r>
+        <w:rPr>
+          <w:rFonts w:ascii="Georgia" w:cs="Georgia" w:eastAsia="Georgia" w:hAnsi="Georgia"/>
+          <w:b/>
+          <w:bCs/>
+          <w:color w:val="14141B"/>
+          <w:sz w:val="20"/>
+          <w:szCs w:val="20"/>
+        </w:rPr>
+        <w:t xml:space="preserve">F13</w:t>
+      </w:r>
+      <w:r>
+        <w:rPr>
+          <w:rFonts w:ascii="Calibri" w:cs="Calibri" w:eastAsia="Calibri" w:hAnsi="Calibri"/>
+          <w:color w:val="D4A857"/>
+          <w:sz w:val="18"/>
+          <w:szCs w:val="18"/>
+        </w:rPr>
+        <w:t xml:space="preserve">  →  </w:t>
+      </w:r>
+      <w:r>
+        <w:rPr>
+          <w:rFonts w:ascii="Georgia" w:cs="Georgia" w:eastAsia="Georgia" w:hAnsi="Georgia"/>
+          <w:b/>
+          <w:bCs/>
+          <w:color w:val="14141B"/>
+          <w:sz w:val="20"/>
+          <w:szCs w:val="20"/>
+        </w:rPr>
+        <w:t xml:space="preserve">Bbmaj9</w:t>
+      </w:r>
+    </w:p>
+    <w:p>
+      <w:pPr>
+        <w:spacing w:after="60" w:before="180"/>
+      </w:pPr>
+      <w:r>
+        <w:rPr>
+          <w:rFonts w:ascii="Calibri" w:cs="Calibri" w:eastAsia="Calibri" w:hAnsi="Calibri"/>
+          <w:b/>
+          <w:bCs/>
+          <w:color w:val="2A2A36"/>
+          <w:sz w:val="20"/>
+          <w:szCs w:val="20"/>
+        </w:rPr>
+        <w:t xml:space="preserve">2-5-1 en Eb (tonalité Peter Martin)</w:t>
+      </w:r>
+      <w:r>
+        <w:rPr>
+          <w:rFonts w:ascii="Calibri" w:cs="Calibri" w:eastAsia="Calibri" w:hAnsi="Calibri"/>
+          <w:i/>
+          <w:iCs/>
+          <w:color w:val="D4A857"/>
+          <w:sz w:val="16"/>
+          <w:szCs w:val="16"/>
+        </w:rPr>
+        <w:t xml:space="preserve">    75 BPM</w:t>
+      </w:r>
+    </w:p>
+    <w:p>
+      <w:pPr>
+        <w:pBdr>
+          <w:left w:val="single" w:color="D4A857" w:sz="12" w:space="8"/>
+        </w:pBdr>
+        <w:spacing w:after="120" w:line="320"/>
+        <w:ind w:left="240"/>
+      </w:pPr>
+      <w:r>
+        <w:rPr>
+          <w:rFonts w:ascii="Georgia" w:cs="Georgia" w:eastAsia="Georgia" w:hAnsi="Georgia"/>
+          <w:b/>
+          <w:bCs/>
+          <w:color w:val="14141B"/>
+          <w:sz w:val="20"/>
+          <w:szCs w:val="20"/>
+        </w:rPr>
+        <w:t xml:space="preserve">Fm9</w:t>
+      </w:r>
+      <w:r>
+        <w:rPr>
+          <w:rFonts w:ascii="Calibri" w:cs="Calibri" w:eastAsia="Calibri" w:hAnsi="Calibri"/>
+          <w:color w:val="D4A857"/>
+          <w:sz w:val="18"/>
+          <w:szCs w:val="18"/>
+        </w:rPr>
+        <w:t xml:space="preserve">  →  </w:t>
+      </w:r>
+      <w:r>
+        <w:rPr>
+          <w:rFonts w:ascii="Georgia" w:cs="Georgia" w:eastAsia="Georgia" w:hAnsi="Georgia"/>
+          <w:b/>
+          <w:bCs/>
+          <w:color w:val="14141B"/>
+          <w:sz w:val="20"/>
+          <w:szCs w:val="20"/>
+        </w:rPr>
+        <w:t xml:space="preserve">Bb13</w:t>
+      </w:r>
+      <w:r>
+        <w:rPr>
+          <w:rFonts w:ascii="Calibri" w:cs="Calibri" w:eastAsia="Calibri" w:hAnsi="Calibri"/>
+          <w:color w:val="D4A857"/>
+          <w:sz w:val="18"/>
+          <w:szCs w:val="18"/>
+        </w:rPr>
+        <w:t xml:space="preserve">  →  </w:t>
+      </w:r>
+      <w:r>
+        <w:rPr>
+          <w:rFonts w:ascii="Georgia" w:cs="Georgia" w:eastAsia="Georgia" w:hAnsi="Georgia"/>
+          <w:b/>
+          <w:bCs/>
+          <w:color w:val="14141B"/>
+          <w:sz w:val="20"/>
+          <w:szCs w:val="20"/>
+        </w:rPr>
+        <w:t xml:space="preserve">Ebmaj9</w:t>
+      </w:r>
+    </w:p>
+    <w:p>
+      <w:pPr>
+        <w:spacing w:after="60" w:before="180"/>
+      </w:pPr>
+      <w:r>
+        <w:rPr>
+          <w:rFonts w:ascii="Calibri" w:cs="Calibri" w:eastAsia="Calibri" w:hAnsi="Calibri"/>
+          <w:b/>
+          <w:bCs/>
+          <w:color w:val="2A2A36"/>
+          <w:sz w:val="20"/>
+          <w:szCs w:val="20"/>
+        </w:rPr>
+        <w:t xml:space="preserve">2-5-1 en Ab (worship gospel)</w:t>
+      </w:r>
+      <w:r>
+        <w:rPr>
+          <w:rFonts w:ascii="Calibri" w:cs="Calibri" w:eastAsia="Calibri" w:hAnsi="Calibri"/>
+          <w:i/>
+          <w:iCs/>
+          <w:color w:val="D4A857"/>
+          <w:sz w:val="16"/>
+          <w:szCs w:val="16"/>
+        </w:rPr>
+        <w:t xml:space="preserve">    80 BPM</w:t>
+      </w:r>
+    </w:p>
+    <w:p>
+      <w:pPr>
+        <w:pBdr>
+          <w:left w:val="single" w:color="D4A857" w:sz="12" w:space="8"/>
+        </w:pBdr>
+        <w:spacing w:after="120" w:line="320"/>
+        <w:ind w:left="240"/>
+      </w:pPr>
+      <w:r>
+        <w:rPr>
+          <w:rFonts w:ascii="Georgia" w:cs="Georgia" w:eastAsia="Georgia" w:hAnsi="Georgia"/>
+          <w:b/>
+          <w:bCs/>
+          <w:color w:val="14141B"/>
+          <w:sz w:val="20"/>
+          <w:szCs w:val="20"/>
+        </w:rPr>
+        <w:t xml:space="preserve">Bbm9</w:t>
+      </w:r>
+      <w:r>
+        <w:rPr>
+          <w:rFonts w:ascii="Calibri" w:cs="Calibri" w:eastAsia="Calibri" w:hAnsi="Calibri"/>
+          <w:color w:val="D4A857"/>
+          <w:sz w:val="18"/>
+          <w:szCs w:val="18"/>
+        </w:rPr>
+        <w:t xml:space="preserve">  →  </w:t>
+      </w:r>
+      <w:r>
+        <w:rPr>
+          <w:rFonts w:ascii="Georgia" w:cs="Georgia" w:eastAsia="Georgia" w:hAnsi="Georgia"/>
+          <w:b/>
+          <w:bCs/>
+          <w:color w:val="14141B"/>
+          <w:sz w:val="20"/>
+          <w:szCs w:val="20"/>
+        </w:rPr>
+        <w:t xml:space="preserve">Eb13</w:t>
+      </w:r>
+      <w:r>
+        <w:rPr>
+          <w:rFonts w:ascii="Calibri" w:cs="Calibri" w:eastAsia="Calibri" w:hAnsi="Calibri"/>
+          <w:color w:val="D4A857"/>
+          <w:sz w:val="18"/>
+          <w:szCs w:val="18"/>
+        </w:rPr>
+        <w:t xml:space="preserve">  →  </w:t>
+      </w:r>
+      <w:r>
+        <w:rPr>
+          <w:rFonts w:ascii="Georgia" w:cs="Georgia" w:eastAsia="Georgia" w:hAnsi="Georgia"/>
+          <w:b/>
+          <w:bCs/>
+          <w:color w:val="14141B"/>
+          <w:sz w:val="20"/>
+          <w:szCs w:val="20"/>
+        </w:rPr>
+        <w:t xml:space="preserve">Abmaj9</w:t>
+      </w:r>
+    </w:p>
+    <w:p>
+      <w:pPr>
+        <w:spacing w:after="60" w:before="180"/>
+      </w:pPr>
+      <w:r>
+        <w:rPr>
+          <w:rFonts w:ascii="Calibri" w:cs="Calibri" w:eastAsia="Calibri" w:hAnsi="Calibri"/>
+          <w:b/>
+          <w:bCs/>
+          <w:color w:val="2A2A36"/>
+          <w:sz w:val="20"/>
+          <w:szCs w:val="20"/>
+        </w:rPr>
+        <w:t xml:space="preserve">2-5-1 mineur en A (résout sur Am)</w:t>
+      </w:r>
+      <w:r>
+        <w:rPr>
+          <w:rFonts w:ascii="Calibri" w:cs="Calibri" w:eastAsia="Calibri" w:hAnsi="Calibri"/>
+          <w:i/>
+          <w:iCs/>
+          <w:color w:val="D4A857"/>
+          <w:sz w:val="16"/>
+          <w:szCs w:val="16"/>
+        </w:rPr>
+        <w:t xml:space="preserve">    70 BPM</w:t>
+      </w:r>
+    </w:p>
+    <w:p>
+      <w:pPr>
+        <w:pBdr>
+          <w:left w:val="single" w:color="D4A857" w:sz="12" w:space="8"/>
+        </w:pBdr>
+        <w:spacing w:after="120" w:line="320"/>
+        <w:ind w:left="240"/>
+      </w:pPr>
+      <w:r>
+        <w:rPr>
+          <w:rFonts w:ascii="Georgia" w:cs="Georgia" w:eastAsia="Georgia" w:hAnsi="Georgia"/>
+          <w:b/>
+          <w:bCs/>
+          <w:color w:val="14141B"/>
+          <w:sz w:val="20"/>
+          <w:szCs w:val="20"/>
+        </w:rPr>
+        <w:t xml:space="preserve">Bm7b5</w:t>
+      </w:r>
+      <w:r>
+        <w:rPr>
+          <w:rFonts w:ascii="Calibri" w:cs="Calibri" w:eastAsia="Calibri" w:hAnsi="Calibri"/>
+          <w:color w:val="D4A857"/>
+          <w:sz w:val="18"/>
+          <w:szCs w:val="18"/>
+        </w:rPr>
+        <w:t xml:space="preserve">  →  </w:t>
+      </w:r>
+      <w:r>
+        <w:rPr>
+          <w:rFonts w:ascii="Georgia" w:cs="Georgia" w:eastAsia="Georgia" w:hAnsi="Georgia"/>
+          <w:b/>
+          <w:bCs/>
+          <w:color w:val="14141B"/>
+          <w:sz w:val="20"/>
+          <w:szCs w:val="20"/>
+        </w:rPr>
+        <w:t xml:space="preserve">E7b9</w:t>
+      </w:r>
+      <w:r>
+        <w:rPr>
+          <w:rFonts w:ascii="Calibri" w:cs="Calibri" w:eastAsia="Calibri" w:hAnsi="Calibri"/>
+          <w:color w:val="D4A857"/>
+          <w:sz w:val="18"/>
+          <w:szCs w:val="18"/>
+        </w:rPr>
+        <w:t xml:space="preserve">  →  </w:t>
+      </w:r>
+      <w:r>
+        <w:rPr>
+          <w:rFonts w:ascii="Georgia" w:cs="Georgia" w:eastAsia="Georgia" w:hAnsi="Georgia"/>
+          <w:b/>
+          <w:bCs/>
+          <w:color w:val="14141B"/>
+          <w:sz w:val="20"/>
+          <w:szCs w:val="20"/>
+        </w:rPr>
+        <w:t xml:space="preserve">Am9</w:t>
+      </w:r>
+    </w:p>
+    <w:p>
+      <w:pPr>
+        <w:spacing w:after="240"/>
+      </w:pPr>
+      <w:r>
+        <w:t xml:space="preserve"/>
+      </w:r>
+    </w:p>
+    <w:p>
+      <w:pPr>
         <w:spacing w:after="80" w:before="240"/>
       </w:pPr>
       <w:r>
@@ -18170,7 +18871,7 @@
         <w:pBdr>
           <w:left w:val="single" w:color="5FA874" w:sz="12" w:space="8"/>
         </w:pBdr>
-        <w:spacing w:after="480" w:line="320"/>
+        <w:spacing w:after="240" w:line="320"/>
         <w:ind w:left="240"/>
       </w:pPr>
       <w:r>
@@ -18183,6 +18884,83 @@
           <w:szCs w:val="22"/>
         </w:rPr>
         <w:t xml:space="preserve">Le 2-5-1 = la formule magique. À maîtriser dans les 12 tonalités.</w:t>
+      </w:r>
+    </w:p>
+    <w:p>
+      <w:pPr>
+        <w:spacing w:after="80" w:before="240"/>
+      </w:pPr>
+      <w:r>
+        <w:rPr>
+          <w:rFonts w:ascii="Calibri" w:cs="Calibri" w:eastAsia="Calibri" w:hAnsi="Calibri"/>
+          <w:b/>
+          <w:bCs/>
+          <w:color w:val="C44569"/>
+          <w:spacing w:val="80"/>
+          <w:sz w:val="14"/>
+          <w:szCs w:val="14"/>
+        </w:rPr>
+        <w:t xml:space="preserve">À ÉCOUTER / REGARDER</w:t>
+      </w:r>
+    </w:p>
+    <w:p>
+      <w:pPr>
+        <w:spacing w:after="60"/>
+        <w:ind w:left="240"/>
+      </w:pPr>
+      <w:r>
+        <w:rPr>
+          <w:rFonts w:ascii="Calibri" w:cs="Calibri" w:eastAsia="Calibri" w:hAnsi="Calibri"/>
+          <w:color w:val="C44569"/>
+          <w:sz w:val="20"/>
+          <w:szCs w:val="20"/>
+        </w:rPr>
+        <w:t xml:space="preserve">▶ </w:t>
+      </w:r>
+      <w:r>
+        <w:rPr>
+          <w:rFonts w:ascii="Calibri" w:cs="Calibri" w:eastAsia="Calibri" w:hAnsi="Calibri"/>
+          <w:b/>
+          <w:bCs/>
+          <w:color w:val="2A2A36"/>
+          <w:sz w:val="20"/>
+          <w:szCs w:val="20"/>
+        </w:rPr>
+        <w:t xml:space="preserve">Le 2-5-1 en gospel</w:t>
+      </w:r>
+      <w:r>
+        <w:rPr>
+          <w:rFonts w:ascii="Calibri" w:cs="Calibri" w:eastAsia="Calibri" w:hAnsi="Calibri"/>
+          <w:i/>
+          <w:iCs/>
+          <w:color w:val="8A8472"/>
+          <w:sz w:val="18"/>
+          <w:szCs w:val="18"/>
+        </w:rPr>
+        <w:t xml:space="preserve"> — Various</w:t>
+      </w:r>
+    </w:p>
+    <w:p>
+      <w:pPr>
+        <w:spacing w:after="120"/>
+        <w:ind w:left="360"/>
+      </w:pPr>
+      <w:r>
+        <w:rPr>
+          <w:rFonts w:ascii="Consolas" w:cs="Consolas" w:eastAsia="Consolas" w:hAnsi="Consolas"/>
+          <w:color w:val="5A7AA0"/>
+          <w:sz w:val="14"/>
+          <w:szCs w:val="14"/>
+        </w:rPr>
+        <w:t xml:space="preserve">https://www.youtube.com/results?search_query=2+5+1+gospel+piano</w:t>
+      </w:r>
+    </w:p>
+    <w:p>
+      <w:pPr>
+        <w:spacing w:after="240"/>
+      </w:pPr>
+      <w:r>
+        <w:t xml:space="preserve"/>
       </w:r>
     </w:p>
     <w:p>
@@ -18772,6 +19550,566 @@
     </w:p>
     <w:p>
       <w:pPr>
+        <w:spacing w:after="120" w:before="240"/>
+      </w:pPr>
+      <w:r>
+        <w:rPr>
+          <w:rFonts w:ascii="Calibri" w:cs="Calibri" w:eastAsia="Calibri" w:hAnsi="Calibri"/>
+          <w:b/>
+          <w:bCs/>
+          <w:color w:val="D4A857"/>
+          <w:spacing w:val="80"/>
+          <w:sz w:val="14"/>
+          <w:szCs w:val="14"/>
+        </w:rPr>
+        <w:t xml:space="preserve">JOUE-LES AU TEMPO</w:t>
+      </w:r>
+    </w:p>
+    <w:p>
+      <w:pPr>
+        <w:spacing w:after="60" w:before="180"/>
+      </w:pPr>
+      <w:r>
+        <w:rPr>
+          <w:rFonts w:ascii="Calibri" w:cs="Calibri" w:eastAsia="Calibri" w:hAnsi="Calibri"/>
+          <w:b/>
+          <w:bCs/>
+          <w:color w:val="2A2A36"/>
+          <w:sz w:val="20"/>
+          <w:szCs w:val="20"/>
+        </w:rPr>
+        <w:t xml:space="preserve">1-6-2-5 turnaround en C (boucle)</w:t>
+      </w:r>
+      <w:r>
+        <w:rPr>
+          <w:rFonts w:ascii="Calibri" w:cs="Calibri" w:eastAsia="Calibri" w:hAnsi="Calibri"/>
+          <w:i/>
+          <w:iCs/>
+          <w:color w:val="D4A857"/>
+          <w:sz w:val="16"/>
+          <w:szCs w:val="16"/>
+        </w:rPr>
+        <w:t xml:space="preserve">    80 BPM</w:t>
+      </w:r>
+    </w:p>
+    <w:p>
+      <w:pPr>
+        <w:pBdr>
+          <w:left w:val="single" w:color="D4A857" w:sz="12" w:space="8"/>
+        </w:pBdr>
+        <w:spacing w:after="120" w:line="320"/>
+        <w:ind w:left="240"/>
+      </w:pPr>
+      <w:r>
+        <w:rPr>
+          <w:rFonts w:ascii="Georgia" w:cs="Georgia" w:eastAsia="Georgia" w:hAnsi="Georgia"/>
+          <w:b/>
+          <w:bCs/>
+          <w:color w:val="14141B"/>
+          <w:sz w:val="20"/>
+          <w:szCs w:val="20"/>
+        </w:rPr>
+        <w:t xml:space="preserve">Cmaj9</w:t>
+      </w:r>
+      <w:r>
+        <w:rPr>
+          <w:rFonts w:ascii="Calibri" w:cs="Calibri" w:eastAsia="Calibri" w:hAnsi="Calibri"/>
+          <w:color w:val="D4A857"/>
+          <w:sz w:val="18"/>
+          <w:szCs w:val="18"/>
+        </w:rPr>
+        <w:t xml:space="preserve">  →  </w:t>
+      </w:r>
+      <w:r>
+        <w:rPr>
+          <w:rFonts w:ascii="Georgia" w:cs="Georgia" w:eastAsia="Georgia" w:hAnsi="Georgia"/>
+          <w:b/>
+          <w:bCs/>
+          <w:color w:val="14141B"/>
+          <w:sz w:val="20"/>
+          <w:szCs w:val="20"/>
+        </w:rPr>
+        <w:t xml:space="preserve">Am9</w:t>
+      </w:r>
+      <w:r>
+        <w:rPr>
+          <w:rFonts w:ascii="Calibri" w:cs="Calibri" w:eastAsia="Calibri" w:hAnsi="Calibri"/>
+          <w:color w:val="D4A857"/>
+          <w:sz w:val="18"/>
+          <w:szCs w:val="18"/>
+        </w:rPr>
+        <w:t xml:space="preserve">  →  </w:t>
+      </w:r>
+      <w:r>
+        <w:rPr>
+          <w:rFonts w:ascii="Georgia" w:cs="Georgia" w:eastAsia="Georgia" w:hAnsi="Georgia"/>
+          <w:b/>
+          <w:bCs/>
+          <w:color w:val="14141B"/>
+          <w:sz w:val="20"/>
+          <w:szCs w:val="20"/>
+        </w:rPr>
+        <w:t xml:space="preserve">Dm9</w:t>
+      </w:r>
+      <w:r>
+        <w:rPr>
+          <w:rFonts w:ascii="Calibri" w:cs="Calibri" w:eastAsia="Calibri" w:hAnsi="Calibri"/>
+          <w:color w:val="D4A857"/>
+          <w:sz w:val="18"/>
+          <w:szCs w:val="18"/>
+        </w:rPr>
+        <w:t xml:space="preserve">  →  </w:t>
+      </w:r>
+      <w:r>
+        <w:rPr>
+          <w:rFonts w:ascii="Georgia" w:cs="Georgia" w:eastAsia="Georgia" w:hAnsi="Georgia"/>
+          <w:b/>
+          <w:bCs/>
+          <w:color w:val="14141B"/>
+          <w:sz w:val="20"/>
+          <w:szCs w:val="20"/>
+        </w:rPr>
+        <w:t xml:space="preserve">G13</w:t>
+      </w:r>
+    </w:p>
+    <w:p>
+      <w:pPr>
+        <w:spacing w:after="60" w:before="180"/>
+      </w:pPr>
+      <w:r>
+        <w:rPr>
+          <w:rFonts w:ascii="Calibri" w:cs="Calibri" w:eastAsia="Calibri" w:hAnsi="Calibri"/>
+          <w:b/>
+          <w:bCs/>
+          <w:color w:val="2A2A36"/>
+          <w:sz w:val="20"/>
+          <w:szCs w:val="20"/>
+        </w:rPr>
+        <w:t xml:space="preserve">Variation avec A7b9 (dominante secondaire)</w:t>
+      </w:r>
+      <w:r>
+        <w:rPr>
+          <w:rFonts w:ascii="Calibri" w:cs="Calibri" w:eastAsia="Calibri" w:hAnsi="Calibri"/>
+          <w:i/>
+          <w:iCs/>
+          <w:color w:val="D4A857"/>
+          <w:sz w:val="16"/>
+          <w:szCs w:val="16"/>
+        </w:rPr>
+        <w:t xml:space="preserve">    75 BPM</w:t>
+      </w:r>
+    </w:p>
+    <w:p>
+      <w:pPr>
+        <w:pBdr>
+          <w:left w:val="single" w:color="D4A857" w:sz="12" w:space="8"/>
+        </w:pBdr>
+        <w:spacing w:after="120" w:line="320"/>
+        <w:ind w:left="240"/>
+      </w:pPr>
+      <w:r>
+        <w:rPr>
+          <w:rFonts w:ascii="Georgia" w:cs="Georgia" w:eastAsia="Georgia" w:hAnsi="Georgia"/>
+          <w:b/>
+          <w:bCs/>
+          <w:color w:val="14141B"/>
+          <w:sz w:val="20"/>
+          <w:szCs w:val="20"/>
+        </w:rPr>
+        <w:t xml:space="preserve">Cmaj9</w:t>
+      </w:r>
+      <w:r>
+        <w:rPr>
+          <w:rFonts w:ascii="Calibri" w:cs="Calibri" w:eastAsia="Calibri" w:hAnsi="Calibri"/>
+          <w:color w:val="D4A857"/>
+          <w:sz w:val="18"/>
+          <w:szCs w:val="18"/>
+        </w:rPr>
+        <w:t xml:space="preserve">  →  </w:t>
+      </w:r>
+      <w:r>
+        <w:rPr>
+          <w:rFonts w:ascii="Georgia" w:cs="Georgia" w:eastAsia="Georgia" w:hAnsi="Georgia"/>
+          <w:b/>
+          <w:bCs/>
+          <w:color w:val="14141B"/>
+          <w:sz w:val="20"/>
+          <w:szCs w:val="20"/>
+        </w:rPr>
+        <w:t xml:space="preserve">A7b9</w:t>
+      </w:r>
+      <w:r>
+        <w:rPr>
+          <w:rFonts w:ascii="Calibri" w:cs="Calibri" w:eastAsia="Calibri" w:hAnsi="Calibri"/>
+          <w:color w:val="D4A857"/>
+          <w:sz w:val="18"/>
+          <w:szCs w:val="18"/>
+        </w:rPr>
+        <w:t xml:space="preserve">  →  </w:t>
+      </w:r>
+      <w:r>
+        <w:rPr>
+          <w:rFonts w:ascii="Georgia" w:cs="Georgia" w:eastAsia="Georgia" w:hAnsi="Georgia"/>
+          <w:b/>
+          <w:bCs/>
+          <w:color w:val="14141B"/>
+          <w:sz w:val="20"/>
+          <w:szCs w:val="20"/>
+        </w:rPr>
+        <w:t xml:space="preserve">Dm9</w:t>
+      </w:r>
+      <w:r>
+        <w:rPr>
+          <w:rFonts w:ascii="Calibri" w:cs="Calibri" w:eastAsia="Calibri" w:hAnsi="Calibri"/>
+          <w:color w:val="D4A857"/>
+          <w:sz w:val="18"/>
+          <w:szCs w:val="18"/>
+        </w:rPr>
+        <w:t xml:space="preserve">  →  </w:t>
+      </w:r>
+      <w:r>
+        <w:rPr>
+          <w:rFonts w:ascii="Georgia" w:cs="Georgia" w:eastAsia="Georgia" w:hAnsi="Georgia"/>
+          <w:b/>
+          <w:bCs/>
+          <w:color w:val="14141B"/>
+          <w:sz w:val="20"/>
+          <w:szCs w:val="20"/>
+        </w:rPr>
+        <w:t xml:space="preserve">G13</w:t>
+      </w:r>
+    </w:p>
+    <w:p>
+      <w:pPr>
+        <w:spacing w:after="60" w:before="180"/>
+      </w:pPr>
+      <w:r>
+        <w:rPr>
+          <w:rFonts w:ascii="Calibri" w:cs="Calibri" w:eastAsia="Calibri" w:hAnsi="Calibri"/>
+          <w:b/>
+          <w:bCs/>
+          <w:color w:val="2A2A36"/>
+          <w:sz w:val="20"/>
+          <w:szCs w:val="20"/>
+        </w:rPr>
+        <w:t xml:space="preserve">1-6-2-5 en F (jazz-gospel)</w:t>
+      </w:r>
+      <w:r>
+        <w:rPr>
+          <w:rFonts w:ascii="Calibri" w:cs="Calibri" w:eastAsia="Calibri" w:hAnsi="Calibri"/>
+          <w:i/>
+          <w:iCs/>
+          <w:color w:val="D4A857"/>
+          <w:sz w:val="16"/>
+          <w:szCs w:val="16"/>
+        </w:rPr>
+        <w:t xml:space="preserve">    85 BPM</w:t>
+      </w:r>
+    </w:p>
+    <w:p>
+      <w:pPr>
+        <w:pBdr>
+          <w:left w:val="single" w:color="D4A857" w:sz="12" w:space="8"/>
+        </w:pBdr>
+        <w:spacing w:after="120" w:line="320"/>
+        <w:ind w:left="240"/>
+      </w:pPr>
+      <w:r>
+        <w:rPr>
+          <w:rFonts w:ascii="Georgia" w:cs="Georgia" w:eastAsia="Georgia" w:hAnsi="Georgia"/>
+          <w:b/>
+          <w:bCs/>
+          <w:color w:val="14141B"/>
+          <w:sz w:val="20"/>
+          <w:szCs w:val="20"/>
+        </w:rPr>
+        <w:t xml:space="preserve">Fmaj9</w:t>
+      </w:r>
+      <w:r>
+        <w:rPr>
+          <w:rFonts w:ascii="Calibri" w:cs="Calibri" w:eastAsia="Calibri" w:hAnsi="Calibri"/>
+          <w:color w:val="D4A857"/>
+          <w:sz w:val="18"/>
+          <w:szCs w:val="18"/>
+        </w:rPr>
+        <w:t xml:space="preserve">  →  </w:t>
+      </w:r>
+      <w:r>
+        <w:rPr>
+          <w:rFonts w:ascii="Georgia" w:cs="Georgia" w:eastAsia="Georgia" w:hAnsi="Georgia"/>
+          <w:b/>
+          <w:bCs/>
+          <w:color w:val="14141B"/>
+          <w:sz w:val="20"/>
+          <w:szCs w:val="20"/>
+        </w:rPr>
+        <w:t xml:space="preserve">Dm9</w:t>
+      </w:r>
+      <w:r>
+        <w:rPr>
+          <w:rFonts w:ascii="Calibri" w:cs="Calibri" w:eastAsia="Calibri" w:hAnsi="Calibri"/>
+          <w:color w:val="D4A857"/>
+          <w:sz w:val="18"/>
+          <w:szCs w:val="18"/>
+        </w:rPr>
+        <w:t xml:space="preserve">  →  </w:t>
+      </w:r>
+      <w:r>
+        <w:rPr>
+          <w:rFonts w:ascii="Georgia" w:cs="Georgia" w:eastAsia="Georgia" w:hAnsi="Georgia"/>
+          <w:b/>
+          <w:bCs/>
+          <w:color w:val="14141B"/>
+          <w:sz w:val="20"/>
+          <w:szCs w:val="20"/>
+        </w:rPr>
+        <w:t xml:space="preserve">Gm9</w:t>
+      </w:r>
+      <w:r>
+        <w:rPr>
+          <w:rFonts w:ascii="Calibri" w:cs="Calibri" w:eastAsia="Calibri" w:hAnsi="Calibri"/>
+          <w:color w:val="D4A857"/>
+          <w:sz w:val="18"/>
+          <w:szCs w:val="18"/>
+        </w:rPr>
+        <w:t xml:space="preserve">  →  </w:t>
+      </w:r>
+      <w:r>
+        <w:rPr>
+          <w:rFonts w:ascii="Georgia" w:cs="Georgia" w:eastAsia="Georgia" w:hAnsi="Georgia"/>
+          <w:b/>
+          <w:bCs/>
+          <w:color w:val="14141B"/>
+          <w:sz w:val="20"/>
+          <w:szCs w:val="20"/>
+        </w:rPr>
+        <w:t xml:space="preserve">C13</w:t>
+      </w:r>
+    </w:p>
+    <w:p>
+      <w:pPr>
+        <w:spacing w:after="60" w:before="180"/>
+      </w:pPr>
+      <w:r>
+        <w:rPr>
+          <w:rFonts w:ascii="Calibri" w:cs="Calibri" w:eastAsia="Calibri" w:hAnsi="Calibri"/>
+          <w:b/>
+          <w:bCs/>
+          <w:color w:val="2A2A36"/>
+          <w:sz w:val="20"/>
+          <w:szCs w:val="20"/>
+        </w:rPr>
+        <w:t xml:space="preserve">3-6-2-5 (extension classique)</w:t>
+      </w:r>
+      <w:r>
+        <w:rPr>
+          <w:rFonts w:ascii="Calibri" w:cs="Calibri" w:eastAsia="Calibri" w:hAnsi="Calibri"/>
+          <w:i/>
+          <w:iCs/>
+          <w:color w:val="D4A857"/>
+          <w:sz w:val="16"/>
+          <w:szCs w:val="16"/>
+        </w:rPr>
+        <w:t xml:space="preserve">    80 BPM</w:t>
+      </w:r>
+    </w:p>
+    <w:p>
+      <w:pPr>
+        <w:pBdr>
+          <w:left w:val="single" w:color="D4A857" w:sz="12" w:space="8"/>
+        </w:pBdr>
+        <w:spacing w:after="120" w:line="320"/>
+        <w:ind w:left="240"/>
+      </w:pPr>
+      <w:r>
+        <w:rPr>
+          <w:rFonts w:ascii="Georgia" w:cs="Georgia" w:eastAsia="Georgia" w:hAnsi="Georgia"/>
+          <w:b/>
+          <w:bCs/>
+          <w:color w:val="14141B"/>
+          <w:sz w:val="20"/>
+          <w:szCs w:val="20"/>
+        </w:rPr>
+        <w:t xml:space="preserve">Em9</w:t>
+      </w:r>
+      <w:r>
+        <w:rPr>
+          <w:rFonts w:ascii="Calibri" w:cs="Calibri" w:eastAsia="Calibri" w:hAnsi="Calibri"/>
+          <w:color w:val="D4A857"/>
+          <w:sz w:val="18"/>
+          <w:szCs w:val="18"/>
+        </w:rPr>
+        <w:t xml:space="preserve">  →  </w:t>
+      </w:r>
+      <w:r>
+        <w:rPr>
+          <w:rFonts w:ascii="Georgia" w:cs="Georgia" w:eastAsia="Georgia" w:hAnsi="Georgia"/>
+          <w:b/>
+          <w:bCs/>
+          <w:color w:val="14141B"/>
+          <w:sz w:val="20"/>
+          <w:szCs w:val="20"/>
+        </w:rPr>
+        <w:t xml:space="preserve">Am9</w:t>
+      </w:r>
+      <w:r>
+        <w:rPr>
+          <w:rFonts w:ascii="Calibri" w:cs="Calibri" w:eastAsia="Calibri" w:hAnsi="Calibri"/>
+          <w:color w:val="D4A857"/>
+          <w:sz w:val="18"/>
+          <w:szCs w:val="18"/>
+        </w:rPr>
+        <w:t xml:space="preserve">  →  </w:t>
+      </w:r>
+      <w:r>
+        <w:rPr>
+          <w:rFonts w:ascii="Georgia" w:cs="Georgia" w:eastAsia="Georgia" w:hAnsi="Georgia"/>
+          <w:b/>
+          <w:bCs/>
+          <w:color w:val="14141B"/>
+          <w:sz w:val="20"/>
+          <w:szCs w:val="20"/>
+        </w:rPr>
+        <w:t xml:space="preserve">Dm9</w:t>
+      </w:r>
+      <w:r>
+        <w:rPr>
+          <w:rFonts w:ascii="Calibri" w:cs="Calibri" w:eastAsia="Calibri" w:hAnsi="Calibri"/>
+          <w:color w:val="D4A857"/>
+          <w:sz w:val="18"/>
+          <w:szCs w:val="18"/>
+        </w:rPr>
+        <w:t xml:space="preserve">  →  </w:t>
+      </w:r>
+      <w:r>
+        <w:rPr>
+          <w:rFonts w:ascii="Georgia" w:cs="Georgia" w:eastAsia="Georgia" w:hAnsi="Georgia"/>
+          <w:b/>
+          <w:bCs/>
+          <w:color w:val="14141B"/>
+          <w:sz w:val="20"/>
+          <w:szCs w:val="20"/>
+        </w:rPr>
+        <w:t xml:space="preserve">G13</w:t>
+      </w:r>
+    </w:p>
+    <w:p>
+      <w:pPr>
+        <w:spacing w:after="60" w:before="180"/>
+      </w:pPr>
+      <w:r>
+        <w:rPr>
+          <w:rFonts w:ascii="Calibri" w:cs="Calibri" w:eastAsia="Calibri" w:hAnsi="Calibri"/>
+          <w:b/>
+          <w:bCs/>
+          <w:color w:val="2A2A36"/>
+          <w:sz w:val="20"/>
+          <w:szCs w:val="20"/>
+        </w:rPr>
+        <w:t xml:space="preserve">6-2-5-1 (fin 'infinite jazz')</w:t>
+      </w:r>
+      <w:r>
+        <w:rPr>
+          <w:rFonts w:ascii="Calibri" w:cs="Calibri" w:eastAsia="Calibri" w:hAnsi="Calibri"/>
+          <w:i/>
+          <w:iCs/>
+          <w:color w:val="D4A857"/>
+          <w:sz w:val="16"/>
+          <w:szCs w:val="16"/>
+        </w:rPr>
+        <w:t xml:space="preserve">    75 BPM</w:t>
+      </w:r>
+    </w:p>
+    <w:p>
+      <w:pPr>
+        <w:pBdr>
+          <w:left w:val="single" w:color="D4A857" w:sz="12" w:space="8"/>
+        </w:pBdr>
+        <w:spacing w:after="120" w:line="320"/>
+        <w:ind w:left="240"/>
+      </w:pPr>
+      <w:r>
+        <w:rPr>
+          <w:rFonts w:ascii="Georgia" w:cs="Georgia" w:eastAsia="Georgia" w:hAnsi="Georgia"/>
+          <w:b/>
+          <w:bCs/>
+          <w:color w:val="14141B"/>
+          <w:sz w:val="20"/>
+          <w:szCs w:val="20"/>
+        </w:rPr>
+        <w:t xml:space="preserve">Am9</w:t>
+      </w:r>
+      <w:r>
+        <w:rPr>
+          <w:rFonts w:ascii="Calibri" w:cs="Calibri" w:eastAsia="Calibri" w:hAnsi="Calibri"/>
+          <w:color w:val="D4A857"/>
+          <w:sz w:val="18"/>
+          <w:szCs w:val="18"/>
+        </w:rPr>
+        <w:t xml:space="preserve">  →  </w:t>
+      </w:r>
+      <w:r>
+        <w:rPr>
+          <w:rFonts w:ascii="Georgia" w:cs="Georgia" w:eastAsia="Georgia" w:hAnsi="Georgia"/>
+          <w:b/>
+          <w:bCs/>
+          <w:color w:val="14141B"/>
+          <w:sz w:val="20"/>
+          <w:szCs w:val="20"/>
+        </w:rPr>
+        <w:t xml:space="preserve">Dm9</w:t>
+      </w:r>
+      <w:r>
+        <w:rPr>
+          <w:rFonts w:ascii="Calibri" w:cs="Calibri" w:eastAsia="Calibri" w:hAnsi="Calibri"/>
+          <w:color w:val="D4A857"/>
+          <w:sz w:val="18"/>
+          <w:szCs w:val="18"/>
+        </w:rPr>
+        <w:t xml:space="preserve">  →  </w:t>
+      </w:r>
+      <w:r>
+        <w:rPr>
+          <w:rFonts w:ascii="Georgia" w:cs="Georgia" w:eastAsia="Georgia" w:hAnsi="Georgia"/>
+          <w:b/>
+          <w:bCs/>
+          <w:color w:val="14141B"/>
+          <w:sz w:val="20"/>
+          <w:szCs w:val="20"/>
+        </w:rPr>
+        <w:t xml:space="preserve">G13</w:t>
+      </w:r>
+      <w:r>
+        <w:rPr>
+          <w:rFonts w:ascii="Calibri" w:cs="Calibri" w:eastAsia="Calibri" w:hAnsi="Calibri"/>
+          <w:color w:val="D4A857"/>
+          <w:sz w:val="18"/>
+          <w:szCs w:val="18"/>
+        </w:rPr>
+        <w:t xml:space="preserve">  →  </w:t>
+      </w:r>
+      <w:r>
+        <w:rPr>
+          <w:rFonts w:ascii="Georgia" w:cs="Georgia" w:eastAsia="Georgia" w:hAnsi="Georgia"/>
+          <w:b/>
+          <w:bCs/>
+          <w:color w:val="14141B"/>
+          <w:sz w:val="20"/>
+          <w:szCs w:val="20"/>
+        </w:rPr>
+        <w:t xml:space="preserve">Cmaj9</w:t>
+      </w:r>
+    </w:p>
+    <w:p>
+      <w:pPr>
+        <w:spacing w:after="240"/>
+      </w:pPr>
+      <w:r>
+        <w:t xml:space="preserve"/>
+      </w:r>
+    </w:p>
+    <w:p>
+      <w:pPr>
         <w:spacing w:after="80" w:before="240"/>
       </w:pPr>
       <w:r>
@@ -18822,7 +20160,7 @@
         <w:pBdr>
           <w:left w:val="single" w:color="5FA874" w:sz="12" w:space="8"/>
         </w:pBdr>
-        <w:spacing w:after="480" w:line="320"/>
+        <w:spacing w:after="240" w:line="320"/>
         <w:ind w:left="240"/>
       </w:pPr>
       <w:r>
@@ -19448,6 +20786,439 @@
     </w:p>
     <w:p>
       <w:pPr>
+        <w:spacing w:after="120" w:before="240"/>
+      </w:pPr>
+      <w:r>
+        <w:rPr>
+          <w:rFonts w:ascii="Calibri" w:cs="Calibri" w:eastAsia="Calibri" w:hAnsi="Calibri"/>
+          <w:b/>
+          <w:bCs/>
+          <w:color w:val="D4A857"/>
+          <w:spacing w:val="80"/>
+          <w:sz w:val="14"/>
+          <w:szCs w:val="14"/>
+        </w:rPr>
+        <w:t xml:space="preserve">JOUE-LES AU TEMPO</w:t>
+      </w:r>
+    </w:p>
+    <w:p>
+      <w:pPr>
+        <w:spacing w:after="60" w:before="180"/>
+      </w:pPr>
+      <w:r>
+        <w:rPr>
+          <w:rFonts w:ascii="Calibri" w:cs="Calibri" w:eastAsia="Calibri" w:hAnsi="Calibri"/>
+          <w:b/>
+          <w:bCs/>
+          <w:color w:val="2A2A36"/>
+          <w:sz w:val="20"/>
+          <w:szCs w:val="20"/>
+        </w:rPr>
+        <w:t xml:space="preserve">1-4-5 gospel traditionnel en C</w:t>
+      </w:r>
+      <w:r>
+        <w:rPr>
+          <w:rFonts w:ascii="Calibri" w:cs="Calibri" w:eastAsia="Calibri" w:hAnsi="Calibri"/>
+          <w:i/>
+          <w:iCs/>
+          <w:color w:val="D4A857"/>
+          <w:sz w:val="16"/>
+          <w:szCs w:val="16"/>
+        </w:rPr>
+        <w:t xml:space="preserve">    85 BPM</w:t>
+      </w:r>
+    </w:p>
+    <w:p>
+      <w:pPr>
+        <w:pBdr>
+          <w:left w:val="single" w:color="D4A857" w:sz="12" w:space="8"/>
+        </w:pBdr>
+        <w:spacing w:after="120" w:line="320"/>
+        <w:ind w:left="240"/>
+      </w:pPr>
+      <w:r>
+        <w:rPr>
+          <w:rFonts w:ascii="Georgia" w:cs="Georgia" w:eastAsia="Georgia" w:hAnsi="Georgia"/>
+          <w:b/>
+          <w:bCs/>
+          <w:color w:val="14141B"/>
+          <w:sz w:val="20"/>
+          <w:szCs w:val="20"/>
+        </w:rPr>
+        <w:t xml:space="preserve">Cmaj9</w:t>
+      </w:r>
+      <w:r>
+        <w:rPr>
+          <w:rFonts w:ascii="Calibri" w:cs="Calibri" w:eastAsia="Calibri" w:hAnsi="Calibri"/>
+          <w:color w:val="D4A857"/>
+          <w:sz w:val="18"/>
+          <w:szCs w:val="18"/>
+        </w:rPr>
+        <w:t xml:space="preserve">  →  </w:t>
+      </w:r>
+      <w:r>
+        <w:rPr>
+          <w:rFonts w:ascii="Georgia" w:cs="Georgia" w:eastAsia="Georgia" w:hAnsi="Georgia"/>
+          <w:b/>
+          <w:bCs/>
+          <w:color w:val="14141B"/>
+          <w:sz w:val="20"/>
+          <w:szCs w:val="20"/>
+        </w:rPr>
+        <w:t xml:space="preserve">Fmaj9</w:t>
+      </w:r>
+      <w:r>
+        <w:rPr>
+          <w:rFonts w:ascii="Calibri" w:cs="Calibri" w:eastAsia="Calibri" w:hAnsi="Calibri"/>
+          <w:color w:val="D4A857"/>
+          <w:sz w:val="18"/>
+          <w:szCs w:val="18"/>
+        </w:rPr>
+        <w:t xml:space="preserve">  →  </w:t>
+      </w:r>
+      <w:r>
+        <w:rPr>
+          <w:rFonts w:ascii="Georgia" w:cs="Georgia" w:eastAsia="Georgia" w:hAnsi="Georgia"/>
+          <w:b/>
+          <w:bCs/>
+          <w:color w:val="14141B"/>
+          <w:sz w:val="20"/>
+          <w:szCs w:val="20"/>
+        </w:rPr>
+        <w:t xml:space="preserve">G13</w:t>
+      </w:r>
+      <w:r>
+        <w:rPr>
+          <w:rFonts w:ascii="Calibri" w:cs="Calibri" w:eastAsia="Calibri" w:hAnsi="Calibri"/>
+          <w:color w:val="D4A857"/>
+          <w:sz w:val="18"/>
+          <w:szCs w:val="18"/>
+        </w:rPr>
+        <w:t xml:space="preserve">  →  </w:t>
+      </w:r>
+      <w:r>
+        <w:rPr>
+          <w:rFonts w:ascii="Georgia" w:cs="Georgia" w:eastAsia="Georgia" w:hAnsi="Georgia"/>
+          <w:b/>
+          <w:bCs/>
+          <w:color w:val="14141B"/>
+          <w:sz w:val="20"/>
+          <w:szCs w:val="20"/>
+        </w:rPr>
+        <w:t xml:space="preserve">Cmaj9</w:t>
+      </w:r>
+    </w:p>
+    <w:p>
+      <w:pPr>
+        <w:spacing w:after="60" w:before="180"/>
+      </w:pPr>
+      <w:r>
+        <w:rPr>
+          <w:rFonts w:ascii="Calibri" w:cs="Calibri" w:eastAsia="Calibri" w:hAnsi="Calibri"/>
+          <w:b/>
+          <w:bCs/>
+          <w:color w:val="2A2A36"/>
+          <w:sz w:val="20"/>
+          <w:szCs w:val="20"/>
+        </w:rPr>
+        <w:t xml:space="preserve">1-4-5 blues gospel en Bb</w:t>
+      </w:r>
+      <w:r>
+        <w:rPr>
+          <w:rFonts w:ascii="Calibri" w:cs="Calibri" w:eastAsia="Calibri" w:hAnsi="Calibri"/>
+          <w:i/>
+          <w:iCs/>
+          <w:color w:val="D4A857"/>
+          <w:sz w:val="16"/>
+          <w:szCs w:val="16"/>
+        </w:rPr>
+        <w:t xml:space="preserve">    95 BPM</w:t>
+      </w:r>
+    </w:p>
+    <w:p>
+      <w:pPr>
+        <w:pBdr>
+          <w:left w:val="single" w:color="D4A857" w:sz="12" w:space="8"/>
+        </w:pBdr>
+        <w:spacing w:after="120" w:line="320"/>
+        <w:ind w:left="240"/>
+      </w:pPr>
+      <w:r>
+        <w:rPr>
+          <w:rFonts w:ascii="Georgia" w:cs="Georgia" w:eastAsia="Georgia" w:hAnsi="Georgia"/>
+          <w:b/>
+          <w:bCs/>
+          <w:color w:val="14141B"/>
+          <w:sz w:val="20"/>
+          <w:szCs w:val="20"/>
+        </w:rPr>
+        <w:t xml:space="preserve">Bb7</w:t>
+      </w:r>
+      <w:r>
+        <w:rPr>
+          <w:rFonts w:ascii="Calibri" w:cs="Calibri" w:eastAsia="Calibri" w:hAnsi="Calibri"/>
+          <w:color w:val="D4A857"/>
+          <w:sz w:val="18"/>
+          <w:szCs w:val="18"/>
+        </w:rPr>
+        <w:t xml:space="preserve">  →  </w:t>
+      </w:r>
+      <w:r>
+        <w:rPr>
+          <w:rFonts w:ascii="Georgia" w:cs="Georgia" w:eastAsia="Georgia" w:hAnsi="Georgia"/>
+          <w:b/>
+          <w:bCs/>
+          <w:color w:val="14141B"/>
+          <w:sz w:val="20"/>
+          <w:szCs w:val="20"/>
+        </w:rPr>
+        <w:t xml:space="preserve">Eb7</w:t>
+      </w:r>
+      <w:r>
+        <w:rPr>
+          <w:rFonts w:ascii="Calibri" w:cs="Calibri" w:eastAsia="Calibri" w:hAnsi="Calibri"/>
+          <w:color w:val="D4A857"/>
+          <w:sz w:val="18"/>
+          <w:szCs w:val="18"/>
+        </w:rPr>
+        <w:t xml:space="preserve">  →  </w:t>
+      </w:r>
+      <w:r>
+        <w:rPr>
+          <w:rFonts w:ascii="Georgia" w:cs="Georgia" w:eastAsia="Georgia" w:hAnsi="Georgia"/>
+          <w:b/>
+          <w:bCs/>
+          <w:color w:val="14141B"/>
+          <w:sz w:val="20"/>
+          <w:szCs w:val="20"/>
+        </w:rPr>
+        <w:t xml:space="preserve">F7</w:t>
+      </w:r>
+      <w:r>
+        <w:rPr>
+          <w:rFonts w:ascii="Calibri" w:cs="Calibri" w:eastAsia="Calibri" w:hAnsi="Calibri"/>
+          <w:color w:val="D4A857"/>
+          <w:sz w:val="18"/>
+          <w:szCs w:val="18"/>
+        </w:rPr>
+        <w:t xml:space="preserve">  →  </w:t>
+      </w:r>
+      <w:r>
+        <w:rPr>
+          <w:rFonts w:ascii="Georgia" w:cs="Georgia" w:eastAsia="Georgia" w:hAnsi="Georgia"/>
+          <w:b/>
+          <w:bCs/>
+          <w:color w:val="14141B"/>
+          <w:sz w:val="20"/>
+          <w:szCs w:val="20"/>
+        </w:rPr>
+        <w:t xml:space="preserve">Bb7</w:t>
+      </w:r>
+    </w:p>
+    <w:p>
+      <w:pPr>
+        <w:spacing w:after="60" w:before="180"/>
+      </w:pPr>
+      <w:r>
+        <w:rPr>
+          <w:rFonts w:ascii="Calibri" w:cs="Calibri" w:eastAsia="Calibri" w:hAnsi="Calibri"/>
+          <w:b/>
+          <w:bCs/>
+          <w:color w:val="2A2A36"/>
+          <w:sz w:val="20"/>
+          <w:szCs w:val="20"/>
+        </w:rPr>
+        <w:t xml:space="preserve">1-3-4-5 (doo-wop gospel)</w:t>
+      </w:r>
+      <w:r>
+        <w:rPr>
+          <w:rFonts w:ascii="Calibri" w:cs="Calibri" w:eastAsia="Calibri" w:hAnsi="Calibri"/>
+          <w:i/>
+          <w:iCs/>
+          <w:color w:val="D4A857"/>
+          <w:sz w:val="16"/>
+          <w:szCs w:val="16"/>
+        </w:rPr>
+        <w:t xml:space="preserve">    80 BPM</w:t>
+      </w:r>
+    </w:p>
+    <w:p>
+      <w:pPr>
+        <w:pBdr>
+          <w:left w:val="single" w:color="D4A857" w:sz="12" w:space="8"/>
+        </w:pBdr>
+        <w:spacing w:after="120" w:line="320"/>
+        <w:ind w:left="240"/>
+      </w:pPr>
+      <w:r>
+        <w:rPr>
+          <w:rFonts w:ascii="Georgia" w:cs="Georgia" w:eastAsia="Georgia" w:hAnsi="Georgia"/>
+          <w:b/>
+          <w:bCs/>
+          <w:color w:val="14141B"/>
+          <w:sz w:val="20"/>
+          <w:szCs w:val="20"/>
+        </w:rPr>
+        <w:t xml:space="preserve">Cmaj9</w:t>
+      </w:r>
+      <w:r>
+        <w:rPr>
+          <w:rFonts w:ascii="Calibri" w:cs="Calibri" w:eastAsia="Calibri" w:hAnsi="Calibri"/>
+          <w:color w:val="D4A857"/>
+          <w:sz w:val="18"/>
+          <w:szCs w:val="18"/>
+        </w:rPr>
+        <w:t xml:space="preserve">  →  </w:t>
+      </w:r>
+      <w:r>
+        <w:rPr>
+          <w:rFonts w:ascii="Georgia" w:cs="Georgia" w:eastAsia="Georgia" w:hAnsi="Georgia"/>
+          <w:b/>
+          <w:bCs/>
+          <w:color w:val="14141B"/>
+          <w:sz w:val="20"/>
+          <w:szCs w:val="20"/>
+        </w:rPr>
+        <w:t xml:space="preserve">Em7</w:t>
+      </w:r>
+      <w:r>
+        <w:rPr>
+          <w:rFonts w:ascii="Calibri" w:cs="Calibri" w:eastAsia="Calibri" w:hAnsi="Calibri"/>
+          <w:color w:val="D4A857"/>
+          <w:sz w:val="18"/>
+          <w:szCs w:val="18"/>
+        </w:rPr>
+        <w:t xml:space="preserve">  →  </w:t>
+      </w:r>
+      <w:r>
+        <w:rPr>
+          <w:rFonts w:ascii="Georgia" w:cs="Georgia" w:eastAsia="Georgia" w:hAnsi="Georgia"/>
+          <w:b/>
+          <w:bCs/>
+          <w:color w:val="14141B"/>
+          <w:sz w:val="20"/>
+          <w:szCs w:val="20"/>
+        </w:rPr>
+        <w:t xml:space="preserve">Fmaj9</w:t>
+      </w:r>
+      <w:r>
+        <w:rPr>
+          <w:rFonts w:ascii="Calibri" w:cs="Calibri" w:eastAsia="Calibri" w:hAnsi="Calibri"/>
+          <w:color w:val="D4A857"/>
+          <w:sz w:val="18"/>
+          <w:szCs w:val="18"/>
+        </w:rPr>
+        <w:t xml:space="preserve">  →  </w:t>
+      </w:r>
+      <w:r>
+        <w:rPr>
+          <w:rFonts w:ascii="Georgia" w:cs="Georgia" w:eastAsia="Georgia" w:hAnsi="Georgia"/>
+          <w:b/>
+          <w:bCs/>
+          <w:color w:val="14141B"/>
+          <w:sz w:val="20"/>
+          <w:szCs w:val="20"/>
+        </w:rPr>
+        <w:t xml:space="preserve">G13</w:t>
+      </w:r>
+    </w:p>
+    <w:p>
+      <w:pPr>
+        <w:spacing w:after="60" w:before="180"/>
+      </w:pPr>
+      <w:r>
+        <w:rPr>
+          <w:rFonts w:ascii="Calibri" w:cs="Calibri" w:eastAsia="Calibri" w:hAnsi="Calibri"/>
+          <w:b/>
+          <w:bCs/>
+          <w:color w:val="2A2A36"/>
+          <w:sz w:val="20"/>
+          <w:szCs w:val="20"/>
+        </w:rPr>
+        <w:t xml:space="preserve">Plagale étendue — 'Amen cadence'</w:t>
+      </w:r>
+      <w:r>
+        <w:rPr>
+          <w:rFonts w:ascii="Calibri" w:cs="Calibri" w:eastAsia="Calibri" w:hAnsi="Calibri"/>
+          <w:i/>
+          <w:iCs/>
+          <w:color w:val="D4A857"/>
+          <w:sz w:val="16"/>
+          <w:szCs w:val="16"/>
+        </w:rPr>
+        <w:t xml:space="preserve">    60 BPM</w:t>
+      </w:r>
+    </w:p>
+    <w:p>
+      <w:pPr>
+        <w:pBdr>
+          <w:left w:val="single" w:color="D4A857" w:sz="12" w:space="8"/>
+        </w:pBdr>
+        <w:spacing w:after="120" w:line="320"/>
+        <w:ind w:left="240"/>
+      </w:pPr>
+      <w:r>
+        <w:rPr>
+          <w:rFonts w:ascii="Georgia" w:cs="Georgia" w:eastAsia="Georgia" w:hAnsi="Georgia"/>
+          <w:b/>
+          <w:bCs/>
+          <w:color w:val="14141B"/>
+          <w:sz w:val="20"/>
+          <w:szCs w:val="20"/>
+        </w:rPr>
+        <w:t xml:space="preserve">Fmaj9</w:t>
+      </w:r>
+      <w:r>
+        <w:rPr>
+          <w:rFonts w:ascii="Calibri" w:cs="Calibri" w:eastAsia="Calibri" w:hAnsi="Calibri"/>
+          <w:color w:val="D4A857"/>
+          <w:sz w:val="18"/>
+          <w:szCs w:val="18"/>
+        </w:rPr>
+        <w:t xml:space="preserve">  →  </w:t>
+      </w:r>
+      <w:r>
+        <w:rPr>
+          <w:rFonts w:ascii="Georgia" w:cs="Georgia" w:eastAsia="Georgia" w:hAnsi="Georgia"/>
+          <w:b/>
+          <w:bCs/>
+          <w:color w:val="14141B"/>
+          <w:sz w:val="20"/>
+          <w:szCs w:val="20"/>
+        </w:rPr>
+        <w:t xml:space="preserve">Fm9</w:t>
+      </w:r>
+      <w:r>
+        <w:rPr>
+          <w:rFonts w:ascii="Calibri" w:cs="Calibri" w:eastAsia="Calibri" w:hAnsi="Calibri"/>
+          <w:color w:val="D4A857"/>
+          <w:sz w:val="18"/>
+          <w:szCs w:val="18"/>
+        </w:rPr>
+        <w:t xml:space="preserve">  →  </w:t>
+      </w:r>
+      <w:r>
+        <w:rPr>
+          <w:rFonts w:ascii="Georgia" w:cs="Georgia" w:eastAsia="Georgia" w:hAnsi="Georgia"/>
+          <w:b/>
+          <w:bCs/>
+          <w:color w:val="14141B"/>
+          <w:sz w:val="20"/>
+          <w:szCs w:val="20"/>
+        </w:rPr>
+        <w:t xml:space="preserve">Cmaj9</w:t>
+      </w:r>
+    </w:p>
+    <w:p>
+      <w:pPr>
+        <w:spacing w:after="240"/>
+      </w:pPr>
+      <w:r>
+        <w:t xml:space="preserve"/>
+      </w:r>
+    </w:p>
+    <w:p>
+      <w:pPr>
         <w:spacing w:after="80" w:before="240"/>
       </w:pPr>
       <w:r>
@@ -19498,7 +21269,7 @@
         <w:pBdr>
           <w:left w:val="single" w:color="5FA874" w:sz="12" w:space="8"/>
         </w:pBdr>
-        <w:spacing w:after="480" w:line="320"/>
+        <w:spacing w:after="240" w:line="320"/>
         <w:ind w:left="240"/>
       </w:pPr>
       <w:r>
@@ -20066,6 +21837,566 @@
     </w:p>
     <w:p>
       <w:pPr>
+        <w:spacing w:after="120" w:before="240"/>
+      </w:pPr>
+      <w:r>
+        <w:rPr>
+          <w:rFonts w:ascii="Calibri" w:cs="Calibri" w:eastAsia="Calibri" w:hAnsi="Calibri"/>
+          <w:b/>
+          <w:bCs/>
+          <w:color w:val="D4A857"/>
+          <w:spacing w:val="80"/>
+          <w:sz w:val="14"/>
+          <w:szCs w:val="14"/>
+        </w:rPr>
+        <w:t xml:space="preserve">JOUE-LES AU TEMPO</w:t>
+      </w:r>
+    </w:p>
+    <w:p>
+      <w:pPr>
+        <w:spacing w:after="60" w:before="180"/>
+      </w:pPr>
+      <w:r>
+        <w:rPr>
+          <w:rFonts w:ascii="Calibri" w:cs="Calibri" w:eastAsia="Calibri" w:hAnsi="Calibri"/>
+          <w:b/>
+          <w:bCs/>
+          <w:color w:val="2A2A36"/>
+          <w:sz w:val="20"/>
+          <w:szCs w:val="20"/>
+        </w:rPr>
+        <w:t xml:space="preserve">1-5-6-4 pop gospel en C</w:t>
+      </w:r>
+      <w:r>
+        <w:rPr>
+          <w:rFonts w:ascii="Calibri" w:cs="Calibri" w:eastAsia="Calibri" w:hAnsi="Calibri"/>
+          <w:i/>
+          <w:iCs/>
+          <w:color w:val="D4A857"/>
+          <w:sz w:val="16"/>
+          <w:szCs w:val="16"/>
+        </w:rPr>
+        <w:t xml:space="preserve">    90 BPM</w:t>
+      </w:r>
+    </w:p>
+    <w:p>
+      <w:pPr>
+        <w:pBdr>
+          <w:left w:val="single" w:color="D4A857" w:sz="12" w:space="8"/>
+        </w:pBdr>
+        <w:spacing w:after="120" w:line="320"/>
+        <w:ind w:left="240"/>
+      </w:pPr>
+      <w:r>
+        <w:rPr>
+          <w:rFonts w:ascii="Georgia" w:cs="Georgia" w:eastAsia="Georgia" w:hAnsi="Georgia"/>
+          <w:b/>
+          <w:bCs/>
+          <w:color w:val="14141B"/>
+          <w:sz w:val="20"/>
+          <w:szCs w:val="20"/>
+        </w:rPr>
+        <w:t xml:space="preserve">Cmaj9</w:t>
+      </w:r>
+      <w:r>
+        <w:rPr>
+          <w:rFonts w:ascii="Calibri" w:cs="Calibri" w:eastAsia="Calibri" w:hAnsi="Calibri"/>
+          <w:color w:val="D4A857"/>
+          <w:sz w:val="18"/>
+          <w:szCs w:val="18"/>
+        </w:rPr>
+        <w:t xml:space="preserve">  →  </w:t>
+      </w:r>
+      <w:r>
+        <w:rPr>
+          <w:rFonts w:ascii="Georgia" w:cs="Georgia" w:eastAsia="Georgia" w:hAnsi="Georgia"/>
+          <w:b/>
+          <w:bCs/>
+          <w:color w:val="14141B"/>
+          <w:sz w:val="20"/>
+          <w:szCs w:val="20"/>
+        </w:rPr>
+        <w:t xml:space="preserve">G/B</w:t>
+      </w:r>
+      <w:r>
+        <w:rPr>
+          <w:rFonts w:ascii="Calibri" w:cs="Calibri" w:eastAsia="Calibri" w:hAnsi="Calibri"/>
+          <w:color w:val="D4A857"/>
+          <w:sz w:val="18"/>
+          <w:szCs w:val="18"/>
+        </w:rPr>
+        <w:t xml:space="preserve">  →  </w:t>
+      </w:r>
+      <w:r>
+        <w:rPr>
+          <w:rFonts w:ascii="Georgia" w:cs="Georgia" w:eastAsia="Georgia" w:hAnsi="Georgia"/>
+          <w:b/>
+          <w:bCs/>
+          <w:color w:val="14141B"/>
+          <w:sz w:val="20"/>
+          <w:szCs w:val="20"/>
+        </w:rPr>
+        <w:t xml:space="preserve">Am9</w:t>
+      </w:r>
+      <w:r>
+        <w:rPr>
+          <w:rFonts w:ascii="Calibri" w:cs="Calibri" w:eastAsia="Calibri" w:hAnsi="Calibri"/>
+          <w:color w:val="D4A857"/>
+          <w:sz w:val="18"/>
+          <w:szCs w:val="18"/>
+        </w:rPr>
+        <w:t xml:space="preserve">  →  </w:t>
+      </w:r>
+      <w:r>
+        <w:rPr>
+          <w:rFonts w:ascii="Georgia" w:cs="Georgia" w:eastAsia="Georgia" w:hAnsi="Georgia"/>
+          <w:b/>
+          <w:bCs/>
+          <w:color w:val="14141B"/>
+          <w:sz w:val="20"/>
+          <w:szCs w:val="20"/>
+        </w:rPr>
+        <w:t xml:space="preserve">Fmaj9</w:t>
+      </w:r>
+    </w:p>
+    <w:p>
+      <w:pPr>
+        <w:spacing w:after="60" w:before="180"/>
+      </w:pPr>
+      <w:r>
+        <w:rPr>
+          <w:rFonts w:ascii="Calibri" w:cs="Calibri" w:eastAsia="Calibri" w:hAnsi="Calibri"/>
+          <w:b/>
+          <w:bCs/>
+          <w:color w:val="2A2A36"/>
+          <w:sz w:val="20"/>
+          <w:szCs w:val="20"/>
+        </w:rPr>
+        <w:t xml:space="preserve">1-5-6-4 en G (Hillsong style)</w:t>
+      </w:r>
+      <w:r>
+        <w:rPr>
+          <w:rFonts w:ascii="Calibri" w:cs="Calibri" w:eastAsia="Calibri" w:hAnsi="Calibri"/>
+          <w:i/>
+          <w:iCs/>
+          <w:color w:val="D4A857"/>
+          <w:sz w:val="16"/>
+          <w:szCs w:val="16"/>
+        </w:rPr>
+        <w:t xml:space="preserve">    75 BPM</w:t>
+      </w:r>
+    </w:p>
+    <w:p>
+      <w:pPr>
+        <w:pBdr>
+          <w:left w:val="single" w:color="D4A857" w:sz="12" w:space="8"/>
+        </w:pBdr>
+        <w:spacing w:after="120" w:line="320"/>
+        <w:ind w:left="240"/>
+      </w:pPr>
+      <w:r>
+        <w:rPr>
+          <w:rFonts w:ascii="Georgia" w:cs="Georgia" w:eastAsia="Georgia" w:hAnsi="Georgia"/>
+          <w:b/>
+          <w:bCs/>
+          <w:color w:val="14141B"/>
+          <w:sz w:val="20"/>
+          <w:szCs w:val="20"/>
+        </w:rPr>
+        <w:t xml:space="preserve">Gmaj9</w:t>
+      </w:r>
+      <w:r>
+        <w:rPr>
+          <w:rFonts w:ascii="Calibri" w:cs="Calibri" w:eastAsia="Calibri" w:hAnsi="Calibri"/>
+          <w:color w:val="D4A857"/>
+          <w:sz w:val="18"/>
+          <w:szCs w:val="18"/>
+        </w:rPr>
+        <w:t xml:space="preserve">  →  </w:t>
+      </w:r>
+      <w:r>
+        <w:rPr>
+          <w:rFonts w:ascii="Georgia" w:cs="Georgia" w:eastAsia="Georgia" w:hAnsi="Georgia"/>
+          <w:b/>
+          <w:bCs/>
+          <w:color w:val="14141B"/>
+          <w:sz w:val="20"/>
+          <w:szCs w:val="20"/>
+        </w:rPr>
+        <w:t xml:space="preserve">D/F#</w:t>
+      </w:r>
+      <w:r>
+        <w:rPr>
+          <w:rFonts w:ascii="Calibri" w:cs="Calibri" w:eastAsia="Calibri" w:hAnsi="Calibri"/>
+          <w:color w:val="D4A857"/>
+          <w:sz w:val="18"/>
+          <w:szCs w:val="18"/>
+        </w:rPr>
+        <w:t xml:space="preserve">  →  </w:t>
+      </w:r>
+      <w:r>
+        <w:rPr>
+          <w:rFonts w:ascii="Georgia" w:cs="Georgia" w:eastAsia="Georgia" w:hAnsi="Georgia"/>
+          <w:b/>
+          <w:bCs/>
+          <w:color w:val="14141B"/>
+          <w:sz w:val="20"/>
+          <w:szCs w:val="20"/>
+        </w:rPr>
+        <w:t xml:space="preserve">Em9</w:t>
+      </w:r>
+      <w:r>
+        <w:rPr>
+          <w:rFonts w:ascii="Calibri" w:cs="Calibri" w:eastAsia="Calibri" w:hAnsi="Calibri"/>
+          <w:color w:val="D4A857"/>
+          <w:sz w:val="18"/>
+          <w:szCs w:val="18"/>
+        </w:rPr>
+        <w:t xml:space="preserve">  →  </w:t>
+      </w:r>
+      <w:r>
+        <w:rPr>
+          <w:rFonts w:ascii="Georgia" w:cs="Georgia" w:eastAsia="Georgia" w:hAnsi="Georgia"/>
+          <w:b/>
+          <w:bCs/>
+          <w:color w:val="14141B"/>
+          <w:sz w:val="20"/>
+          <w:szCs w:val="20"/>
+        </w:rPr>
+        <w:t xml:space="preserve">Cmaj9</w:t>
+      </w:r>
+    </w:p>
+    <w:p>
+      <w:pPr>
+        <w:spacing w:after="60" w:before="180"/>
+      </w:pPr>
+      <w:r>
+        <w:rPr>
+          <w:rFonts w:ascii="Calibri" w:cs="Calibri" w:eastAsia="Calibri" w:hAnsi="Calibri"/>
+          <w:b/>
+          <w:bCs/>
+          <w:color w:val="2A2A36"/>
+          <w:sz w:val="20"/>
+          <w:szCs w:val="20"/>
+        </w:rPr>
+        <w:t xml:space="preserve">1-5-6-4 en Eb (style Tasha Cobbs)</w:t>
+      </w:r>
+      <w:r>
+        <w:rPr>
+          <w:rFonts w:ascii="Calibri" w:cs="Calibri" w:eastAsia="Calibri" w:hAnsi="Calibri"/>
+          <w:i/>
+          <w:iCs/>
+          <w:color w:val="D4A857"/>
+          <w:sz w:val="16"/>
+          <w:szCs w:val="16"/>
+        </w:rPr>
+        <w:t xml:space="preserve">    70 BPM</w:t>
+      </w:r>
+    </w:p>
+    <w:p>
+      <w:pPr>
+        <w:pBdr>
+          <w:left w:val="single" w:color="D4A857" w:sz="12" w:space="8"/>
+        </w:pBdr>
+        <w:spacing w:after="120" w:line="320"/>
+        <w:ind w:left="240"/>
+      </w:pPr>
+      <w:r>
+        <w:rPr>
+          <w:rFonts w:ascii="Georgia" w:cs="Georgia" w:eastAsia="Georgia" w:hAnsi="Georgia"/>
+          <w:b/>
+          <w:bCs/>
+          <w:color w:val="14141B"/>
+          <w:sz w:val="20"/>
+          <w:szCs w:val="20"/>
+        </w:rPr>
+        <w:t xml:space="preserve">Ebmaj9</w:t>
+      </w:r>
+      <w:r>
+        <w:rPr>
+          <w:rFonts w:ascii="Calibri" w:cs="Calibri" w:eastAsia="Calibri" w:hAnsi="Calibri"/>
+          <w:color w:val="D4A857"/>
+          <w:sz w:val="18"/>
+          <w:szCs w:val="18"/>
+        </w:rPr>
+        <w:t xml:space="preserve">  →  </w:t>
+      </w:r>
+      <w:r>
+        <w:rPr>
+          <w:rFonts w:ascii="Georgia" w:cs="Georgia" w:eastAsia="Georgia" w:hAnsi="Georgia"/>
+          <w:b/>
+          <w:bCs/>
+          <w:color w:val="14141B"/>
+          <w:sz w:val="20"/>
+          <w:szCs w:val="20"/>
+        </w:rPr>
+        <w:t xml:space="preserve">Bb/D</w:t>
+      </w:r>
+      <w:r>
+        <w:rPr>
+          <w:rFonts w:ascii="Calibri" w:cs="Calibri" w:eastAsia="Calibri" w:hAnsi="Calibri"/>
+          <w:color w:val="D4A857"/>
+          <w:sz w:val="18"/>
+          <w:szCs w:val="18"/>
+        </w:rPr>
+        <w:t xml:space="preserve">  →  </w:t>
+      </w:r>
+      <w:r>
+        <w:rPr>
+          <w:rFonts w:ascii="Georgia" w:cs="Georgia" w:eastAsia="Georgia" w:hAnsi="Georgia"/>
+          <w:b/>
+          <w:bCs/>
+          <w:color w:val="14141B"/>
+          <w:sz w:val="20"/>
+          <w:szCs w:val="20"/>
+        </w:rPr>
+        <w:t xml:space="preserve">Cm9</w:t>
+      </w:r>
+      <w:r>
+        <w:rPr>
+          <w:rFonts w:ascii="Calibri" w:cs="Calibri" w:eastAsia="Calibri" w:hAnsi="Calibri"/>
+          <w:color w:val="D4A857"/>
+          <w:sz w:val="18"/>
+          <w:szCs w:val="18"/>
+        </w:rPr>
+        <w:t xml:space="preserve">  →  </w:t>
+      </w:r>
+      <w:r>
+        <w:rPr>
+          <w:rFonts w:ascii="Georgia" w:cs="Georgia" w:eastAsia="Georgia" w:hAnsi="Georgia"/>
+          <w:b/>
+          <w:bCs/>
+          <w:color w:val="14141B"/>
+          <w:sz w:val="20"/>
+          <w:szCs w:val="20"/>
+        </w:rPr>
+        <w:t xml:space="preserve">Abmaj9</w:t>
+      </w:r>
+    </w:p>
+    <w:p>
+      <w:pPr>
+        <w:spacing w:after="60" w:before="180"/>
+      </w:pPr>
+      <w:r>
+        <w:rPr>
+          <w:rFonts w:ascii="Calibri" w:cs="Calibri" w:eastAsia="Calibri" w:hAnsi="Calibri"/>
+          <w:b/>
+          <w:bCs/>
+          <w:color w:val="2A2A36"/>
+          <w:sz w:val="20"/>
+          <w:szCs w:val="20"/>
+        </w:rPr>
+        <w:t xml:space="preserve">1-bVII-4-1 (worship rock, Way Maker style)</w:t>
+      </w:r>
+      <w:r>
+        <w:rPr>
+          <w:rFonts w:ascii="Calibri" w:cs="Calibri" w:eastAsia="Calibri" w:hAnsi="Calibri"/>
+          <w:i/>
+          <w:iCs/>
+          <w:color w:val="D4A857"/>
+          <w:sz w:val="16"/>
+          <w:szCs w:val="16"/>
+        </w:rPr>
+        <w:t xml:space="preserve">    85 BPM</w:t>
+      </w:r>
+    </w:p>
+    <w:p>
+      <w:pPr>
+        <w:pBdr>
+          <w:left w:val="single" w:color="D4A857" w:sz="12" w:space="8"/>
+        </w:pBdr>
+        <w:spacing w:after="120" w:line="320"/>
+        <w:ind w:left="240"/>
+      </w:pPr>
+      <w:r>
+        <w:rPr>
+          <w:rFonts w:ascii="Georgia" w:cs="Georgia" w:eastAsia="Georgia" w:hAnsi="Georgia"/>
+          <w:b/>
+          <w:bCs/>
+          <w:color w:val="14141B"/>
+          <w:sz w:val="20"/>
+          <w:szCs w:val="20"/>
+        </w:rPr>
+        <w:t xml:space="preserve">Cmaj9</w:t>
+      </w:r>
+      <w:r>
+        <w:rPr>
+          <w:rFonts w:ascii="Calibri" w:cs="Calibri" w:eastAsia="Calibri" w:hAnsi="Calibri"/>
+          <w:color w:val="D4A857"/>
+          <w:sz w:val="18"/>
+          <w:szCs w:val="18"/>
+        </w:rPr>
+        <w:t xml:space="preserve">  →  </w:t>
+      </w:r>
+      <w:r>
+        <w:rPr>
+          <w:rFonts w:ascii="Georgia" w:cs="Georgia" w:eastAsia="Georgia" w:hAnsi="Georgia"/>
+          <w:b/>
+          <w:bCs/>
+          <w:color w:val="14141B"/>
+          <w:sz w:val="20"/>
+          <w:szCs w:val="20"/>
+        </w:rPr>
+        <w:t xml:space="preserve">Bb</w:t>
+      </w:r>
+      <w:r>
+        <w:rPr>
+          <w:rFonts w:ascii="Calibri" w:cs="Calibri" w:eastAsia="Calibri" w:hAnsi="Calibri"/>
+          <w:color w:val="D4A857"/>
+          <w:sz w:val="18"/>
+          <w:szCs w:val="18"/>
+        </w:rPr>
+        <w:t xml:space="preserve">  →  </w:t>
+      </w:r>
+      <w:r>
+        <w:rPr>
+          <w:rFonts w:ascii="Georgia" w:cs="Georgia" w:eastAsia="Georgia" w:hAnsi="Georgia"/>
+          <w:b/>
+          <w:bCs/>
+          <w:color w:val="14141B"/>
+          <w:sz w:val="20"/>
+          <w:szCs w:val="20"/>
+        </w:rPr>
+        <w:t xml:space="preserve">Fmaj9</w:t>
+      </w:r>
+      <w:r>
+        <w:rPr>
+          <w:rFonts w:ascii="Calibri" w:cs="Calibri" w:eastAsia="Calibri" w:hAnsi="Calibri"/>
+          <w:color w:val="D4A857"/>
+          <w:sz w:val="18"/>
+          <w:szCs w:val="18"/>
+        </w:rPr>
+        <w:t xml:space="preserve">  →  </w:t>
+      </w:r>
+      <w:r>
+        <w:rPr>
+          <w:rFonts w:ascii="Georgia" w:cs="Georgia" w:eastAsia="Georgia" w:hAnsi="Georgia"/>
+          <w:b/>
+          <w:bCs/>
+          <w:color w:val="14141B"/>
+          <w:sz w:val="20"/>
+          <w:szCs w:val="20"/>
+        </w:rPr>
+        <w:t xml:space="preserve">Cmaj9</w:t>
+      </w:r>
+    </w:p>
+    <w:p>
+      <w:pPr>
+        <w:spacing w:after="60" w:before="180"/>
+      </w:pPr>
+      <w:r>
+        <w:rPr>
+          <w:rFonts w:ascii="Calibri" w:cs="Calibri" w:eastAsia="Calibri" w:hAnsi="Calibri"/>
+          <w:b/>
+          <w:bCs/>
+          <w:color w:val="2A2A36"/>
+          <w:sz w:val="20"/>
+          <w:szCs w:val="20"/>
+        </w:rPr>
+        <w:t xml:space="preserve">1-7-4-5 (descente classique gospel)</w:t>
+      </w:r>
+      <w:r>
+        <w:rPr>
+          <w:rFonts w:ascii="Calibri" w:cs="Calibri" w:eastAsia="Calibri" w:hAnsi="Calibri"/>
+          <w:i/>
+          <w:iCs/>
+          <w:color w:val="D4A857"/>
+          <w:sz w:val="16"/>
+          <w:szCs w:val="16"/>
+        </w:rPr>
+        <w:t xml:space="preserve">    75 BPM</w:t>
+      </w:r>
+    </w:p>
+    <w:p>
+      <w:pPr>
+        <w:pBdr>
+          <w:left w:val="single" w:color="D4A857" w:sz="12" w:space="8"/>
+        </w:pBdr>
+        <w:spacing w:after="120" w:line="320"/>
+        <w:ind w:left="240"/>
+      </w:pPr>
+      <w:r>
+        <w:rPr>
+          <w:rFonts w:ascii="Georgia" w:cs="Georgia" w:eastAsia="Georgia" w:hAnsi="Georgia"/>
+          <w:b/>
+          <w:bCs/>
+          <w:color w:val="14141B"/>
+          <w:sz w:val="20"/>
+          <w:szCs w:val="20"/>
+        </w:rPr>
+        <w:t xml:space="preserve">Cmaj9</w:t>
+      </w:r>
+      <w:r>
+        <w:rPr>
+          <w:rFonts w:ascii="Calibri" w:cs="Calibri" w:eastAsia="Calibri" w:hAnsi="Calibri"/>
+          <w:color w:val="D4A857"/>
+          <w:sz w:val="18"/>
+          <w:szCs w:val="18"/>
+        </w:rPr>
+        <w:t xml:space="preserve">  →  </w:t>
+      </w:r>
+      <w:r>
+        <w:rPr>
+          <w:rFonts w:ascii="Georgia" w:cs="Georgia" w:eastAsia="Georgia" w:hAnsi="Georgia"/>
+          <w:b/>
+          <w:bCs/>
+          <w:color w:val="14141B"/>
+          <w:sz w:val="20"/>
+          <w:szCs w:val="20"/>
+        </w:rPr>
+        <w:t xml:space="preserve">Bm7b5</w:t>
+      </w:r>
+      <w:r>
+        <w:rPr>
+          <w:rFonts w:ascii="Calibri" w:cs="Calibri" w:eastAsia="Calibri" w:hAnsi="Calibri"/>
+          <w:color w:val="D4A857"/>
+          <w:sz w:val="18"/>
+          <w:szCs w:val="18"/>
+        </w:rPr>
+        <w:t xml:space="preserve">  →  </w:t>
+      </w:r>
+      <w:r>
+        <w:rPr>
+          <w:rFonts w:ascii="Georgia" w:cs="Georgia" w:eastAsia="Georgia" w:hAnsi="Georgia"/>
+          <w:b/>
+          <w:bCs/>
+          <w:color w:val="14141B"/>
+          <w:sz w:val="20"/>
+          <w:szCs w:val="20"/>
+        </w:rPr>
+        <w:t xml:space="preserve">Fmaj9</w:t>
+      </w:r>
+      <w:r>
+        <w:rPr>
+          <w:rFonts w:ascii="Calibri" w:cs="Calibri" w:eastAsia="Calibri" w:hAnsi="Calibri"/>
+          <w:color w:val="D4A857"/>
+          <w:sz w:val="18"/>
+          <w:szCs w:val="18"/>
+        </w:rPr>
+        <w:t xml:space="preserve">  →  </w:t>
+      </w:r>
+      <w:r>
+        <w:rPr>
+          <w:rFonts w:ascii="Georgia" w:cs="Georgia" w:eastAsia="Georgia" w:hAnsi="Georgia"/>
+          <w:b/>
+          <w:bCs/>
+          <w:color w:val="14141B"/>
+          <w:sz w:val="20"/>
+          <w:szCs w:val="20"/>
+        </w:rPr>
+        <w:t xml:space="preserve">G13</w:t>
+      </w:r>
+    </w:p>
+    <w:p>
+      <w:pPr>
+        <w:spacing w:after="240"/>
+      </w:pPr>
+      <w:r>
+        <w:t xml:space="preserve"/>
+      </w:r>
+    </w:p>
+    <w:p>
+      <w:pPr>
         <w:spacing w:after="80" w:before="240"/>
       </w:pPr>
       <w:r>
@@ -20116,7 +22447,7 @@
         <w:pBdr>
           <w:left w:val="single" w:color="5FA874" w:sz="12" w:space="8"/>
         </w:pBdr>
-        <w:spacing w:after="480" w:line="320"/>
+        <w:spacing w:after="240" w:line="320"/>
         <w:ind w:left="240"/>
       </w:pPr>
       <w:r>
@@ -20681,6 +23012,372 @@
     </w:p>
     <w:p>
       <w:pPr>
+        <w:spacing w:after="120" w:before="240"/>
+      </w:pPr>
+      <w:r>
+        <w:rPr>
+          <w:rFonts w:ascii="Calibri" w:cs="Calibri" w:eastAsia="Calibri" w:hAnsi="Calibri"/>
+          <w:b/>
+          <w:bCs/>
+          <w:color w:val="D4A857"/>
+          <w:spacing w:val="80"/>
+          <w:sz w:val="14"/>
+          <w:szCs w:val="14"/>
+        </w:rPr>
+        <w:t xml:space="preserve">JOUE-LES AU TEMPO</w:t>
+      </w:r>
+    </w:p>
+    <w:p>
+      <w:pPr>
+        <w:spacing w:after="60" w:before="180"/>
+      </w:pPr>
+      <w:r>
+        <w:rPr>
+          <w:rFonts w:ascii="Calibri" w:cs="Calibri" w:eastAsia="Calibri" w:hAnsi="Calibri"/>
+          <w:b/>
+          <w:bCs/>
+          <w:color w:val="2A2A36"/>
+          <w:sz w:val="20"/>
+          <w:szCs w:val="20"/>
+        </w:rPr>
+        <w:t xml:space="preserve">IV → iv → I (le mouvement émotionnel)</w:t>
+      </w:r>
+      <w:r>
+        <w:rPr>
+          <w:rFonts w:ascii="Calibri" w:cs="Calibri" w:eastAsia="Calibri" w:hAnsi="Calibri"/>
+          <w:i/>
+          <w:iCs/>
+          <w:color w:val="D4A857"/>
+          <w:sz w:val="16"/>
+          <w:szCs w:val="16"/>
+        </w:rPr>
+        <w:t xml:space="preserve">    65 BPM</w:t>
+      </w:r>
+    </w:p>
+    <w:p>
+      <w:pPr>
+        <w:pBdr>
+          <w:left w:val="single" w:color="D4A857" w:sz="12" w:space="8"/>
+        </w:pBdr>
+        <w:spacing w:after="120" w:line="320"/>
+        <w:ind w:left="240"/>
+      </w:pPr>
+      <w:r>
+        <w:rPr>
+          <w:rFonts w:ascii="Georgia" w:cs="Georgia" w:eastAsia="Georgia" w:hAnsi="Georgia"/>
+          <w:b/>
+          <w:bCs/>
+          <w:color w:val="14141B"/>
+          <w:sz w:val="20"/>
+          <w:szCs w:val="20"/>
+        </w:rPr>
+        <w:t xml:space="preserve">Cmaj9</w:t>
+      </w:r>
+      <w:r>
+        <w:rPr>
+          <w:rFonts w:ascii="Calibri" w:cs="Calibri" w:eastAsia="Calibri" w:hAnsi="Calibri"/>
+          <w:color w:val="D4A857"/>
+          <w:sz w:val="18"/>
+          <w:szCs w:val="18"/>
+        </w:rPr>
+        <w:t xml:space="preserve">  →  </w:t>
+      </w:r>
+      <w:r>
+        <w:rPr>
+          <w:rFonts w:ascii="Georgia" w:cs="Georgia" w:eastAsia="Georgia" w:hAnsi="Georgia"/>
+          <w:b/>
+          <w:bCs/>
+          <w:color w:val="14141B"/>
+          <w:sz w:val="20"/>
+          <w:szCs w:val="20"/>
+        </w:rPr>
+        <w:t xml:space="preserve">Fmaj9</w:t>
+      </w:r>
+      <w:r>
+        <w:rPr>
+          <w:rFonts w:ascii="Calibri" w:cs="Calibri" w:eastAsia="Calibri" w:hAnsi="Calibri"/>
+          <w:color w:val="D4A857"/>
+          <w:sz w:val="18"/>
+          <w:szCs w:val="18"/>
+        </w:rPr>
+        <w:t xml:space="preserve">  →  </w:t>
+      </w:r>
+      <w:r>
+        <w:rPr>
+          <w:rFonts w:ascii="Georgia" w:cs="Georgia" w:eastAsia="Georgia" w:hAnsi="Georgia"/>
+          <w:b/>
+          <w:bCs/>
+          <w:color w:val="14141B"/>
+          <w:sz w:val="20"/>
+          <w:szCs w:val="20"/>
+        </w:rPr>
+        <w:t xml:space="preserve">Fm9</w:t>
+      </w:r>
+      <w:r>
+        <w:rPr>
+          <w:rFonts w:ascii="Calibri" w:cs="Calibri" w:eastAsia="Calibri" w:hAnsi="Calibri"/>
+          <w:color w:val="D4A857"/>
+          <w:sz w:val="18"/>
+          <w:szCs w:val="18"/>
+        </w:rPr>
+        <w:t xml:space="preserve">  →  </w:t>
+      </w:r>
+      <w:r>
+        <w:rPr>
+          <w:rFonts w:ascii="Georgia" w:cs="Georgia" w:eastAsia="Georgia" w:hAnsi="Georgia"/>
+          <w:b/>
+          <w:bCs/>
+          <w:color w:val="14141B"/>
+          <w:sz w:val="20"/>
+          <w:szCs w:val="20"/>
+        </w:rPr>
+        <w:t xml:space="preserve">Cmaj9</w:t>
+      </w:r>
+    </w:p>
+    <w:p>
+      <w:pPr>
+        <w:spacing w:after="60" w:before="180"/>
+      </w:pPr>
+      <w:r>
+        <w:rPr>
+          <w:rFonts w:ascii="Calibri" w:cs="Calibri" w:eastAsia="Calibri" w:hAnsi="Calibri"/>
+          <w:b/>
+          <w:bCs/>
+          <w:color w:val="2A2A36"/>
+          <w:sz w:val="20"/>
+          <w:szCs w:val="20"/>
+        </w:rPr>
+        <w:t xml:space="preserve">IV → iv en Bb (R&amp;B gospel)</w:t>
+      </w:r>
+      <w:r>
+        <w:rPr>
+          <w:rFonts w:ascii="Calibri" w:cs="Calibri" w:eastAsia="Calibri" w:hAnsi="Calibri"/>
+          <w:i/>
+          <w:iCs/>
+          <w:color w:val="D4A857"/>
+          <w:sz w:val="16"/>
+          <w:szCs w:val="16"/>
+        </w:rPr>
+        <w:t xml:space="preserve">    70 BPM</w:t>
+      </w:r>
+    </w:p>
+    <w:p>
+      <w:pPr>
+        <w:pBdr>
+          <w:left w:val="single" w:color="D4A857" w:sz="12" w:space="8"/>
+        </w:pBdr>
+        <w:spacing w:after="120" w:line="320"/>
+        <w:ind w:left="240"/>
+      </w:pPr>
+      <w:r>
+        <w:rPr>
+          <w:rFonts w:ascii="Georgia" w:cs="Georgia" w:eastAsia="Georgia" w:hAnsi="Georgia"/>
+          <w:b/>
+          <w:bCs/>
+          <w:color w:val="14141B"/>
+          <w:sz w:val="20"/>
+          <w:szCs w:val="20"/>
+        </w:rPr>
+        <w:t xml:space="preserve">Bbmaj9</w:t>
+      </w:r>
+      <w:r>
+        <w:rPr>
+          <w:rFonts w:ascii="Calibri" w:cs="Calibri" w:eastAsia="Calibri" w:hAnsi="Calibri"/>
+          <w:color w:val="D4A857"/>
+          <w:sz w:val="18"/>
+          <w:szCs w:val="18"/>
+        </w:rPr>
+        <w:t xml:space="preserve">  →  </w:t>
+      </w:r>
+      <w:r>
+        <w:rPr>
+          <w:rFonts w:ascii="Georgia" w:cs="Georgia" w:eastAsia="Georgia" w:hAnsi="Georgia"/>
+          <w:b/>
+          <w:bCs/>
+          <w:color w:val="14141B"/>
+          <w:sz w:val="20"/>
+          <w:szCs w:val="20"/>
+        </w:rPr>
+        <w:t xml:space="preserve">Ebmaj9</w:t>
+      </w:r>
+      <w:r>
+        <w:rPr>
+          <w:rFonts w:ascii="Calibri" w:cs="Calibri" w:eastAsia="Calibri" w:hAnsi="Calibri"/>
+          <w:color w:val="D4A857"/>
+          <w:sz w:val="18"/>
+          <w:szCs w:val="18"/>
+        </w:rPr>
+        <w:t xml:space="preserve">  →  </w:t>
+      </w:r>
+      <w:r>
+        <w:rPr>
+          <w:rFonts w:ascii="Georgia" w:cs="Georgia" w:eastAsia="Georgia" w:hAnsi="Georgia"/>
+          <w:b/>
+          <w:bCs/>
+          <w:color w:val="14141B"/>
+          <w:sz w:val="20"/>
+          <w:szCs w:val="20"/>
+        </w:rPr>
+        <w:t xml:space="preserve">Ebm9</w:t>
+      </w:r>
+      <w:r>
+        <w:rPr>
+          <w:rFonts w:ascii="Calibri" w:cs="Calibri" w:eastAsia="Calibri" w:hAnsi="Calibri"/>
+          <w:color w:val="D4A857"/>
+          <w:sz w:val="18"/>
+          <w:szCs w:val="18"/>
+        </w:rPr>
+        <w:t xml:space="preserve">  →  </w:t>
+      </w:r>
+      <w:r>
+        <w:rPr>
+          <w:rFonts w:ascii="Georgia" w:cs="Georgia" w:eastAsia="Georgia" w:hAnsi="Georgia"/>
+          <w:b/>
+          <w:bCs/>
+          <w:color w:val="14141B"/>
+          <w:sz w:val="20"/>
+          <w:szCs w:val="20"/>
+        </w:rPr>
+        <w:t xml:space="preserve">Bbmaj9</w:t>
+      </w:r>
+    </w:p>
+    <w:p>
+      <w:pPr>
+        <w:spacing w:after="60" w:before="180"/>
+      </w:pPr>
+      <w:r>
+        <w:rPr>
+          <w:rFonts w:ascii="Calibri" w:cs="Calibri" w:eastAsia="Calibri" w:hAnsi="Calibri"/>
+          <w:b/>
+          <w:bCs/>
+          <w:color w:val="2A2A36"/>
+          <w:sz w:val="20"/>
+          <w:szCs w:val="20"/>
+        </w:rPr>
+        <w:t xml:space="preserve">I → IV → iv → iii → vi (descente émotionnelle)</w:t>
+      </w:r>
+      <w:r>
+        <w:rPr>
+          <w:rFonts w:ascii="Calibri" w:cs="Calibri" w:eastAsia="Calibri" w:hAnsi="Calibri"/>
+          <w:i/>
+          <w:iCs/>
+          <w:color w:val="D4A857"/>
+          <w:sz w:val="16"/>
+          <w:szCs w:val="16"/>
+        </w:rPr>
+        <w:t xml:space="preserve">    65 BPM</w:t>
+      </w:r>
+    </w:p>
+    <w:p>
+      <w:pPr>
+        <w:pBdr>
+          <w:left w:val="single" w:color="D4A857" w:sz="12" w:space="8"/>
+        </w:pBdr>
+        <w:spacing w:after="120" w:line="320"/>
+        <w:ind w:left="240"/>
+      </w:pPr>
+      <w:r>
+        <w:rPr>
+          <w:rFonts w:ascii="Georgia" w:cs="Georgia" w:eastAsia="Georgia" w:hAnsi="Georgia"/>
+          <w:b/>
+          <w:bCs/>
+          <w:color w:val="14141B"/>
+          <w:sz w:val="20"/>
+          <w:szCs w:val="20"/>
+        </w:rPr>
+        <w:t xml:space="preserve">Cmaj9</w:t>
+      </w:r>
+      <w:r>
+        <w:rPr>
+          <w:rFonts w:ascii="Calibri" w:cs="Calibri" w:eastAsia="Calibri" w:hAnsi="Calibri"/>
+          <w:color w:val="D4A857"/>
+          <w:sz w:val="18"/>
+          <w:szCs w:val="18"/>
+        </w:rPr>
+        <w:t xml:space="preserve">  →  </w:t>
+      </w:r>
+      <w:r>
+        <w:rPr>
+          <w:rFonts w:ascii="Georgia" w:cs="Georgia" w:eastAsia="Georgia" w:hAnsi="Georgia"/>
+          <w:b/>
+          <w:bCs/>
+          <w:color w:val="14141B"/>
+          <w:sz w:val="20"/>
+          <w:szCs w:val="20"/>
+        </w:rPr>
+        <w:t xml:space="preserve">Fmaj9</w:t>
+      </w:r>
+      <w:r>
+        <w:rPr>
+          <w:rFonts w:ascii="Calibri" w:cs="Calibri" w:eastAsia="Calibri" w:hAnsi="Calibri"/>
+          <w:color w:val="D4A857"/>
+          <w:sz w:val="18"/>
+          <w:szCs w:val="18"/>
+        </w:rPr>
+        <w:t xml:space="preserve">  →  </w:t>
+      </w:r>
+      <w:r>
+        <w:rPr>
+          <w:rFonts w:ascii="Georgia" w:cs="Georgia" w:eastAsia="Georgia" w:hAnsi="Georgia"/>
+          <w:b/>
+          <w:bCs/>
+          <w:color w:val="14141B"/>
+          <w:sz w:val="20"/>
+          <w:szCs w:val="20"/>
+        </w:rPr>
+        <w:t xml:space="preserve">Fm9</w:t>
+      </w:r>
+      <w:r>
+        <w:rPr>
+          <w:rFonts w:ascii="Calibri" w:cs="Calibri" w:eastAsia="Calibri" w:hAnsi="Calibri"/>
+          <w:color w:val="D4A857"/>
+          <w:sz w:val="18"/>
+          <w:szCs w:val="18"/>
+        </w:rPr>
+        <w:t xml:space="preserve">  →  </w:t>
+      </w:r>
+      <w:r>
+        <w:rPr>
+          <w:rFonts w:ascii="Georgia" w:cs="Georgia" w:eastAsia="Georgia" w:hAnsi="Georgia"/>
+          <w:b/>
+          <w:bCs/>
+          <w:color w:val="14141B"/>
+          <w:sz w:val="20"/>
+          <w:szCs w:val="20"/>
+        </w:rPr>
+        <w:t xml:space="preserve">Em9</w:t>
+      </w:r>
+      <w:r>
+        <w:rPr>
+          <w:rFonts w:ascii="Calibri" w:cs="Calibri" w:eastAsia="Calibri" w:hAnsi="Calibri"/>
+          <w:color w:val="D4A857"/>
+          <w:sz w:val="18"/>
+          <w:szCs w:val="18"/>
+        </w:rPr>
+        <w:t xml:space="preserve">  →  </w:t>
+      </w:r>
+      <w:r>
+        <w:rPr>
+          <w:rFonts w:ascii="Georgia" w:cs="Georgia" w:eastAsia="Georgia" w:hAnsi="Georgia"/>
+          <w:b/>
+          <w:bCs/>
+          <w:color w:val="14141B"/>
+          <w:sz w:val="20"/>
+          <w:szCs w:val="20"/>
+        </w:rPr>
+        <w:t xml:space="preserve">Am9</w:t>
+      </w:r>
+    </w:p>
+    <w:p>
+      <w:pPr>
+        <w:spacing w:after="240"/>
+      </w:pPr>
+      <w:r>
+        <w:t xml:space="preserve"/>
+      </w:r>
+    </w:p>
+    <w:p>
+      <w:pPr>
         <w:spacing w:after="80" w:before="240"/>
       </w:pPr>
       <w:r>
@@ -20731,7 +23428,7 @@
         <w:pBdr>
           <w:left w:val="single" w:color="5FA874" w:sz="12" w:space="8"/>
         </w:pBdr>
-        <w:spacing w:after="480" w:line="320"/>
+        <w:spacing w:after="240" w:line="320"/>
         <w:ind w:left="240"/>
       </w:pPr>
       <w:r>
@@ -21347,6 +24044,372 @@
     </w:p>
     <w:p>
       <w:pPr>
+        <w:spacing w:after="120" w:before="240"/>
+      </w:pPr>
+      <w:r>
+        <w:rPr>
+          <w:rFonts w:ascii="Calibri" w:cs="Calibri" w:eastAsia="Calibri" w:hAnsi="Calibri"/>
+          <w:b/>
+          <w:bCs/>
+          <w:color w:val="D4A857"/>
+          <w:spacing w:val="80"/>
+          <w:sz w:val="14"/>
+          <w:szCs w:val="14"/>
+        </w:rPr>
+        <w:t xml:space="preserve">JOUE-LES AU TEMPO</w:t>
+      </w:r>
+    </w:p>
+    <w:p>
+      <w:pPr>
+        <w:spacing w:after="60" w:before="180"/>
+      </w:pPr>
+      <w:r>
+        <w:rPr>
+          <w:rFonts w:ascii="Calibri" w:cs="Calibri" w:eastAsia="Calibri" w:hAnsi="Calibri"/>
+          <w:b/>
+          <w:bCs/>
+          <w:color w:val="2A2A36"/>
+          <w:sz w:val="20"/>
+          <w:szCs w:val="20"/>
+        </w:rPr>
+        <w:t xml:space="preserve">Avec dominante secondaire V/ii</w:t>
+      </w:r>
+      <w:r>
+        <w:rPr>
+          <w:rFonts w:ascii="Calibri" w:cs="Calibri" w:eastAsia="Calibri" w:hAnsi="Calibri"/>
+          <w:i/>
+          <w:iCs/>
+          <w:color w:val="D4A857"/>
+          <w:sz w:val="16"/>
+          <w:szCs w:val="16"/>
+        </w:rPr>
+        <w:t xml:space="preserve">    80 BPM</w:t>
+      </w:r>
+    </w:p>
+    <w:p>
+      <w:pPr>
+        <w:pBdr>
+          <w:left w:val="single" w:color="D4A857" w:sz="12" w:space="8"/>
+        </w:pBdr>
+        <w:spacing w:after="120" w:line="320"/>
+        <w:ind w:left="240"/>
+      </w:pPr>
+      <w:r>
+        <w:rPr>
+          <w:rFonts w:ascii="Georgia" w:cs="Georgia" w:eastAsia="Georgia" w:hAnsi="Georgia"/>
+          <w:b/>
+          <w:bCs/>
+          <w:color w:val="14141B"/>
+          <w:sz w:val="20"/>
+          <w:szCs w:val="20"/>
+        </w:rPr>
+        <w:t xml:space="preserve">Cmaj9</w:t>
+      </w:r>
+      <w:r>
+        <w:rPr>
+          <w:rFonts w:ascii="Calibri" w:cs="Calibri" w:eastAsia="Calibri" w:hAnsi="Calibri"/>
+          <w:color w:val="D4A857"/>
+          <w:sz w:val="18"/>
+          <w:szCs w:val="18"/>
+        </w:rPr>
+        <w:t xml:space="preserve">  →  </w:t>
+      </w:r>
+      <w:r>
+        <w:rPr>
+          <w:rFonts w:ascii="Georgia" w:cs="Georgia" w:eastAsia="Georgia" w:hAnsi="Georgia"/>
+          <w:b/>
+          <w:bCs/>
+          <w:color w:val="14141B"/>
+          <w:sz w:val="20"/>
+          <w:szCs w:val="20"/>
+        </w:rPr>
+        <w:t xml:space="preserve">A7b9</w:t>
+      </w:r>
+      <w:r>
+        <w:rPr>
+          <w:rFonts w:ascii="Calibri" w:cs="Calibri" w:eastAsia="Calibri" w:hAnsi="Calibri"/>
+          <w:color w:val="D4A857"/>
+          <w:sz w:val="18"/>
+          <w:szCs w:val="18"/>
+        </w:rPr>
+        <w:t xml:space="preserve">  →  </w:t>
+      </w:r>
+      <w:r>
+        <w:rPr>
+          <w:rFonts w:ascii="Georgia" w:cs="Georgia" w:eastAsia="Georgia" w:hAnsi="Georgia"/>
+          <w:b/>
+          <w:bCs/>
+          <w:color w:val="14141B"/>
+          <w:sz w:val="20"/>
+          <w:szCs w:val="20"/>
+        </w:rPr>
+        <w:t xml:space="preserve">Dm9</w:t>
+      </w:r>
+      <w:r>
+        <w:rPr>
+          <w:rFonts w:ascii="Calibri" w:cs="Calibri" w:eastAsia="Calibri" w:hAnsi="Calibri"/>
+          <w:color w:val="D4A857"/>
+          <w:sz w:val="18"/>
+          <w:szCs w:val="18"/>
+        </w:rPr>
+        <w:t xml:space="preserve">  →  </w:t>
+      </w:r>
+      <w:r>
+        <w:rPr>
+          <w:rFonts w:ascii="Georgia" w:cs="Georgia" w:eastAsia="Georgia" w:hAnsi="Georgia"/>
+          <w:b/>
+          <w:bCs/>
+          <w:color w:val="14141B"/>
+          <w:sz w:val="20"/>
+          <w:szCs w:val="20"/>
+        </w:rPr>
+        <w:t xml:space="preserve">G13</w:t>
+      </w:r>
+    </w:p>
+    <w:p>
+      <w:pPr>
+        <w:spacing w:after="60" w:before="180"/>
+      </w:pPr>
+      <w:r>
+        <w:rPr>
+          <w:rFonts w:ascii="Calibri" w:cs="Calibri" w:eastAsia="Calibri" w:hAnsi="Calibri"/>
+          <w:b/>
+          <w:bCs/>
+          <w:color w:val="2A2A36"/>
+          <w:sz w:val="20"/>
+          <w:szCs w:val="20"/>
+        </w:rPr>
+        <w:t xml:space="preserve">Chaîne de dominantes (cycle des quintes)</w:t>
+      </w:r>
+      <w:r>
+        <w:rPr>
+          <w:rFonts w:ascii="Calibri" w:cs="Calibri" w:eastAsia="Calibri" w:hAnsi="Calibri"/>
+          <w:i/>
+          <w:iCs/>
+          <w:color w:val="D4A857"/>
+          <w:sz w:val="16"/>
+          <w:szCs w:val="16"/>
+        </w:rPr>
+        <w:t xml:space="preserve">    85 BPM</w:t>
+      </w:r>
+    </w:p>
+    <w:p>
+      <w:pPr>
+        <w:pBdr>
+          <w:left w:val="single" w:color="D4A857" w:sz="12" w:space="8"/>
+        </w:pBdr>
+        <w:spacing w:after="120" w:line="320"/>
+        <w:ind w:left="240"/>
+      </w:pPr>
+      <w:r>
+        <w:rPr>
+          <w:rFonts w:ascii="Georgia" w:cs="Georgia" w:eastAsia="Georgia" w:hAnsi="Georgia"/>
+          <w:b/>
+          <w:bCs/>
+          <w:color w:val="14141B"/>
+          <w:sz w:val="20"/>
+          <w:szCs w:val="20"/>
+        </w:rPr>
+        <w:t xml:space="preserve">E7</w:t>
+      </w:r>
+      <w:r>
+        <w:rPr>
+          <w:rFonts w:ascii="Calibri" w:cs="Calibri" w:eastAsia="Calibri" w:hAnsi="Calibri"/>
+          <w:color w:val="D4A857"/>
+          <w:sz w:val="18"/>
+          <w:szCs w:val="18"/>
+        </w:rPr>
+        <w:t xml:space="preserve">  →  </w:t>
+      </w:r>
+      <w:r>
+        <w:rPr>
+          <w:rFonts w:ascii="Georgia" w:cs="Georgia" w:eastAsia="Georgia" w:hAnsi="Georgia"/>
+          <w:b/>
+          <w:bCs/>
+          <w:color w:val="14141B"/>
+          <w:sz w:val="20"/>
+          <w:szCs w:val="20"/>
+        </w:rPr>
+        <w:t xml:space="preserve">A7</w:t>
+      </w:r>
+      <w:r>
+        <w:rPr>
+          <w:rFonts w:ascii="Calibri" w:cs="Calibri" w:eastAsia="Calibri" w:hAnsi="Calibri"/>
+          <w:color w:val="D4A857"/>
+          <w:sz w:val="18"/>
+          <w:szCs w:val="18"/>
+        </w:rPr>
+        <w:t xml:space="preserve">  →  </w:t>
+      </w:r>
+      <w:r>
+        <w:rPr>
+          <w:rFonts w:ascii="Georgia" w:cs="Georgia" w:eastAsia="Georgia" w:hAnsi="Georgia"/>
+          <w:b/>
+          <w:bCs/>
+          <w:color w:val="14141B"/>
+          <w:sz w:val="20"/>
+          <w:szCs w:val="20"/>
+        </w:rPr>
+        <w:t xml:space="preserve">D7</w:t>
+      </w:r>
+      <w:r>
+        <w:rPr>
+          <w:rFonts w:ascii="Calibri" w:cs="Calibri" w:eastAsia="Calibri" w:hAnsi="Calibri"/>
+          <w:color w:val="D4A857"/>
+          <w:sz w:val="18"/>
+          <w:szCs w:val="18"/>
+        </w:rPr>
+        <w:t xml:space="preserve">  →  </w:t>
+      </w:r>
+      <w:r>
+        <w:rPr>
+          <w:rFonts w:ascii="Georgia" w:cs="Georgia" w:eastAsia="Georgia" w:hAnsi="Georgia"/>
+          <w:b/>
+          <w:bCs/>
+          <w:color w:val="14141B"/>
+          <w:sz w:val="20"/>
+          <w:szCs w:val="20"/>
+        </w:rPr>
+        <w:t xml:space="preserve">G7</w:t>
+      </w:r>
+      <w:r>
+        <w:rPr>
+          <w:rFonts w:ascii="Calibri" w:cs="Calibri" w:eastAsia="Calibri" w:hAnsi="Calibri"/>
+          <w:color w:val="D4A857"/>
+          <w:sz w:val="18"/>
+          <w:szCs w:val="18"/>
+        </w:rPr>
+        <w:t xml:space="preserve">  →  </w:t>
+      </w:r>
+      <w:r>
+        <w:rPr>
+          <w:rFonts w:ascii="Georgia" w:cs="Georgia" w:eastAsia="Georgia" w:hAnsi="Georgia"/>
+          <w:b/>
+          <w:bCs/>
+          <w:color w:val="14141B"/>
+          <w:sz w:val="20"/>
+          <w:szCs w:val="20"/>
+        </w:rPr>
+        <w:t xml:space="preserve">Cmaj9</w:t>
+      </w:r>
+    </w:p>
+    <w:p>
+      <w:pPr>
+        <w:spacing w:after="60" w:before="180"/>
+      </w:pPr>
+      <w:r>
+        <w:rPr>
+          <w:rFonts w:ascii="Calibri" w:cs="Calibri" w:eastAsia="Calibri" w:hAnsi="Calibri"/>
+          <w:b/>
+          <w:bCs/>
+          <w:color w:val="2A2A36"/>
+          <w:sz w:val="20"/>
+          <w:szCs w:val="20"/>
+        </w:rPr>
+        <w:t xml:space="preserve">V/V → V → I (double dominante)</w:t>
+      </w:r>
+      <w:r>
+        <w:rPr>
+          <w:rFonts w:ascii="Calibri" w:cs="Calibri" w:eastAsia="Calibri" w:hAnsi="Calibri"/>
+          <w:i/>
+          <w:iCs/>
+          <w:color w:val="D4A857"/>
+          <w:sz w:val="16"/>
+          <w:szCs w:val="16"/>
+        </w:rPr>
+        <w:t xml:space="preserve">    75 BPM</w:t>
+      </w:r>
+    </w:p>
+    <w:p>
+      <w:pPr>
+        <w:pBdr>
+          <w:left w:val="single" w:color="D4A857" w:sz="12" w:space="8"/>
+        </w:pBdr>
+        <w:spacing w:after="120" w:line="320"/>
+        <w:ind w:left="240"/>
+      </w:pPr>
+      <w:r>
+        <w:rPr>
+          <w:rFonts w:ascii="Georgia" w:cs="Georgia" w:eastAsia="Georgia" w:hAnsi="Georgia"/>
+          <w:b/>
+          <w:bCs/>
+          <w:color w:val="14141B"/>
+          <w:sz w:val="20"/>
+          <w:szCs w:val="20"/>
+        </w:rPr>
+        <w:t xml:space="preserve">Cmaj9</w:t>
+      </w:r>
+      <w:r>
+        <w:rPr>
+          <w:rFonts w:ascii="Calibri" w:cs="Calibri" w:eastAsia="Calibri" w:hAnsi="Calibri"/>
+          <w:color w:val="D4A857"/>
+          <w:sz w:val="18"/>
+          <w:szCs w:val="18"/>
+        </w:rPr>
+        <w:t xml:space="preserve">  →  </w:t>
+      </w:r>
+      <w:r>
+        <w:rPr>
+          <w:rFonts w:ascii="Georgia" w:cs="Georgia" w:eastAsia="Georgia" w:hAnsi="Georgia"/>
+          <w:b/>
+          <w:bCs/>
+          <w:color w:val="14141B"/>
+          <w:sz w:val="20"/>
+          <w:szCs w:val="20"/>
+        </w:rPr>
+        <w:t xml:space="preserve">D7</w:t>
+      </w:r>
+      <w:r>
+        <w:rPr>
+          <w:rFonts w:ascii="Calibri" w:cs="Calibri" w:eastAsia="Calibri" w:hAnsi="Calibri"/>
+          <w:color w:val="D4A857"/>
+          <w:sz w:val="18"/>
+          <w:szCs w:val="18"/>
+        </w:rPr>
+        <w:t xml:space="preserve">  →  </w:t>
+      </w:r>
+      <w:r>
+        <w:rPr>
+          <w:rFonts w:ascii="Georgia" w:cs="Georgia" w:eastAsia="Georgia" w:hAnsi="Georgia"/>
+          <w:b/>
+          <w:bCs/>
+          <w:color w:val="14141B"/>
+          <w:sz w:val="20"/>
+          <w:szCs w:val="20"/>
+        </w:rPr>
+        <w:t xml:space="preserve">G13</w:t>
+      </w:r>
+      <w:r>
+        <w:rPr>
+          <w:rFonts w:ascii="Calibri" w:cs="Calibri" w:eastAsia="Calibri" w:hAnsi="Calibri"/>
+          <w:color w:val="D4A857"/>
+          <w:sz w:val="18"/>
+          <w:szCs w:val="18"/>
+        </w:rPr>
+        <w:t xml:space="preserve">  →  </w:t>
+      </w:r>
+      <w:r>
+        <w:rPr>
+          <w:rFonts w:ascii="Georgia" w:cs="Georgia" w:eastAsia="Georgia" w:hAnsi="Georgia"/>
+          <w:b/>
+          <w:bCs/>
+          <w:color w:val="14141B"/>
+          <w:sz w:val="20"/>
+          <w:szCs w:val="20"/>
+        </w:rPr>
+        <w:t xml:space="preserve">Cmaj9</w:t>
+      </w:r>
+    </w:p>
+    <w:p>
+      <w:pPr>
+        <w:spacing w:after="240"/>
+      </w:pPr>
+      <w:r>
+        <w:t xml:space="preserve"/>
+      </w:r>
+    </w:p>
+    <w:p>
+      <w:pPr>
         <w:spacing w:after="80" w:before="240"/>
       </w:pPr>
       <w:r>
@@ -21397,7 +24460,7 @@
         <w:pBdr>
           <w:left w:val="single" w:color="5FA874" w:sz="12" w:space="8"/>
         </w:pBdr>
-        <w:spacing w:after="480" w:line="320"/>
+        <w:spacing w:after="240" w:line="320"/>
         <w:ind w:left="240"/>
       </w:pPr>
       <w:r>
@@ -21806,6 +24869,592 @@
     </w:p>
     <w:p>
       <w:pPr>
+        <w:spacing w:after="120" w:before="240"/>
+      </w:pPr>
+      <w:r>
+        <w:rPr>
+          <w:rFonts w:ascii="Calibri" w:cs="Calibri" w:eastAsia="Calibri" w:hAnsi="Calibri"/>
+          <w:b/>
+          <w:bCs/>
+          <w:color w:val="D4A857"/>
+          <w:spacing w:val="80"/>
+          <w:sz w:val="14"/>
+          <w:szCs w:val="14"/>
+        </w:rPr>
+        <w:t xml:space="preserve">JOUE-LES AU TEMPO</w:t>
+      </w:r>
+    </w:p>
+    <w:p>
+      <w:pPr>
+        <w:spacing w:after="60" w:before="180"/>
+      </w:pPr>
+      <w:r>
+        <w:rPr>
+          <w:rFonts w:ascii="Calibri" w:cs="Calibri" w:eastAsia="Calibri" w:hAnsi="Calibri"/>
+          <w:b/>
+          <w:bCs/>
+          <w:color w:val="2A2A36"/>
+          <w:sz w:val="20"/>
+          <w:szCs w:val="20"/>
+        </w:rPr>
+        <w:t xml:space="preserve">Gospel turnaround complet en C</w:t>
+      </w:r>
+      <w:r>
+        <w:rPr>
+          <w:rFonts w:ascii="Calibri" w:cs="Calibri" w:eastAsia="Calibri" w:hAnsi="Calibri"/>
+          <w:i/>
+          <w:iCs/>
+          <w:color w:val="D4A857"/>
+          <w:sz w:val="16"/>
+          <w:szCs w:val="16"/>
+        </w:rPr>
+        <w:t xml:space="preserve">    70 BPM</w:t>
+      </w:r>
+    </w:p>
+    <w:p>
+      <w:pPr>
+        <w:pBdr>
+          <w:left w:val="single" w:color="D4A857" w:sz="12" w:space="8"/>
+        </w:pBdr>
+        <w:spacing w:after="120" w:line="320"/>
+        <w:ind w:left="240"/>
+      </w:pPr>
+      <w:r>
+        <w:rPr>
+          <w:rFonts w:ascii="Georgia" w:cs="Georgia" w:eastAsia="Georgia" w:hAnsi="Georgia"/>
+          <w:b/>
+          <w:bCs/>
+          <w:color w:val="14141B"/>
+          <w:sz w:val="20"/>
+          <w:szCs w:val="20"/>
+        </w:rPr>
+        <w:t xml:space="preserve">Cmaj9</w:t>
+      </w:r>
+      <w:r>
+        <w:rPr>
+          <w:rFonts w:ascii="Calibri" w:cs="Calibri" w:eastAsia="Calibri" w:hAnsi="Calibri"/>
+          <w:color w:val="D4A857"/>
+          <w:sz w:val="18"/>
+          <w:szCs w:val="18"/>
+        </w:rPr>
+        <w:t xml:space="preserve">  →  </w:t>
+      </w:r>
+      <w:r>
+        <w:rPr>
+          <w:rFonts w:ascii="Georgia" w:cs="Georgia" w:eastAsia="Georgia" w:hAnsi="Georgia"/>
+          <w:b/>
+          <w:bCs/>
+          <w:color w:val="14141B"/>
+          <w:sz w:val="20"/>
+          <w:szCs w:val="20"/>
+        </w:rPr>
+        <w:t xml:space="preserve">C7</w:t>
+      </w:r>
+      <w:r>
+        <w:rPr>
+          <w:rFonts w:ascii="Calibri" w:cs="Calibri" w:eastAsia="Calibri" w:hAnsi="Calibri"/>
+          <w:color w:val="D4A857"/>
+          <w:sz w:val="18"/>
+          <w:szCs w:val="18"/>
+        </w:rPr>
+        <w:t xml:space="preserve">  →  </w:t>
+      </w:r>
+      <w:r>
+        <w:rPr>
+          <w:rFonts w:ascii="Georgia" w:cs="Georgia" w:eastAsia="Georgia" w:hAnsi="Georgia"/>
+          <w:b/>
+          <w:bCs/>
+          <w:color w:val="14141B"/>
+          <w:sz w:val="20"/>
+          <w:szCs w:val="20"/>
+        </w:rPr>
+        <w:t xml:space="preserve">Fmaj9</w:t>
+      </w:r>
+      <w:r>
+        <w:rPr>
+          <w:rFonts w:ascii="Calibri" w:cs="Calibri" w:eastAsia="Calibri" w:hAnsi="Calibri"/>
+          <w:color w:val="D4A857"/>
+          <w:sz w:val="18"/>
+          <w:szCs w:val="18"/>
+        </w:rPr>
+        <w:t xml:space="preserve">  →  </w:t>
+      </w:r>
+      <w:r>
+        <w:rPr>
+          <w:rFonts w:ascii="Georgia" w:cs="Georgia" w:eastAsia="Georgia" w:hAnsi="Georgia"/>
+          <w:b/>
+          <w:bCs/>
+          <w:color w:val="14141B"/>
+          <w:sz w:val="20"/>
+          <w:szCs w:val="20"/>
+        </w:rPr>
+        <w:t xml:space="preserve">Fm9</w:t>
+      </w:r>
+      <w:r>
+        <w:rPr>
+          <w:rFonts w:ascii="Calibri" w:cs="Calibri" w:eastAsia="Calibri" w:hAnsi="Calibri"/>
+          <w:color w:val="D4A857"/>
+          <w:sz w:val="18"/>
+          <w:szCs w:val="18"/>
+        </w:rPr>
+        <w:t xml:space="preserve">  →  </w:t>
+      </w:r>
+      <w:r>
+        <w:rPr>
+          <w:rFonts w:ascii="Georgia" w:cs="Georgia" w:eastAsia="Georgia" w:hAnsi="Georgia"/>
+          <w:b/>
+          <w:bCs/>
+          <w:color w:val="14141B"/>
+          <w:sz w:val="20"/>
+          <w:szCs w:val="20"/>
+        </w:rPr>
+        <w:t xml:space="preserve">Cmaj9/E</w:t>
+      </w:r>
+      <w:r>
+        <w:rPr>
+          <w:rFonts w:ascii="Calibri" w:cs="Calibri" w:eastAsia="Calibri" w:hAnsi="Calibri"/>
+          <w:color w:val="D4A857"/>
+          <w:sz w:val="18"/>
+          <w:szCs w:val="18"/>
+        </w:rPr>
+        <w:t xml:space="preserve">  →  </w:t>
+      </w:r>
+      <w:r>
+        <w:rPr>
+          <w:rFonts w:ascii="Georgia" w:cs="Georgia" w:eastAsia="Georgia" w:hAnsi="Georgia"/>
+          <w:b/>
+          <w:bCs/>
+          <w:color w:val="14141B"/>
+          <w:sz w:val="20"/>
+          <w:szCs w:val="20"/>
+        </w:rPr>
+        <w:t xml:space="preserve">A7</w:t>
+      </w:r>
+      <w:r>
+        <w:rPr>
+          <w:rFonts w:ascii="Calibri" w:cs="Calibri" w:eastAsia="Calibri" w:hAnsi="Calibri"/>
+          <w:color w:val="D4A857"/>
+          <w:sz w:val="18"/>
+          <w:szCs w:val="18"/>
+        </w:rPr>
+        <w:t xml:space="preserve">  →  </w:t>
+      </w:r>
+      <w:r>
+        <w:rPr>
+          <w:rFonts w:ascii="Georgia" w:cs="Georgia" w:eastAsia="Georgia" w:hAnsi="Georgia"/>
+          <w:b/>
+          <w:bCs/>
+          <w:color w:val="14141B"/>
+          <w:sz w:val="20"/>
+          <w:szCs w:val="20"/>
+        </w:rPr>
+        <w:t xml:space="preserve">Dm9</w:t>
+      </w:r>
+      <w:r>
+        <w:rPr>
+          <w:rFonts w:ascii="Calibri" w:cs="Calibri" w:eastAsia="Calibri" w:hAnsi="Calibri"/>
+          <w:color w:val="D4A857"/>
+          <w:sz w:val="18"/>
+          <w:szCs w:val="18"/>
+        </w:rPr>
+        <w:t xml:space="preserve">  →  </w:t>
+      </w:r>
+      <w:r>
+        <w:rPr>
+          <w:rFonts w:ascii="Georgia" w:cs="Georgia" w:eastAsia="Georgia" w:hAnsi="Georgia"/>
+          <w:b/>
+          <w:bCs/>
+          <w:color w:val="14141B"/>
+          <w:sz w:val="20"/>
+          <w:szCs w:val="20"/>
+        </w:rPr>
+        <w:t xml:space="preserve">G13</w:t>
+      </w:r>
+    </w:p>
+    <w:p>
+      <w:pPr>
+        <w:spacing w:after="60" w:before="180"/>
+      </w:pPr>
+      <w:r>
+        <w:rPr>
+          <w:rFonts w:ascii="Calibri" w:cs="Calibri" w:eastAsia="Calibri" w:hAnsi="Calibri"/>
+          <w:b/>
+          <w:bCs/>
+          <w:color w:val="2A2A36"/>
+          <w:sz w:val="20"/>
+          <w:szCs w:val="20"/>
+        </w:rPr>
+        <w:t xml:space="preserve">Turnaround gospel en F</w:t>
+      </w:r>
+      <w:r>
+        <w:rPr>
+          <w:rFonts w:ascii="Calibri" w:cs="Calibri" w:eastAsia="Calibri" w:hAnsi="Calibri"/>
+          <w:i/>
+          <w:iCs/>
+          <w:color w:val="D4A857"/>
+          <w:sz w:val="16"/>
+          <w:szCs w:val="16"/>
+        </w:rPr>
+        <w:t xml:space="preserve">    75 BPM</w:t>
+      </w:r>
+    </w:p>
+    <w:p>
+      <w:pPr>
+        <w:pBdr>
+          <w:left w:val="single" w:color="D4A857" w:sz="12" w:space="8"/>
+        </w:pBdr>
+        <w:spacing w:after="120" w:line="320"/>
+        <w:ind w:left="240"/>
+      </w:pPr>
+      <w:r>
+        <w:rPr>
+          <w:rFonts w:ascii="Georgia" w:cs="Georgia" w:eastAsia="Georgia" w:hAnsi="Georgia"/>
+          <w:b/>
+          <w:bCs/>
+          <w:color w:val="14141B"/>
+          <w:sz w:val="20"/>
+          <w:szCs w:val="20"/>
+        </w:rPr>
+        <w:t xml:space="preserve">Fmaj9</w:t>
+      </w:r>
+      <w:r>
+        <w:rPr>
+          <w:rFonts w:ascii="Calibri" w:cs="Calibri" w:eastAsia="Calibri" w:hAnsi="Calibri"/>
+          <w:color w:val="D4A857"/>
+          <w:sz w:val="18"/>
+          <w:szCs w:val="18"/>
+        </w:rPr>
+        <w:t xml:space="preserve">  →  </w:t>
+      </w:r>
+      <w:r>
+        <w:rPr>
+          <w:rFonts w:ascii="Georgia" w:cs="Georgia" w:eastAsia="Georgia" w:hAnsi="Georgia"/>
+          <w:b/>
+          <w:bCs/>
+          <w:color w:val="14141B"/>
+          <w:sz w:val="20"/>
+          <w:szCs w:val="20"/>
+        </w:rPr>
+        <w:t xml:space="preserve">F7</w:t>
+      </w:r>
+      <w:r>
+        <w:rPr>
+          <w:rFonts w:ascii="Calibri" w:cs="Calibri" w:eastAsia="Calibri" w:hAnsi="Calibri"/>
+          <w:color w:val="D4A857"/>
+          <w:sz w:val="18"/>
+          <w:szCs w:val="18"/>
+        </w:rPr>
+        <w:t xml:space="preserve">  →  </w:t>
+      </w:r>
+      <w:r>
+        <w:rPr>
+          <w:rFonts w:ascii="Georgia" w:cs="Georgia" w:eastAsia="Georgia" w:hAnsi="Georgia"/>
+          <w:b/>
+          <w:bCs/>
+          <w:color w:val="14141B"/>
+          <w:sz w:val="20"/>
+          <w:szCs w:val="20"/>
+        </w:rPr>
+        <w:t xml:space="preserve">Bbmaj9</w:t>
+      </w:r>
+      <w:r>
+        <w:rPr>
+          <w:rFonts w:ascii="Calibri" w:cs="Calibri" w:eastAsia="Calibri" w:hAnsi="Calibri"/>
+          <w:color w:val="D4A857"/>
+          <w:sz w:val="18"/>
+          <w:szCs w:val="18"/>
+        </w:rPr>
+        <w:t xml:space="preserve">  →  </w:t>
+      </w:r>
+      <w:r>
+        <w:rPr>
+          <w:rFonts w:ascii="Georgia" w:cs="Georgia" w:eastAsia="Georgia" w:hAnsi="Georgia"/>
+          <w:b/>
+          <w:bCs/>
+          <w:color w:val="14141B"/>
+          <w:sz w:val="20"/>
+          <w:szCs w:val="20"/>
+        </w:rPr>
+        <w:t xml:space="preserve">Bbm9</w:t>
+      </w:r>
+      <w:r>
+        <w:rPr>
+          <w:rFonts w:ascii="Calibri" w:cs="Calibri" w:eastAsia="Calibri" w:hAnsi="Calibri"/>
+          <w:color w:val="D4A857"/>
+          <w:sz w:val="18"/>
+          <w:szCs w:val="18"/>
+        </w:rPr>
+        <w:t xml:space="preserve">  →  </w:t>
+      </w:r>
+      <w:r>
+        <w:rPr>
+          <w:rFonts w:ascii="Georgia" w:cs="Georgia" w:eastAsia="Georgia" w:hAnsi="Georgia"/>
+          <w:b/>
+          <w:bCs/>
+          <w:color w:val="14141B"/>
+          <w:sz w:val="20"/>
+          <w:szCs w:val="20"/>
+        </w:rPr>
+        <w:t xml:space="preserve">Fmaj9/A</w:t>
+      </w:r>
+      <w:r>
+        <w:rPr>
+          <w:rFonts w:ascii="Calibri" w:cs="Calibri" w:eastAsia="Calibri" w:hAnsi="Calibri"/>
+          <w:color w:val="D4A857"/>
+          <w:sz w:val="18"/>
+          <w:szCs w:val="18"/>
+        </w:rPr>
+        <w:t xml:space="preserve">  →  </w:t>
+      </w:r>
+      <w:r>
+        <w:rPr>
+          <w:rFonts w:ascii="Georgia" w:cs="Georgia" w:eastAsia="Georgia" w:hAnsi="Georgia"/>
+          <w:b/>
+          <w:bCs/>
+          <w:color w:val="14141B"/>
+          <w:sz w:val="20"/>
+          <w:szCs w:val="20"/>
+        </w:rPr>
+        <w:t xml:space="preserve">D7</w:t>
+      </w:r>
+      <w:r>
+        <w:rPr>
+          <w:rFonts w:ascii="Calibri" w:cs="Calibri" w:eastAsia="Calibri" w:hAnsi="Calibri"/>
+          <w:color w:val="D4A857"/>
+          <w:sz w:val="18"/>
+          <w:szCs w:val="18"/>
+        </w:rPr>
+        <w:t xml:space="preserve">  →  </w:t>
+      </w:r>
+      <w:r>
+        <w:rPr>
+          <w:rFonts w:ascii="Georgia" w:cs="Georgia" w:eastAsia="Georgia" w:hAnsi="Georgia"/>
+          <w:b/>
+          <w:bCs/>
+          <w:color w:val="14141B"/>
+          <w:sz w:val="20"/>
+          <w:szCs w:val="20"/>
+        </w:rPr>
+        <w:t xml:space="preserve">Gm9</w:t>
+      </w:r>
+      <w:r>
+        <w:rPr>
+          <w:rFonts w:ascii="Calibri" w:cs="Calibri" w:eastAsia="Calibri" w:hAnsi="Calibri"/>
+          <w:color w:val="D4A857"/>
+          <w:sz w:val="18"/>
+          <w:szCs w:val="18"/>
+        </w:rPr>
+        <w:t xml:space="preserve">  →  </w:t>
+      </w:r>
+      <w:r>
+        <w:rPr>
+          <w:rFonts w:ascii="Georgia" w:cs="Georgia" w:eastAsia="Georgia" w:hAnsi="Georgia"/>
+          <w:b/>
+          <w:bCs/>
+          <w:color w:val="14141B"/>
+          <w:sz w:val="20"/>
+          <w:szCs w:val="20"/>
+        </w:rPr>
+        <w:t xml:space="preserve">C13</w:t>
+      </w:r>
+    </w:p>
+    <w:p>
+      <w:pPr>
+        <w:spacing w:after="60" w:before="180"/>
+      </w:pPr>
+      <w:r>
+        <w:rPr>
+          <w:rFonts w:ascii="Calibri" w:cs="Calibri" w:eastAsia="Calibri" w:hAnsi="Calibri"/>
+          <w:b/>
+          <w:bCs/>
+          <w:color w:val="2A2A36"/>
+          <w:sz w:val="20"/>
+          <w:szCs w:val="20"/>
+        </w:rPr>
+        <w:t xml:space="preserve">Pachelbel gospel (1-5-6-3-4-1-4-5)</w:t>
+      </w:r>
+      <w:r>
+        <w:rPr>
+          <w:rFonts w:ascii="Calibri" w:cs="Calibri" w:eastAsia="Calibri" w:hAnsi="Calibri"/>
+          <w:i/>
+          <w:iCs/>
+          <w:color w:val="D4A857"/>
+          <w:sz w:val="16"/>
+          <w:szCs w:val="16"/>
+        </w:rPr>
+        <w:t xml:space="preserve">    80 BPM</w:t>
+      </w:r>
+    </w:p>
+    <w:p>
+      <w:pPr>
+        <w:pBdr>
+          <w:left w:val="single" w:color="D4A857" w:sz="12" w:space="8"/>
+        </w:pBdr>
+        <w:spacing w:after="120" w:line="320"/>
+        <w:ind w:left="240"/>
+      </w:pPr>
+      <w:r>
+        <w:rPr>
+          <w:rFonts w:ascii="Georgia" w:cs="Georgia" w:eastAsia="Georgia" w:hAnsi="Georgia"/>
+          <w:b/>
+          <w:bCs/>
+          <w:color w:val="14141B"/>
+          <w:sz w:val="20"/>
+          <w:szCs w:val="20"/>
+        </w:rPr>
+        <w:t xml:space="preserve">Cmaj9</w:t>
+      </w:r>
+      <w:r>
+        <w:rPr>
+          <w:rFonts w:ascii="Calibri" w:cs="Calibri" w:eastAsia="Calibri" w:hAnsi="Calibri"/>
+          <w:color w:val="D4A857"/>
+          <w:sz w:val="18"/>
+          <w:szCs w:val="18"/>
+        </w:rPr>
+        <w:t xml:space="preserve">  →  </w:t>
+      </w:r>
+      <w:r>
+        <w:rPr>
+          <w:rFonts w:ascii="Georgia" w:cs="Georgia" w:eastAsia="Georgia" w:hAnsi="Georgia"/>
+          <w:b/>
+          <w:bCs/>
+          <w:color w:val="14141B"/>
+          <w:sz w:val="20"/>
+          <w:szCs w:val="20"/>
+        </w:rPr>
+        <w:t xml:space="preserve">G13</w:t>
+      </w:r>
+      <w:r>
+        <w:rPr>
+          <w:rFonts w:ascii="Calibri" w:cs="Calibri" w:eastAsia="Calibri" w:hAnsi="Calibri"/>
+          <w:color w:val="D4A857"/>
+          <w:sz w:val="18"/>
+          <w:szCs w:val="18"/>
+        </w:rPr>
+        <w:t xml:space="preserve">  →  </w:t>
+      </w:r>
+      <w:r>
+        <w:rPr>
+          <w:rFonts w:ascii="Georgia" w:cs="Georgia" w:eastAsia="Georgia" w:hAnsi="Georgia"/>
+          <w:b/>
+          <w:bCs/>
+          <w:color w:val="14141B"/>
+          <w:sz w:val="20"/>
+          <w:szCs w:val="20"/>
+        </w:rPr>
+        <w:t xml:space="preserve">Am9</w:t>
+      </w:r>
+      <w:r>
+        <w:rPr>
+          <w:rFonts w:ascii="Calibri" w:cs="Calibri" w:eastAsia="Calibri" w:hAnsi="Calibri"/>
+          <w:color w:val="D4A857"/>
+          <w:sz w:val="18"/>
+          <w:szCs w:val="18"/>
+        </w:rPr>
+        <w:t xml:space="preserve">  →  </w:t>
+      </w:r>
+      <w:r>
+        <w:rPr>
+          <w:rFonts w:ascii="Georgia" w:cs="Georgia" w:eastAsia="Georgia" w:hAnsi="Georgia"/>
+          <w:b/>
+          <w:bCs/>
+          <w:color w:val="14141B"/>
+          <w:sz w:val="20"/>
+          <w:szCs w:val="20"/>
+        </w:rPr>
+        <w:t xml:space="preserve">Em9</w:t>
+      </w:r>
+      <w:r>
+        <w:rPr>
+          <w:rFonts w:ascii="Calibri" w:cs="Calibri" w:eastAsia="Calibri" w:hAnsi="Calibri"/>
+          <w:color w:val="D4A857"/>
+          <w:sz w:val="18"/>
+          <w:szCs w:val="18"/>
+        </w:rPr>
+        <w:t xml:space="preserve">  →  </w:t>
+      </w:r>
+      <w:r>
+        <w:rPr>
+          <w:rFonts w:ascii="Georgia" w:cs="Georgia" w:eastAsia="Georgia" w:hAnsi="Georgia"/>
+          <w:b/>
+          <w:bCs/>
+          <w:color w:val="14141B"/>
+          <w:sz w:val="20"/>
+          <w:szCs w:val="20"/>
+        </w:rPr>
+        <w:t xml:space="preserve">Fmaj9</w:t>
+      </w:r>
+      <w:r>
+        <w:rPr>
+          <w:rFonts w:ascii="Calibri" w:cs="Calibri" w:eastAsia="Calibri" w:hAnsi="Calibri"/>
+          <w:color w:val="D4A857"/>
+          <w:sz w:val="18"/>
+          <w:szCs w:val="18"/>
+        </w:rPr>
+        <w:t xml:space="preserve">  →  </w:t>
+      </w:r>
+      <w:r>
+        <w:rPr>
+          <w:rFonts w:ascii="Georgia" w:cs="Georgia" w:eastAsia="Georgia" w:hAnsi="Georgia"/>
+          <w:b/>
+          <w:bCs/>
+          <w:color w:val="14141B"/>
+          <w:sz w:val="20"/>
+          <w:szCs w:val="20"/>
+        </w:rPr>
+        <w:t xml:space="preserve">Cmaj9</w:t>
+      </w:r>
+      <w:r>
+        <w:rPr>
+          <w:rFonts w:ascii="Calibri" w:cs="Calibri" w:eastAsia="Calibri" w:hAnsi="Calibri"/>
+          <w:color w:val="D4A857"/>
+          <w:sz w:val="18"/>
+          <w:szCs w:val="18"/>
+        </w:rPr>
+        <w:t xml:space="preserve">  →  </w:t>
+      </w:r>
+      <w:r>
+        <w:rPr>
+          <w:rFonts w:ascii="Georgia" w:cs="Georgia" w:eastAsia="Georgia" w:hAnsi="Georgia"/>
+          <w:b/>
+          <w:bCs/>
+          <w:color w:val="14141B"/>
+          <w:sz w:val="20"/>
+          <w:szCs w:val="20"/>
+        </w:rPr>
+        <w:t xml:space="preserve">Fmaj9</w:t>
+      </w:r>
+      <w:r>
+        <w:rPr>
+          <w:rFonts w:ascii="Calibri" w:cs="Calibri" w:eastAsia="Calibri" w:hAnsi="Calibri"/>
+          <w:color w:val="D4A857"/>
+          <w:sz w:val="18"/>
+          <w:szCs w:val="18"/>
+        </w:rPr>
+        <w:t xml:space="preserve">  →  </w:t>
+      </w:r>
+      <w:r>
+        <w:rPr>
+          <w:rFonts w:ascii="Georgia" w:cs="Georgia" w:eastAsia="Georgia" w:hAnsi="Georgia"/>
+          <w:b/>
+          <w:bCs/>
+          <w:color w:val="14141B"/>
+          <w:sz w:val="20"/>
+          <w:szCs w:val="20"/>
+        </w:rPr>
+        <w:t xml:space="preserve">G13</w:t>
+      </w:r>
+    </w:p>
+    <w:p>
+      <w:pPr>
+        <w:spacing w:after="240"/>
+      </w:pPr>
+      <w:r>
+        <w:t xml:space="preserve"/>
+      </w:r>
+    </w:p>
+    <w:p>
+      <w:pPr>
         <w:spacing w:after="80" w:before="240"/>
       </w:pPr>
       <w:r>
@@ -21856,7 +25505,7 @@
         <w:pBdr>
           <w:left w:val="single" w:color="5FA874" w:sz="12" w:space="8"/>
         </w:pBdr>
-        <w:spacing w:after="480" w:line="320"/>
+        <w:spacing w:after="240" w:line="320"/>
         <w:ind w:left="240"/>
       </w:pPr>
       <w:r>
@@ -21869,6 +25518,83 @@
           <w:szCs w:val="22"/>
         </w:rPr>
         <w:t xml:space="preserve">Le turnaround gospel = chaîne de résolutions. Le 'finale' typique.</w:t>
+      </w:r>
+    </w:p>
+    <w:p>
+      <w:pPr>
+        <w:spacing w:after="80" w:before="240"/>
+      </w:pPr>
+      <w:r>
+        <w:rPr>
+          <w:rFonts w:ascii="Calibri" w:cs="Calibri" w:eastAsia="Calibri" w:hAnsi="Calibri"/>
+          <w:b/>
+          <w:bCs/>
+          <w:color w:val="C44569"/>
+          <w:spacing w:val="80"/>
+          <w:sz w:val="14"/>
+          <w:szCs w:val="14"/>
+        </w:rPr>
+        <w:t xml:space="preserve">À ÉCOUTER / REGARDER</w:t>
+      </w:r>
+    </w:p>
+    <w:p>
+      <w:pPr>
+        <w:spacing w:after="60"/>
+        <w:ind w:left="240"/>
+      </w:pPr>
+      <w:r>
+        <w:rPr>
+          <w:rFonts w:ascii="Calibri" w:cs="Calibri" w:eastAsia="Calibri" w:hAnsi="Calibri"/>
+          <w:color w:val="C44569"/>
+          <w:sz w:val="20"/>
+          <w:szCs w:val="20"/>
+        </w:rPr>
+        <w:t xml:space="preserve">▶ </w:t>
+      </w:r>
+      <w:r>
+        <w:rPr>
+          <w:rFonts w:ascii="Calibri" w:cs="Calibri" w:eastAsia="Calibri" w:hAnsi="Calibri"/>
+          <w:b/>
+          <w:bCs/>
+          <w:color w:val="2A2A36"/>
+          <w:sz w:val="20"/>
+          <w:szCs w:val="20"/>
+        </w:rPr>
+        <w:t xml:space="preserve">Gospel turnaround tutorial</w:t>
+      </w:r>
+      <w:r>
+        <w:rPr>
+          <w:rFonts w:ascii="Calibri" w:cs="Calibri" w:eastAsia="Calibri" w:hAnsi="Calibri"/>
+          <w:i/>
+          <w:iCs/>
+          <w:color w:val="8A8472"/>
+          <w:sz w:val="18"/>
+          <w:szCs w:val="18"/>
+        </w:rPr>
+        <w:t xml:space="preserve"> — Various</w:t>
+      </w:r>
+    </w:p>
+    <w:p>
+      <w:pPr>
+        <w:spacing w:after="120"/>
+        <w:ind w:left="360"/>
+      </w:pPr>
+      <w:r>
+        <w:rPr>
+          <w:rFonts w:ascii="Consolas" w:cs="Consolas" w:eastAsia="Consolas" w:hAnsi="Consolas"/>
+          <w:color w:val="5A7AA0"/>
+          <w:sz w:val="14"/>
+          <w:szCs w:val="14"/>
+        </w:rPr>
+        <w:t xml:space="preserve">https://www.youtube.com/results?search_query=gospel+piano+turnaround+tutorial</w:t>
+      </w:r>
+    </w:p>
+    <w:p>
+      <w:pPr>
+        <w:spacing w:after="240"/>
+      </w:pPr>
+      <w:r>
+        <w:t xml:space="preserve"/>
       </w:r>
     </w:p>
     <w:p>
@@ -22403,7 +26129,7 @@
         <w:pBdr>
           <w:left w:val="single" w:color="5FA874" w:sz="12" w:space="8"/>
         </w:pBdr>
-        <w:spacing w:after="480" w:line="320"/>
+        <w:spacing w:after="240" w:line="320"/>
         <w:ind w:left="240"/>
       </w:pPr>
       <w:r>
@@ -23045,6 +26771,305 @@
     </w:p>
     <w:p>
       <w:pPr>
+        <w:spacing w:after="120" w:before="240"/>
+      </w:pPr>
+      <w:r>
+        <w:rPr>
+          <w:rFonts w:ascii="Calibri" w:cs="Calibri" w:eastAsia="Calibri" w:hAnsi="Calibri"/>
+          <w:b/>
+          <w:bCs/>
+          <w:color w:val="D4A857"/>
+          <w:spacing w:val="80"/>
+          <w:sz w:val="14"/>
+          <w:szCs w:val="14"/>
+        </w:rPr>
+        <w:t xml:space="preserve">JOUE-LES AU TEMPO</w:t>
+      </w:r>
+    </w:p>
+    <w:p>
+      <w:pPr>
+        <w:spacing w:after="60" w:before="180"/>
+      </w:pPr>
+      <w:r>
+        <w:rPr>
+          <w:rFonts w:ascii="Calibri" w:cs="Calibri" w:eastAsia="Calibri" w:hAnsi="Calibri"/>
+          <w:b/>
+          <w:bCs/>
+          <w:color w:val="2A2A36"/>
+          <w:sz w:val="20"/>
+          <w:szCs w:val="20"/>
+        </w:rPr>
+        <w:t xml:space="preserve">Montée chromatique avec dim7</w:t>
+      </w:r>
+      <w:r>
+        <w:rPr>
+          <w:rFonts w:ascii="Calibri" w:cs="Calibri" w:eastAsia="Calibri" w:hAnsi="Calibri"/>
+          <w:i/>
+          <w:iCs/>
+          <w:color w:val="D4A857"/>
+          <w:sz w:val="16"/>
+          <w:szCs w:val="16"/>
+        </w:rPr>
+        <w:t xml:space="preserve">    75 BPM</w:t>
+      </w:r>
+    </w:p>
+    <w:p>
+      <w:pPr>
+        <w:pBdr>
+          <w:left w:val="single" w:color="D4A857" w:sz="12" w:space="8"/>
+        </w:pBdr>
+        <w:spacing w:after="120" w:line="320"/>
+        <w:ind w:left="240"/>
+      </w:pPr>
+      <w:r>
+        <w:rPr>
+          <w:rFonts w:ascii="Georgia" w:cs="Georgia" w:eastAsia="Georgia" w:hAnsi="Georgia"/>
+          <w:b/>
+          <w:bCs/>
+          <w:color w:val="14141B"/>
+          <w:sz w:val="20"/>
+          <w:szCs w:val="20"/>
+        </w:rPr>
+        <w:t xml:space="preserve">Cmaj9</w:t>
+      </w:r>
+      <w:r>
+        <w:rPr>
+          <w:rFonts w:ascii="Calibri" w:cs="Calibri" w:eastAsia="Calibri" w:hAnsi="Calibri"/>
+          <w:color w:val="D4A857"/>
+          <w:sz w:val="18"/>
+          <w:szCs w:val="18"/>
+        </w:rPr>
+        <w:t xml:space="preserve">  →  </w:t>
+      </w:r>
+      <w:r>
+        <w:rPr>
+          <w:rFonts w:ascii="Georgia" w:cs="Georgia" w:eastAsia="Georgia" w:hAnsi="Georgia"/>
+          <w:b/>
+          <w:bCs/>
+          <w:color w:val="14141B"/>
+          <w:sz w:val="20"/>
+          <w:szCs w:val="20"/>
+        </w:rPr>
+        <w:t xml:space="preserve">C#dim7</w:t>
+      </w:r>
+      <w:r>
+        <w:rPr>
+          <w:rFonts w:ascii="Calibri" w:cs="Calibri" w:eastAsia="Calibri" w:hAnsi="Calibri"/>
+          <w:color w:val="D4A857"/>
+          <w:sz w:val="18"/>
+          <w:szCs w:val="18"/>
+        </w:rPr>
+        <w:t xml:space="preserve">  →  </w:t>
+      </w:r>
+      <w:r>
+        <w:rPr>
+          <w:rFonts w:ascii="Georgia" w:cs="Georgia" w:eastAsia="Georgia" w:hAnsi="Georgia"/>
+          <w:b/>
+          <w:bCs/>
+          <w:color w:val="14141B"/>
+          <w:sz w:val="20"/>
+          <w:szCs w:val="20"/>
+        </w:rPr>
+        <w:t xml:space="preserve">Dm9</w:t>
+      </w:r>
+      <w:r>
+        <w:rPr>
+          <w:rFonts w:ascii="Calibri" w:cs="Calibri" w:eastAsia="Calibri" w:hAnsi="Calibri"/>
+          <w:color w:val="D4A857"/>
+          <w:sz w:val="18"/>
+          <w:szCs w:val="18"/>
+        </w:rPr>
+        <w:t xml:space="preserve">  →  </w:t>
+      </w:r>
+      <w:r>
+        <w:rPr>
+          <w:rFonts w:ascii="Georgia" w:cs="Georgia" w:eastAsia="Georgia" w:hAnsi="Georgia"/>
+          <w:b/>
+          <w:bCs/>
+          <w:color w:val="14141B"/>
+          <w:sz w:val="20"/>
+          <w:szCs w:val="20"/>
+        </w:rPr>
+        <w:t xml:space="preserve">D#dim7</w:t>
+      </w:r>
+      <w:r>
+        <w:rPr>
+          <w:rFonts w:ascii="Calibri" w:cs="Calibri" w:eastAsia="Calibri" w:hAnsi="Calibri"/>
+          <w:color w:val="D4A857"/>
+          <w:sz w:val="18"/>
+          <w:szCs w:val="18"/>
+        </w:rPr>
+        <w:t xml:space="preserve">  →  </w:t>
+      </w:r>
+      <w:r>
+        <w:rPr>
+          <w:rFonts w:ascii="Georgia" w:cs="Georgia" w:eastAsia="Georgia" w:hAnsi="Georgia"/>
+          <w:b/>
+          <w:bCs/>
+          <w:color w:val="14141B"/>
+          <w:sz w:val="20"/>
+          <w:szCs w:val="20"/>
+        </w:rPr>
+        <w:t xml:space="preserve">Em9</w:t>
+      </w:r>
+      <w:r>
+        <w:rPr>
+          <w:rFonts w:ascii="Calibri" w:cs="Calibri" w:eastAsia="Calibri" w:hAnsi="Calibri"/>
+          <w:color w:val="D4A857"/>
+          <w:sz w:val="18"/>
+          <w:szCs w:val="18"/>
+        </w:rPr>
+        <w:t xml:space="preserve">  →  </w:t>
+      </w:r>
+      <w:r>
+        <w:rPr>
+          <w:rFonts w:ascii="Georgia" w:cs="Georgia" w:eastAsia="Georgia" w:hAnsi="Georgia"/>
+          <w:b/>
+          <w:bCs/>
+          <w:color w:val="14141B"/>
+          <w:sz w:val="20"/>
+          <w:szCs w:val="20"/>
+        </w:rPr>
+        <w:t xml:space="preserve">Fmaj9</w:t>
+      </w:r>
+    </w:p>
+    <w:p>
+      <w:pPr>
+        <w:spacing w:after="60" w:before="180"/>
+      </w:pPr>
+      <w:r>
+        <w:rPr>
+          <w:rFonts w:ascii="Calibri" w:cs="Calibri" w:eastAsia="Calibri" w:hAnsi="Calibri"/>
+          <w:b/>
+          <w:bCs/>
+          <w:color w:val="2A2A36"/>
+          <w:sz w:val="20"/>
+          <w:szCs w:val="20"/>
+        </w:rPr>
+        <w:t xml:space="preserve">Descente chromatique en Eb</w:t>
+      </w:r>
+      <w:r>
+        <w:rPr>
+          <w:rFonts w:ascii="Calibri" w:cs="Calibri" w:eastAsia="Calibri" w:hAnsi="Calibri"/>
+          <w:i/>
+          <w:iCs/>
+          <w:color w:val="D4A857"/>
+          <w:sz w:val="16"/>
+          <w:szCs w:val="16"/>
+        </w:rPr>
+        <w:t xml:space="preserve">    75 BPM</w:t>
+      </w:r>
+    </w:p>
+    <w:p>
+      <w:pPr>
+        <w:pBdr>
+          <w:left w:val="single" w:color="D4A857" w:sz="12" w:space="8"/>
+        </w:pBdr>
+        <w:spacing w:after="120" w:line="320"/>
+        <w:ind w:left="240"/>
+      </w:pPr>
+      <w:r>
+        <w:rPr>
+          <w:rFonts w:ascii="Georgia" w:cs="Georgia" w:eastAsia="Georgia" w:hAnsi="Georgia"/>
+          <w:b/>
+          <w:bCs/>
+          <w:color w:val="14141B"/>
+          <w:sz w:val="20"/>
+          <w:szCs w:val="20"/>
+        </w:rPr>
+        <w:t xml:space="preserve">Ebmaj9</w:t>
+      </w:r>
+      <w:r>
+        <w:rPr>
+          <w:rFonts w:ascii="Calibri" w:cs="Calibri" w:eastAsia="Calibri" w:hAnsi="Calibri"/>
+          <w:color w:val="D4A857"/>
+          <w:sz w:val="18"/>
+          <w:szCs w:val="18"/>
+        </w:rPr>
+        <w:t xml:space="preserve">  →  </w:t>
+      </w:r>
+      <w:r>
+        <w:rPr>
+          <w:rFonts w:ascii="Georgia" w:cs="Georgia" w:eastAsia="Georgia" w:hAnsi="Georgia"/>
+          <w:b/>
+          <w:bCs/>
+          <w:color w:val="14141B"/>
+          <w:sz w:val="20"/>
+          <w:szCs w:val="20"/>
+        </w:rPr>
+        <w:t xml:space="preserve">Ddim7</w:t>
+      </w:r>
+      <w:r>
+        <w:rPr>
+          <w:rFonts w:ascii="Calibri" w:cs="Calibri" w:eastAsia="Calibri" w:hAnsi="Calibri"/>
+          <w:color w:val="D4A857"/>
+          <w:sz w:val="18"/>
+          <w:szCs w:val="18"/>
+        </w:rPr>
+        <w:t xml:space="preserve">  →  </w:t>
+      </w:r>
+      <w:r>
+        <w:rPr>
+          <w:rFonts w:ascii="Georgia" w:cs="Georgia" w:eastAsia="Georgia" w:hAnsi="Georgia"/>
+          <w:b/>
+          <w:bCs/>
+          <w:color w:val="14141B"/>
+          <w:sz w:val="20"/>
+          <w:szCs w:val="20"/>
+        </w:rPr>
+        <w:t xml:space="preserve">Cm9</w:t>
+      </w:r>
+      <w:r>
+        <w:rPr>
+          <w:rFonts w:ascii="Calibri" w:cs="Calibri" w:eastAsia="Calibri" w:hAnsi="Calibri"/>
+          <w:color w:val="D4A857"/>
+          <w:sz w:val="18"/>
+          <w:szCs w:val="18"/>
+        </w:rPr>
+        <w:t xml:space="preserve">  →  </w:t>
+      </w:r>
+      <w:r>
+        <w:rPr>
+          <w:rFonts w:ascii="Georgia" w:cs="Georgia" w:eastAsia="Georgia" w:hAnsi="Georgia"/>
+          <w:b/>
+          <w:bCs/>
+          <w:color w:val="14141B"/>
+          <w:sz w:val="20"/>
+          <w:szCs w:val="20"/>
+        </w:rPr>
+        <w:t xml:space="preserve">Bdim7</w:t>
+      </w:r>
+      <w:r>
+        <w:rPr>
+          <w:rFonts w:ascii="Calibri" w:cs="Calibri" w:eastAsia="Calibri" w:hAnsi="Calibri"/>
+          <w:color w:val="D4A857"/>
+          <w:sz w:val="18"/>
+          <w:szCs w:val="18"/>
+        </w:rPr>
+        <w:t xml:space="preserve">  →  </w:t>
+      </w:r>
+      <w:r>
+        <w:rPr>
+          <w:rFonts w:ascii="Georgia" w:cs="Georgia" w:eastAsia="Georgia" w:hAnsi="Georgia"/>
+          <w:b/>
+          <w:bCs/>
+          <w:color w:val="14141B"/>
+          <w:sz w:val="20"/>
+          <w:szCs w:val="20"/>
+        </w:rPr>
+        <w:t xml:space="preserve">Bbm9</w:t>
+      </w:r>
+    </w:p>
+    <w:p>
+      <w:pPr>
+        <w:spacing w:after="240"/>
+      </w:pPr>
+      <w:r>
+        <w:t xml:space="preserve"/>
+      </w:r>
+    </w:p>
+    <w:p>
+      <w:pPr>
         <w:spacing w:after="80" w:before="240"/>
       </w:pPr>
       <w:r>
@@ -23095,7 +27120,7 @@
         <w:pBdr>
           <w:left w:val="single" w:color="5FA874" w:sz="12" w:space="8"/>
         </w:pBdr>
-        <w:spacing w:after="480" w:line="320"/>
+        <w:spacing w:after="240" w:line="320"/>
         <w:ind w:left="240"/>
       </w:pPr>
       <w:r>
@@ -23678,6 +27703,225 @@
     </w:p>
     <w:p>
       <w:pPr>
+        <w:spacing w:after="120" w:before="240"/>
+      </w:pPr>
+      <w:r>
+        <w:rPr>
+          <w:rFonts w:ascii="Calibri" w:cs="Calibri" w:eastAsia="Calibri" w:hAnsi="Calibri"/>
+          <w:b/>
+          <w:bCs/>
+          <w:color w:val="D4A857"/>
+          <w:spacing w:val="80"/>
+          <w:sz w:val="14"/>
+          <w:szCs w:val="14"/>
+        </w:rPr>
+        <w:t xml:space="preserve">JOUE-LES AU TEMPO</w:t>
+      </w:r>
+    </w:p>
+    <w:p>
+      <w:pPr>
+        <w:spacing w:after="60" w:before="180"/>
+      </w:pPr>
+      <w:r>
+        <w:rPr>
+          <w:rFonts w:ascii="Calibri" w:cs="Calibri" w:eastAsia="Calibri" w:hAnsi="Calibri"/>
+          <w:b/>
+          <w:bCs/>
+          <w:color w:val="2A2A36"/>
+          <w:sz w:val="20"/>
+          <w:szCs w:val="20"/>
+        </w:rPr>
+        <w:t xml:space="preserve">Avec tritone substitution</w:t>
+      </w:r>
+      <w:r>
+        <w:rPr>
+          <w:rFonts w:ascii="Calibri" w:cs="Calibri" w:eastAsia="Calibri" w:hAnsi="Calibri"/>
+          <w:i/>
+          <w:iCs/>
+          <w:color w:val="D4A857"/>
+          <w:sz w:val="16"/>
+          <w:szCs w:val="16"/>
+        </w:rPr>
+        <w:t xml:space="preserve">    70 BPM</w:t>
+      </w:r>
+    </w:p>
+    <w:p>
+      <w:pPr>
+        <w:pBdr>
+          <w:left w:val="single" w:color="D4A857" w:sz="12" w:space="8"/>
+        </w:pBdr>
+        <w:spacing w:after="120" w:line="320"/>
+        <w:ind w:left="240"/>
+      </w:pPr>
+      <w:r>
+        <w:rPr>
+          <w:rFonts w:ascii="Georgia" w:cs="Georgia" w:eastAsia="Georgia" w:hAnsi="Georgia"/>
+          <w:b/>
+          <w:bCs/>
+          <w:color w:val="14141B"/>
+          <w:sz w:val="20"/>
+          <w:szCs w:val="20"/>
+        </w:rPr>
+        <w:t xml:space="preserve">Dm9</w:t>
+      </w:r>
+      <w:r>
+        <w:rPr>
+          <w:rFonts w:ascii="Calibri" w:cs="Calibri" w:eastAsia="Calibri" w:hAnsi="Calibri"/>
+          <w:color w:val="D4A857"/>
+          <w:sz w:val="18"/>
+          <w:szCs w:val="18"/>
+        </w:rPr>
+        <w:t xml:space="preserve">  →  </w:t>
+      </w:r>
+      <w:r>
+        <w:rPr>
+          <w:rFonts w:ascii="Georgia" w:cs="Georgia" w:eastAsia="Georgia" w:hAnsi="Georgia"/>
+          <w:b/>
+          <w:bCs/>
+          <w:color w:val="14141B"/>
+          <w:sz w:val="20"/>
+          <w:szCs w:val="20"/>
+        </w:rPr>
+        <w:t xml:space="preserve">Db9</w:t>
+      </w:r>
+      <w:r>
+        <w:rPr>
+          <w:rFonts w:ascii="Calibri" w:cs="Calibri" w:eastAsia="Calibri" w:hAnsi="Calibri"/>
+          <w:color w:val="D4A857"/>
+          <w:sz w:val="18"/>
+          <w:szCs w:val="18"/>
+        </w:rPr>
+        <w:t xml:space="preserve">  →  </w:t>
+      </w:r>
+      <w:r>
+        <w:rPr>
+          <w:rFonts w:ascii="Georgia" w:cs="Georgia" w:eastAsia="Georgia" w:hAnsi="Georgia"/>
+          <w:b/>
+          <w:bCs/>
+          <w:color w:val="14141B"/>
+          <w:sz w:val="20"/>
+          <w:szCs w:val="20"/>
+        </w:rPr>
+        <w:t xml:space="preserve">Cmaj9</w:t>
+      </w:r>
+    </w:p>
+    <w:p>
+      <w:pPr>
+        <w:spacing w:after="60" w:before="180"/>
+      </w:pPr>
+      <w:r>
+        <w:rPr>
+          <w:rFonts w:ascii="Calibri" w:cs="Calibri" w:eastAsia="Calibri" w:hAnsi="Calibri"/>
+          <w:b/>
+          <w:bCs/>
+          <w:color w:val="2A2A36"/>
+          <w:sz w:val="20"/>
+          <w:szCs w:val="20"/>
+        </w:rPr>
+        <w:t xml:space="preserve">Double tritone (G7 → Db7 → Cmaj9)</w:t>
+      </w:r>
+      <w:r>
+        <w:rPr>
+          <w:rFonts w:ascii="Calibri" w:cs="Calibri" w:eastAsia="Calibri" w:hAnsi="Calibri"/>
+          <w:i/>
+          <w:iCs/>
+          <w:color w:val="D4A857"/>
+          <w:sz w:val="16"/>
+          <w:szCs w:val="16"/>
+        </w:rPr>
+        <w:t xml:space="preserve">    75 BPM</w:t>
+      </w:r>
+    </w:p>
+    <w:p>
+      <w:pPr>
+        <w:pBdr>
+          <w:left w:val="single" w:color="D4A857" w:sz="12" w:space="8"/>
+        </w:pBdr>
+        <w:spacing w:after="120" w:line="320"/>
+        <w:ind w:left="240"/>
+      </w:pPr>
+      <w:r>
+        <w:rPr>
+          <w:rFonts w:ascii="Georgia" w:cs="Georgia" w:eastAsia="Georgia" w:hAnsi="Georgia"/>
+          <w:b/>
+          <w:bCs/>
+          <w:color w:val="14141B"/>
+          <w:sz w:val="20"/>
+          <w:szCs w:val="20"/>
+        </w:rPr>
+        <w:t xml:space="preserve">Dm9</w:t>
+      </w:r>
+      <w:r>
+        <w:rPr>
+          <w:rFonts w:ascii="Calibri" w:cs="Calibri" w:eastAsia="Calibri" w:hAnsi="Calibri"/>
+          <w:color w:val="D4A857"/>
+          <w:sz w:val="18"/>
+          <w:szCs w:val="18"/>
+        </w:rPr>
+        <w:t xml:space="preserve">  →  </w:t>
+      </w:r>
+      <w:r>
+        <w:rPr>
+          <w:rFonts w:ascii="Georgia" w:cs="Georgia" w:eastAsia="Georgia" w:hAnsi="Georgia"/>
+          <w:b/>
+          <w:bCs/>
+          <w:color w:val="14141B"/>
+          <w:sz w:val="20"/>
+          <w:szCs w:val="20"/>
+        </w:rPr>
+        <w:t xml:space="preserve">G13</w:t>
+      </w:r>
+      <w:r>
+        <w:rPr>
+          <w:rFonts w:ascii="Calibri" w:cs="Calibri" w:eastAsia="Calibri" w:hAnsi="Calibri"/>
+          <w:color w:val="D4A857"/>
+          <w:sz w:val="18"/>
+          <w:szCs w:val="18"/>
+        </w:rPr>
+        <w:t xml:space="preserve">  →  </w:t>
+      </w:r>
+      <w:r>
+        <w:rPr>
+          <w:rFonts w:ascii="Georgia" w:cs="Georgia" w:eastAsia="Georgia" w:hAnsi="Georgia"/>
+          <w:b/>
+          <w:bCs/>
+          <w:color w:val="14141B"/>
+          <w:sz w:val="20"/>
+          <w:szCs w:val="20"/>
+        </w:rPr>
+        <w:t xml:space="preserve">Db9</w:t>
+      </w:r>
+      <w:r>
+        <w:rPr>
+          <w:rFonts w:ascii="Calibri" w:cs="Calibri" w:eastAsia="Calibri" w:hAnsi="Calibri"/>
+          <w:color w:val="D4A857"/>
+          <w:sz w:val="18"/>
+          <w:szCs w:val="18"/>
+        </w:rPr>
+        <w:t xml:space="preserve">  →  </w:t>
+      </w:r>
+      <w:r>
+        <w:rPr>
+          <w:rFonts w:ascii="Georgia" w:cs="Georgia" w:eastAsia="Georgia" w:hAnsi="Georgia"/>
+          <w:b/>
+          <w:bCs/>
+          <w:color w:val="14141B"/>
+          <w:sz w:val="20"/>
+          <w:szCs w:val="20"/>
+        </w:rPr>
+        <w:t xml:space="preserve">Cmaj9</w:t>
+      </w:r>
+    </w:p>
+    <w:p>
+      <w:pPr>
+        <w:spacing w:after="240"/>
+      </w:pPr>
+      <w:r>
+        <w:t xml:space="preserve"/>
+      </w:r>
+    </w:p>
+    <w:p>
+      <w:pPr>
         <w:spacing w:after="80" w:before="240"/>
       </w:pPr>
       <w:r>
@@ -23728,7 +27972,7 @@
         <w:pBdr>
           <w:left w:val="single" w:color="5FA874" w:sz="12" w:space="8"/>
         </w:pBdr>
-        <w:spacing w:after="480" w:line="320"/>
+        <w:spacing w:after="240" w:line="320"/>
         <w:ind w:left="240"/>
       </w:pPr>
       <w:r>
@@ -24172,6 +28416,138 @@
     </w:p>
     <w:p>
       <w:pPr>
+        <w:spacing w:after="120" w:before="240"/>
+      </w:pPr>
+      <w:r>
+        <w:rPr>
+          <w:rFonts w:ascii="Calibri" w:cs="Calibri" w:eastAsia="Calibri" w:hAnsi="Calibri"/>
+          <w:b/>
+          <w:bCs/>
+          <w:color w:val="D4A857"/>
+          <w:spacing w:val="80"/>
+          <w:sz w:val="14"/>
+          <w:szCs w:val="14"/>
+        </w:rPr>
+        <w:t xml:space="preserve">JOUE-LES AU TEMPO</w:t>
+      </w:r>
+    </w:p>
+    <w:p>
+      <w:pPr>
+        <w:spacing w:after="60" w:before="180"/>
+      </w:pPr>
+      <w:r>
+        <w:rPr>
+          <w:rFonts w:ascii="Calibri" w:cs="Calibri" w:eastAsia="Calibri" w:hAnsi="Calibri"/>
+          <w:b/>
+          <w:bCs/>
+          <w:color w:val="2A2A36"/>
+          <w:sz w:val="20"/>
+          <w:szCs w:val="20"/>
+        </w:rPr>
+        <w:t xml:space="preserve">Backdoor progression (bVII7 → I)</w:t>
+      </w:r>
+      <w:r>
+        <w:rPr>
+          <w:rFonts w:ascii="Calibri" w:cs="Calibri" w:eastAsia="Calibri" w:hAnsi="Calibri"/>
+          <w:i/>
+          <w:iCs/>
+          <w:color w:val="D4A857"/>
+          <w:sz w:val="16"/>
+          <w:szCs w:val="16"/>
+        </w:rPr>
+        <w:t xml:space="preserve">    80 BPM</w:t>
+      </w:r>
+    </w:p>
+    <w:p>
+      <w:pPr>
+        <w:pBdr>
+          <w:left w:val="single" w:color="D4A857" w:sz="12" w:space="8"/>
+        </w:pBdr>
+        <w:spacing w:after="120" w:line="320"/>
+        <w:ind w:left="240"/>
+      </w:pPr>
+      <w:r>
+        <w:rPr>
+          <w:rFonts w:ascii="Georgia" w:cs="Georgia" w:eastAsia="Georgia" w:hAnsi="Georgia"/>
+          <w:b/>
+          <w:bCs/>
+          <w:color w:val="14141B"/>
+          <w:sz w:val="20"/>
+          <w:szCs w:val="20"/>
+        </w:rPr>
+        <w:t xml:space="preserve">Fmaj9</w:t>
+      </w:r>
+      <w:r>
+        <w:rPr>
+          <w:rFonts w:ascii="Calibri" w:cs="Calibri" w:eastAsia="Calibri" w:hAnsi="Calibri"/>
+          <w:color w:val="D4A857"/>
+          <w:sz w:val="18"/>
+          <w:szCs w:val="18"/>
+        </w:rPr>
+        <w:t xml:space="preserve">  →  </w:t>
+      </w:r>
+      <w:r>
+        <w:rPr>
+          <w:rFonts w:ascii="Georgia" w:cs="Georgia" w:eastAsia="Georgia" w:hAnsi="Georgia"/>
+          <w:b/>
+          <w:bCs/>
+          <w:color w:val="14141B"/>
+          <w:sz w:val="20"/>
+          <w:szCs w:val="20"/>
+        </w:rPr>
+        <w:t xml:space="preserve">Fm9</w:t>
+      </w:r>
+      <w:r>
+        <w:rPr>
+          <w:rFonts w:ascii="Calibri" w:cs="Calibri" w:eastAsia="Calibri" w:hAnsi="Calibri"/>
+          <w:color w:val="D4A857"/>
+          <w:sz w:val="18"/>
+          <w:szCs w:val="18"/>
+        </w:rPr>
+        <w:t xml:space="preserve">  →  </w:t>
+      </w:r>
+      <w:r>
+        <w:rPr>
+          <w:rFonts w:ascii="Georgia" w:cs="Georgia" w:eastAsia="Georgia" w:hAnsi="Georgia"/>
+          <w:b/>
+          <w:bCs/>
+          <w:color w:val="14141B"/>
+          <w:sz w:val="20"/>
+          <w:szCs w:val="20"/>
+        </w:rPr>
+        <w:t xml:space="preserve">Bb7</w:t>
+      </w:r>
+      <w:r>
+        <w:rPr>
+          <w:rFonts w:ascii="Calibri" w:cs="Calibri" w:eastAsia="Calibri" w:hAnsi="Calibri"/>
+          <w:color w:val="D4A857"/>
+          <w:sz w:val="18"/>
+          <w:szCs w:val="18"/>
+        </w:rPr>
+        <w:t xml:space="preserve">  →  </w:t>
+      </w:r>
+      <w:r>
+        <w:rPr>
+          <w:rFonts w:ascii="Georgia" w:cs="Georgia" w:eastAsia="Georgia" w:hAnsi="Georgia"/>
+          <w:b/>
+          <w:bCs/>
+          <w:color w:val="14141B"/>
+          <w:sz w:val="20"/>
+          <w:szCs w:val="20"/>
+        </w:rPr>
+        <w:t xml:space="preserve">Cmaj9</w:t>
+      </w:r>
+    </w:p>
+    <w:p>
+      <w:pPr>
+        <w:spacing w:after="240"/>
+      </w:pPr>
+      <w:r>
+        <w:t xml:space="preserve"/>
+      </w:r>
+    </w:p>
+    <w:p>
+      <w:pPr>
         <w:spacing w:after="80" w:before="240"/>
       </w:pPr>
       <w:r>
@@ -24222,7 +28598,7 @@
         <w:pBdr>
           <w:left w:val="single" w:color="5FA874" w:sz="12" w:space="8"/>
         </w:pBdr>
-        <w:spacing w:after="480" w:line="320"/>
+        <w:spacing w:after="240" w:line="320"/>
         <w:ind w:left="240"/>
       </w:pPr>
       <w:r>
@@ -24752,7 +29128,7 @@
         <w:pBdr>
           <w:left w:val="single" w:color="5FA874" w:sz="12" w:space="8"/>
         </w:pBdr>
-        <w:spacing w:after="480" w:line="320"/>
+        <w:spacing w:after="240" w:line="320"/>
         <w:ind w:left="240"/>
       </w:pPr>
       <w:r>
@@ -25404,7 +29780,7 @@
         <w:pBdr>
           <w:left w:val="single" w:color="5FA874" w:sz="12" w:space="8"/>
         </w:pBdr>
-        <w:spacing w:after="480" w:line="320"/>
+        <w:spacing w:after="240" w:line="320"/>
         <w:ind w:left="240"/>
       </w:pPr>
       <w:r>
@@ -25899,7 +30275,7 @@
         <w:pBdr>
           <w:left w:val="single" w:color="5FA874" w:sz="12" w:space="8"/>
         </w:pBdr>
-        <w:spacing w:after="480" w:line="320"/>
+        <w:spacing w:after="240" w:line="320"/>
         <w:ind w:left="240"/>
       </w:pPr>
       <w:r>
@@ -25912,6 +30288,83 @@
           <w:szCs w:val="22"/>
         </w:rPr>
         <w:t xml:space="preserve">Tag = répétition de la cadence avec passing chords variés. La signature des fins gospel.</w:t>
+      </w:r>
+    </w:p>
+    <w:p>
+      <w:pPr>
+        <w:spacing w:after="80" w:before="240"/>
+      </w:pPr>
+      <w:r>
+        <w:rPr>
+          <w:rFonts w:ascii="Calibri" w:cs="Calibri" w:eastAsia="Calibri" w:hAnsi="Calibri"/>
+          <w:b/>
+          <w:bCs/>
+          <w:color w:val="C44569"/>
+          <w:spacing w:val="80"/>
+          <w:sz w:val="14"/>
+          <w:szCs w:val="14"/>
+        </w:rPr>
+        <w:t xml:space="preserve">À ÉCOUTER / REGARDER</w:t>
+      </w:r>
+    </w:p>
+    <w:p>
+      <w:pPr>
+        <w:spacing w:after="60"/>
+        <w:ind w:left="240"/>
+      </w:pPr>
+      <w:r>
+        <w:rPr>
+          <w:rFonts w:ascii="Calibri" w:cs="Calibri" w:eastAsia="Calibri" w:hAnsi="Calibri"/>
+          <w:color w:val="C44569"/>
+          <w:sz w:val="20"/>
+          <w:szCs w:val="20"/>
+        </w:rPr>
+        <w:t xml:space="preserve">▶ </w:t>
+      </w:r>
+      <w:r>
+        <w:rPr>
+          <w:rFonts w:ascii="Calibri" w:cs="Calibri" w:eastAsia="Calibri" w:hAnsi="Calibri"/>
+          <w:b/>
+          <w:bCs/>
+          <w:color w:val="2A2A36"/>
+          <w:sz w:val="20"/>
+          <w:szCs w:val="20"/>
+        </w:rPr>
+        <w:t xml:space="preserve">Tag ending de 'Total Praise'</w:t>
+      </w:r>
+      <w:r>
+        <w:rPr>
+          <w:rFonts w:ascii="Calibri" w:cs="Calibri" w:eastAsia="Calibri" w:hAnsi="Calibri"/>
+          <w:i/>
+          <w:iCs/>
+          <w:color w:val="8A8472"/>
+          <w:sz w:val="18"/>
+          <w:szCs w:val="18"/>
+        </w:rPr>
+        <w:t xml:space="preserve"> — Richard Smallwood</w:t>
+      </w:r>
+    </w:p>
+    <w:p>
+      <w:pPr>
+        <w:spacing w:after="120"/>
+        <w:ind w:left="360"/>
+      </w:pPr>
+      <w:r>
+        <w:rPr>
+          <w:rFonts w:ascii="Consolas" w:cs="Consolas" w:eastAsia="Consolas" w:hAnsi="Consolas"/>
+          <w:color w:val="5A7AA0"/>
+          <w:sz w:val="14"/>
+          <w:szCs w:val="14"/>
+        </w:rPr>
+        <w:t xml:space="preserve">https://www.youtube.com/results?search_query=total+praise+richard+smallwood+tag+ending</w:t>
+      </w:r>
+    </w:p>
+    <w:p>
+      <w:pPr>
+        <w:spacing w:after="240"/>
+      </w:pPr>
+      <w:r>
+        <w:t xml:space="preserve"/>
       </w:r>
     </w:p>
     <w:p>
@@ -26337,7 +30790,7 @@
         <w:pBdr>
           <w:left w:val="single" w:color="5FA874" w:sz="12" w:space="8"/>
         </w:pBdr>
-        <w:spacing w:after="480" w:line="320"/>
+        <w:spacing w:after="240" w:line="320"/>
         <w:ind w:left="240"/>
       </w:pPr>
       <w:r>
@@ -26720,6 +31173,118 @@
     </w:p>
     <w:p>
       <w:pPr>
+        <w:spacing w:after="120" w:before="240"/>
+      </w:pPr>
+      <w:r>
+        <w:rPr>
+          <w:rFonts w:ascii="Calibri" w:cs="Calibri" w:eastAsia="Calibri" w:hAnsi="Calibri"/>
+          <w:b/>
+          <w:bCs/>
+          <w:color w:val="D4A857"/>
+          <w:spacing w:val="80"/>
+          <w:sz w:val="14"/>
+          <w:szCs w:val="14"/>
+        </w:rPr>
+        <w:t xml:space="preserve">JOUE-LES AU TEMPO</w:t>
+      </w:r>
+    </w:p>
+    <w:p>
+      <w:pPr>
+        <w:spacing w:after="60" w:before="180"/>
+      </w:pPr>
+      <w:r>
+        <w:rPr>
+          <w:rFonts w:ascii="Calibri" w:cs="Calibri" w:eastAsia="Calibri" w:hAnsi="Calibri"/>
+          <w:b/>
+          <w:bCs/>
+          <w:color w:val="2A2A36"/>
+          <w:sz w:val="20"/>
+          <w:szCs w:val="20"/>
+        </w:rPr>
+        <w:t xml:space="preserve">Comping pattern — 2-5-1 lent pour pratiquer</w:t>
+      </w:r>
+      <w:r>
+        <w:rPr>
+          <w:rFonts w:ascii="Calibri" w:cs="Calibri" w:eastAsia="Calibri" w:hAnsi="Calibri"/>
+          <w:i/>
+          <w:iCs/>
+          <w:color w:val="D4A857"/>
+          <w:sz w:val="16"/>
+          <w:szCs w:val="16"/>
+        </w:rPr>
+        <w:t xml:space="preserve">    65 BPM</w:t>
+      </w:r>
+    </w:p>
+    <w:p>
+      <w:pPr>
+        <w:pBdr>
+          <w:left w:val="single" w:color="D4A857" w:sz="12" w:space="8"/>
+        </w:pBdr>
+        <w:spacing w:after="120" w:line="320"/>
+        <w:ind w:left="240"/>
+      </w:pPr>
+      <w:r>
+        <w:rPr>
+          <w:rFonts w:ascii="Georgia" w:cs="Georgia" w:eastAsia="Georgia" w:hAnsi="Georgia"/>
+          <w:b/>
+          <w:bCs/>
+          <w:color w:val="14141B"/>
+          <w:sz w:val="20"/>
+          <w:szCs w:val="20"/>
+        </w:rPr>
+        <w:t xml:space="preserve">Dm9</w:t>
+      </w:r>
+      <w:r>
+        <w:rPr>
+          <w:rFonts w:ascii="Calibri" w:cs="Calibri" w:eastAsia="Calibri" w:hAnsi="Calibri"/>
+          <w:color w:val="D4A857"/>
+          <w:sz w:val="18"/>
+          <w:szCs w:val="18"/>
+        </w:rPr>
+        <w:t xml:space="preserve">  →  </w:t>
+      </w:r>
+      <w:r>
+        <w:rPr>
+          <w:rFonts w:ascii="Georgia" w:cs="Georgia" w:eastAsia="Georgia" w:hAnsi="Georgia"/>
+          <w:b/>
+          <w:bCs/>
+          <w:color w:val="14141B"/>
+          <w:sz w:val="20"/>
+          <w:szCs w:val="20"/>
+        </w:rPr>
+        <w:t xml:space="preserve">G13</w:t>
+      </w:r>
+      <w:r>
+        <w:rPr>
+          <w:rFonts w:ascii="Calibri" w:cs="Calibri" w:eastAsia="Calibri" w:hAnsi="Calibri"/>
+          <w:color w:val="D4A857"/>
+          <w:sz w:val="18"/>
+          <w:szCs w:val="18"/>
+        </w:rPr>
+        <w:t xml:space="preserve">  →  </w:t>
+      </w:r>
+      <w:r>
+        <w:rPr>
+          <w:rFonts w:ascii="Georgia" w:cs="Georgia" w:eastAsia="Georgia" w:hAnsi="Georgia"/>
+          <w:b/>
+          <w:bCs/>
+          <w:color w:val="14141B"/>
+          <w:sz w:val="20"/>
+          <w:szCs w:val="20"/>
+        </w:rPr>
+        <w:t xml:space="preserve">Cmaj9</w:t>
+      </w:r>
+    </w:p>
+    <w:p>
+      <w:pPr>
+        <w:spacing w:after="240"/>
+      </w:pPr>
+      <w:r>
+        <w:t xml:space="preserve"/>
+      </w:r>
+    </w:p>
+    <w:p>
+      <w:pPr>
         <w:spacing w:after="80" w:before="240"/>
       </w:pPr>
       <w:r>
@@ -26770,7 +31335,7 @@
         <w:pBdr>
           <w:left w:val="single" w:color="5FA874" w:sz="12" w:space="8"/>
         </w:pBdr>
-        <w:spacing w:after="480" w:line="320"/>
+        <w:spacing w:after="240" w:line="320"/>
         <w:ind w:left="240"/>
       </w:pPr>
       <w:r>
@@ -27248,7 +31813,7 @@
         <w:pBdr>
           <w:left w:val="single" w:color="5FA874" w:sz="12" w:space="8"/>
         </w:pBdr>
-        <w:spacing w:after="480" w:line="320"/>
+        <w:spacing w:after="240" w:line="320"/>
         <w:ind w:left="240"/>
       </w:pPr>
       <w:r>
@@ -27586,7 +32151,7 @@
         <w:pBdr>
           <w:left w:val="single" w:color="5FA874" w:sz="12" w:space="8"/>
         </w:pBdr>
-        <w:spacing w:after="480" w:line="320"/>
+        <w:spacing w:after="240" w:line="320"/>
         <w:ind w:left="240"/>
       </w:pPr>
       <w:r>
@@ -27937,7 +32502,7 @@
         <w:pBdr>
           <w:left w:val="single" w:color="5FA874" w:sz="12" w:space="8"/>
         </w:pBdr>
-        <w:spacing w:after="480" w:line="320"/>
+        <w:spacing w:after="240" w:line="320"/>
         <w:ind w:left="240"/>
       </w:pPr>
       <w:r>
@@ -28221,7 +32786,7 @@
         <w:pBdr>
           <w:left w:val="single" w:color="5FA874" w:sz="12" w:space="8"/>
         </w:pBdr>
-        <w:spacing w:after="480" w:line="320"/>
+        <w:spacing w:after="240" w:line="320"/>
         <w:ind w:left="240"/>
       </w:pPr>
       <w:r>
@@ -28576,6 +33141,98 @@
     </w:p>
     <w:p>
       <w:pPr>
+        <w:spacing w:after="120" w:before="240"/>
+      </w:pPr>
+      <w:r>
+        <w:rPr>
+          <w:rFonts w:ascii="Calibri" w:cs="Calibri" w:eastAsia="Calibri" w:hAnsi="Calibri"/>
+          <w:b/>
+          <w:bCs/>
+          <w:color w:val="D4A857"/>
+          <w:spacing w:val="80"/>
+          <w:sz w:val="14"/>
+          <w:szCs w:val="14"/>
+        </w:rPr>
+        <w:t xml:space="preserve">JOUE-LES AU TEMPO</w:t>
+      </w:r>
+    </w:p>
+    <w:p>
+      <w:pPr>
+        <w:spacing w:after="60" w:before="180"/>
+      </w:pPr>
+      <w:r>
+        <w:rPr>
+          <w:rFonts w:ascii="Calibri" w:cs="Calibri" w:eastAsia="Calibri" w:hAnsi="Calibri"/>
+          <w:b/>
+          <w:bCs/>
+          <w:color w:val="2A2A36"/>
+          <w:sz w:val="20"/>
+          <w:szCs w:val="20"/>
+        </w:rPr>
+        <w:t xml:space="preserve">Vamp 2 accords pour pratiquer les fills</w:t>
+      </w:r>
+      <w:r>
+        <w:rPr>
+          <w:rFonts w:ascii="Calibri" w:cs="Calibri" w:eastAsia="Calibri" w:hAnsi="Calibri"/>
+          <w:i/>
+          <w:iCs/>
+          <w:color w:val="D4A857"/>
+          <w:sz w:val="16"/>
+          <w:szCs w:val="16"/>
+        </w:rPr>
+        <w:t xml:space="preserve">    80 BPM</w:t>
+      </w:r>
+    </w:p>
+    <w:p>
+      <w:pPr>
+        <w:pBdr>
+          <w:left w:val="single" w:color="D4A857" w:sz="12" w:space="8"/>
+        </w:pBdr>
+        <w:spacing w:after="120" w:line="320"/>
+        <w:ind w:left="240"/>
+      </w:pPr>
+      <w:r>
+        <w:rPr>
+          <w:rFonts w:ascii="Georgia" w:cs="Georgia" w:eastAsia="Georgia" w:hAnsi="Georgia"/>
+          <w:b/>
+          <w:bCs/>
+          <w:color w:val="14141B"/>
+          <w:sz w:val="20"/>
+          <w:szCs w:val="20"/>
+        </w:rPr>
+        <w:t xml:space="preserve">Cmaj9</w:t>
+      </w:r>
+      <w:r>
+        <w:rPr>
+          <w:rFonts w:ascii="Calibri" w:cs="Calibri" w:eastAsia="Calibri" w:hAnsi="Calibri"/>
+          <w:color w:val="D4A857"/>
+          <w:sz w:val="18"/>
+          <w:szCs w:val="18"/>
+        </w:rPr>
+        <w:t xml:space="preserve">  →  </w:t>
+      </w:r>
+      <w:r>
+        <w:rPr>
+          <w:rFonts w:ascii="Georgia" w:cs="Georgia" w:eastAsia="Georgia" w:hAnsi="Georgia"/>
+          <w:b/>
+          <w:bCs/>
+          <w:color w:val="14141B"/>
+          <w:sz w:val="20"/>
+          <w:szCs w:val="20"/>
+        </w:rPr>
+        <w:t xml:space="preserve">Fmaj9</w:t>
+      </w:r>
+    </w:p>
+    <w:p>
+      <w:pPr>
+        <w:spacing w:after="240"/>
+      </w:pPr>
+      <w:r>
+        <w:t xml:space="preserve"/>
+      </w:r>
+    </w:p>
+    <w:p>
+      <w:pPr>
         <w:spacing w:after="80" w:before="240"/>
       </w:pPr>
       <w:r>
@@ -28626,7 +33283,7 @@
         <w:pBdr>
           <w:left w:val="single" w:color="5FA874" w:sz="12" w:space="8"/>
         </w:pBdr>
-        <w:spacing w:after="480" w:line="320"/>
+        <w:spacing w:after="240" w:line="320"/>
         <w:ind w:left="240"/>
       </w:pPr>
       <w:r>
@@ -29147,6 +33804,125 @@
     </w:p>
     <w:p>
       <w:pPr>
+        <w:spacing w:after="120" w:before="240"/>
+      </w:pPr>
+      <w:r>
+        <w:rPr>
+          <w:rFonts w:ascii="Calibri" w:cs="Calibri" w:eastAsia="Calibri" w:hAnsi="Calibri"/>
+          <w:b/>
+          <w:bCs/>
+          <w:color w:val="D4A857"/>
+          <w:spacing w:val="80"/>
+          <w:sz w:val="14"/>
+          <w:szCs w:val="14"/>
+        </w:rPr>
+        <w:t xml:space="preserve">JOUE-LES AU TEMPO</w:t>
+      </w:r>
+    </w:p>
+    <w:p>
+      <w:pPr>
+        <w:spacing w:after="60" w:before="180"/>
+      </w:pPr>
+      <w:r>
+        <w:rPr>
+          <w:rFonts w:ascii="Calibri" w:cs="Calibri" w:eastAsia="Calibri" w:hAnsi="Calibri"/>
+          <w:b/>
+          <w:bCs/>
+          <w:color w:val="2A2A36"/>
+          <w:sz w:val="20"/>
+          <w:szCs w:val="20"/>
+        </w:rPr>
+        <w:t xml:space="preserve">Vamp Cmaj9 — pratique penta majeure C</w:t>
+      </w:r>
+      <w:r>
+        <w:rPr>
+          <w:rFonts w:ascii="Calibri" w:cs="Calibri" w:eastAsia="Calibri" w:hAnsi="Calibri"/>
+          <w:i/>
+          <w:iCs/>
+          <w:color w:val="D4A857"/>
+          <w:sz w:val="16"/>
+          <w:szCs w:val="16"/>
+        </w:rPr>
+        <w:t xml:space="preserve">    75 BPM</w:t>
+      </w:r>
+    </w:p>
+    <w:p>
+      <w:pPr>
+        <w:pBdr>
+          <w:left w:val="single" w:color="D4A857" w:sz="12" w:space="8"/>
+        </w:pBdr>
+        <w:spacing w:after="120" w:line="320"/>
+        <w:ind w:left="240"/>
+      </w:pPr>
+      <w:r>
+        <w:rPr>
+          <w:rFonts w:ascii="Georgia" w:cs="Georgia" w:eastAsia="Georgia" w:hAnsi="Georgia"/>
+          <w:b/>
+          <w:bCs/>
+          <w:color w:val="14141B"/>
+          <w:sz w:val="20"/>
+          <w:szCs w:val="20"/>
+        </w:rPr>
+        <w:t xml:space="preserve">Cmaj9</w:t>
+      </w:r>
+    </w:p>
+    <w:p>
+      <w:pPr>
+        <w:spacing w:after="60" w:before="180"/>
+      </w:pPr>
+      <w:r>
+        <w:rPr>
+          <w:rFonts w:ascii="Calibri" w:cs="Calibri" w:eastAsia="Calibri" w:hAnsi="Calibri"/>
+          <w:b/>
+          <w:bCs/>
+          <w:color w:val="2A2A36"/>
+          <w:sz w:val="20"/>
+          <w:szCs w:val="20"/>
+        </w:rPr>
+        <w:t xml:space="preserve">Vamp Fmaj9 — pratique penta majeure F</w:t>
+      </w:r>
+      <w:r>
+        <w:rPr>
+          <w:rFonts w:ascii="Calibri" w:cs="Calibri" w:eastAsia="Calibri" w:hAnsi="Calibri"/>
+          <w:i/>
+          <w:iCs/>
+          <w:color w:val="D4A857"/>
+          <w:sz w:val="16"/>
+          <w:szCs w:val="16"/>
+        </w:rPr>
+        <w:t xml:space="preserve">    75 BPM</w:t>
+      </w:r>
+    </w:p>
+    <w:p>
+      <w:pPr>
+        <w:pBdr>
+          <w:left w:val="single" w:color="D4A857" w:sz="12" w:space="8"/>
+        </w:pBdr>
+        <w:spacing w:after="120" w:line="320"/>
+        <w:ind w:left="240"/>
+      </w:pPr>
+      <w:r>
+        <w:rPr>
+          <w:rFonts w:ascii="Georgia" w:cs="Georgia" w:eastAsia="Georgia" w:hAnsi="Georgia"/>
+          <w:b/>
+          <w:bCs/>
+          <w:color w:val="14141B"/>
+          <w:sz w:val="20"/>
+          <w:szCs w:val="20"/>
+        </w:rPr>
+        <w:t xml:space="preserve">Fmaj9</w:t>
+      </w:r>
+    </w:p>
+    <w:p>
+      <w:pPr>
+        <w:spacing w:after="240"/>
+      </w:pPr>
+      <w:r>
+        <w:t xml:space="preserve"/>
+      </w:r>
+    </w:p>
+    <w:p>
+      <w:pPr>
         <w:spacing w:after="80" w:before="240"/>
       </w:pPr>
       <w:r>
@@ -29197,7 +33973,7 @@
         <w:pBdr>
           <w:left w:val="single" w:color="5FA874" w:sz="12" w:space="8"/>
         </w:pBdr>
-        <w:spacing w:after="480" w:line="320"/>
+        <w:spacing w:after="240" w:line="320"/>
         <w:ind w:left="240"/>
       </w:pPr>
       <w:r>
@@ -29582,6 +34358,192 @@
     </w:p>
     <w:p>
       <w:pPr>
+        <w:spacing w:after="120" w:before="240"/>
+      </w:pPr>
+      <w:r>
+        <w:rPr>
+          <w:rFonts w:ascii="Calibri" w:cs="Calibri" w:eastAsia="Calibri" w:hAnsi="Calibri"/>
+          <w:b/>
+          <w:bCs/>
+          <w:color w:val="D4A857"/>
+          <w:spacing w:val="80"/>
+          <w:sz w:val="14"/>
+          <w:szCs w:val="14"/>
+        </w:rPr>
+        <w:t xml:space="preserve">JOUE-LES AU TEMPO</w:t>
+      </w:r>
+    </w:p>
+    <w:p>
+      <w:pPr>
+        <w:spacing w:after="60" w:before="180"/>
+      </w:pPr>
+      <w:r>
+        <w:rPr>
+          <w:rFonts w:ascii="Calibri" w:cs="Calibri" w:eastAsia="Calibri" w:hAnsi="Calibri"/>
+          <w:b/>
+          <w:bCs/>
+          <w:color w:val="2A2A36"/>
+          <w:sz w:val="20"/>
+          <w:szCs w:val="20"/>
+        </w:rPr>
+        <w:t xml:space="preserve">Vamp Am9 — pratique penta mineure A</w:t>
+      </w:r>
+      <w:r>
+        <w:rPr>
+          <w:rFonts w:ascii="Calibri" w:cs="Calibri" w:eastAsia="Calibri" w:hAnsi="Calibri"/>
+          <w:i/>
+          <w:iCs/>
+          <w:color w:val="D4A857"/>
+          <w:sz w:val="16"/>
+          <w:szCs w:val="16"/>
+        </w:rPr>
+        <w:t xml:space="preserve">    75 BPM</w:t>
+      </w:r>
+    </w:p>
+    <w:p>
+      <w:pPr>
+        <w:pBdr>
+          <w:left w:val="single" w:color="D4A857" w:sz="12" w:space="8"/>
+        </w:pBdr>
+        <w:spacing w:after="120" w:line="320"/>
+        <w:ind w:left="240"/>
+      </w:pPr>
+      <w:r>
+        <w:rPr>
+          <w:rFonts w:ascii="Georgia" w:cs="Georgia" w:eastAsia="Georgia" w:hAnsi="Georgia"/>
+          <w:b/>
+          <w:bCs/>
+          <w:color w:val="14141B"/>
+          <w:sz w:val="20"/>
+          <w:szCs w:val="20"/>
+        </w:rPr>
+        <w:t xml:space="preserve">Am9</w:t>
+      </w:r>
+    </w:p>
+    <w:p>
+      <w:pPr>
+        <w:spacing w:after="60" w:before="180"/>
+      </w:pPr>
+      <w:r>
+        <w:rPr>
+          <w:rFonts w:ascii="Calibri" w:cs="Calibri" w:eastAsia="Calibri" w:hAnsi="Calibri"/>
+          <w:b/>
+          <w:bCs/>
+          <w:color w:val="2A2A36"/>
+          <w:sz w:val="20"/>
+          <w:szCs w:val="20"/>
+        </w:rPr>
+        <w:t xml:space="preserve">Vamp Dm9 — pratique penta mineure D</w:t>
+      </w:r>
+      <w:r>
+        <w:rPr>
+          <w:rFonts w:ascii="Calibri" w:cs="Calibri" w:eastAsia="Calibri" w:hAnsi="Calibri"/>
+          <w:i/>
+          <w:iCs/>
+          <w:color w:val="D4A857"/>
+          <w:sz w:val="16"/>
+          <w:szCs w:val="16"/>
+        </w:rPr>
+        <w:t xml:space="preserve">    80 BPM</w:t>
+      </w:r>
+    </w:p>
+    <w:p>
+      <w:pPr>
+        <w:pBdr>
+          <w:left w:val="single" w:color="D4A857" w:sz="12" w:space="8"/>
+        </w:pBdr>
+        <w:spacing w:after="120" w:line="320"/>
+        <w:ind w:left="240"/>
+      </w:pPr>
+      <w:r>
+        <w:rPr>
+          <w:rFonts w:ascii="Georgia" w:cs="Georgia" w:eastAsia="Georgia" w:hAnsi="Georgia"/>
+          <w:b/>
+          <w:bCs/>
+          <w:color w:val="14141B"/>
+          <w:sz w:val="20"/>
+          <w:szCs w:val="20"/>
+        </w:rPr>
+        <w:t xml:space="preserve">Dm9</w:t>
+      </w:r>
+    </w:p>
+    <w:p>
+      <w:pPr>
+        <w:spacing w:after="60" w:before="180"/>
+      </w:pPr>
+      <w:r>
+        <w:rPr>
+          <w:rFonts w:ascii="Calibri" w:cs="Calibri" w:eastAsia="Calibri" w:hAnsi="Calibri"/>
+          <w:b/>
+          <w:bCs/>
+          <w:color w:val="2A2A36"/>
+          <w:sz w:val="20"/>
+          <w:szCs w:val="20"/>
+        </w:rPr>
+        <w:t xml:space="preserve">Vamp soul mineur (i-V en Am)</w:t>
+      </w:r>
+      <w:r>
+        <w:rPr>
+          <w:rFonts w:ascii="Calibri" w:cs="Calibri" w:eastAsia="Calibri" w:hAnsi="Calibri"/>
+          <w:i/>
+          <w:iCs/>
+          <w:color w:val="D4A857"/>
+          <w:sz w:val="16"/>
+          <w:szCs w:val="16"/>
+        </w:rPr>
+        <w:t xml:space="preserve">    70 BPM</w:t>
+      </w:r>
+    </w:p>
+    <w:p>
+      <w:pPr>
+        <w:pBdr>
+          <w:left w:val="single" w:color="D4A857" w:sz="12" w:space="8"/>
+        </w:pBdr>
+        <w:spacing w:after="120" w:line="320"/>
+        <w:ind w:left="240"/>
+      </w:pPr>
+      <w:r>
+        <w:rPr>
+          <w:rFonts w:ascii="Georgia" w:cs="Georgia" w:eastAsia="Georgia" w:hAnsi="Georgia"/>
+          <w:b/>
+          <w:bCs/>
+          <w:color w:val="14141B"/>
+          <w:sz w:val="20"/>
+          <w:szCs w:val="20"/>
+        </w:rPr>
+        <w:t xml:space="preserve">Am9</w:t>
+      </w:r>
+      <w:r>
+        <w:rPr>
+          <w:rFonts w:ascii="Calibri" w:cs="Calibri" w:eastAsia="Calibri" w:hAnsi="Calibri"/>
+          <w:color w:val="D4A857"/>
+          <w:sz w:val="18"/>
+          <w:szCs w:val="18"/>
+        </w:rPr>
+        <w:t xml:space="preserve">  →  </w:t>
+      </w:r>
+      <w:r>
+        <w:rPr>
+          <w:rFonts w:ascii="Georgia" w:cs="Georgia" w:eastAsia="Georgia" w:hAnsi="Georgia"/>
+          <w:b/>
+          <w:bCs/>
+          <w:color w:val="14141B"/>
+          <w:sz w:val="20"/>
+          <w:szCs w:val="20"/>
+        </w:rPr>
+        <w:t xml:space="preserve">E7b9</w:t>
+      </w:r>
+    </w:p>
+    <w:p>
+      <w:pPr>
+        <w:spacing w:after="240"/>
+      </w:pPr>
+      <w:r>
+        <w:t xml:space="preserve"/>
+      </w:r>
+    </w:p>
+    <w:p>
+      <w:pPr>
         <w:spacing w:after="80" w:before="240"/>
       </w:pPr>
       <w:r>
@@ -29632,7 +34594,7 @@
         <w:pBdr>
           <w:left w:val="single" w:color="5FA874" w:sz="12" w:space="8"/>
         </w:pBdr>
-        <w:spacing w:after="480" w:line="320"/>
+        <w:spacing w:after="240" w:line="320"/>
         <w:ind w:left="240"/>
       </w:pPr>
       <w:r>
@@ -30002,6 +34964,225 @@
     </w:p>
     <w:p>
       <w:pPr>
+        <w:spacing w:after="120" w:before="240"/>
+      </w:pPr>
+      <w:r>
+        <w:rPr>
+          <w:rFonts w:ascii="Calibri" w:cs="Calibri" w:eastAsia="Calibri" w:hAnsi="Calibri"/>
+          <w:b/>
+          <w:bCs/>
+          <w:color w:val="D4A857"/>
+          <w:spacing w:val="80"/>
+          <w:sz w:val="14"/>
+          <w:szCs w:val="14"/>
+        </w:rPr>
+        <w:t xml:space="preserve">JOUE-LES AU TEMPO</w:t>
+      </w:r>
+    </w:p>
+    <w:p>
+      <w:pPr>
+        <w:spacing w:after="60" w:before="180"/>
+      </w:pPr>
+      <w:r>
+        <w:rPr>
+          <w:rFonts w:ascii="Calibri" w:cs="Calibri" w:eastAsia="Calibri" w:hAnsi="Calibri"/>
+          <w:b/>
+          <w:bCs/>
+          <w:color w:val="2A2A36"/>
+          <w:sz w:val="20"/>
+          <w:szCs w:val="20"/>
+        </w:rPr>
+        <w:t xml:space="preserve">Vamp blues C — pratique gamme blues</w:t>
+      </w:r>
+      <w:r>
+        <w:rPr>
+          <w:rFonts w:ascii="Calibri" w:cs="Calibri" w:eastAsia="Calibri" w:hAnsi="Calibri"/>
+          <w:i/>
+          <w:iCs/>
+          <w:color w:val="D4A857"/>
+          <w:sz w:val="16"/>
+          <w:szCs w:val="16"/>
+        </w:rPr>
+        <w:t xml:space="preserve">    90 BPM</w:t>
+      </w:r>
+    </w:p>
+    <w:p>
+      <w:pPr>
+        <w:pBdr>
+          <w:left w:val="single" w:color="D4A857" w:sz="12" w:space="8"/>
+        </w:pBdr>
+        <w:spacing w:after="120" w:line="320"/>
+        <w:ind w:left="240"/>
+      </w:pPr>
+      <w:r>
+        <w:rPr>
+          <w:rFonts w:ascii="Georgia" w:cs="Georgia" w:eastAsia="Georgia" w:hAnsi="Georgia"/>
+          <w:b/>
+          <w:bCs/>
+          <w:color w:val="14141B"/>
+          <w:sz w:val="20"/>
+          <w:szCs w:val="20"/>
+        </w:rPr>
+        <w:t xml:space="preserve">C7</w:t>
+      </w:r>
+      <w:r>
+        <w:rPr>
+          <w:rFonts w:ascii="Calibri" w:cs="Calibri" w:eastAsia="Calibri" w:hAnsi="Calibri"/>
+          <w:color w:val="D4A857"/>
+          <w:sz w:val="18"/>
+          <w:szCs w:val="18"/>
+        </w:rPr>
+        <w:t xml:space="preserve">  →  </w:t>
+      </w:r>
+      <w:r>
+        <w:rPr>
+          <w:rFonts w:ascii="Georgia" w:cs="Georgia" w:eastAsia="Georgia" w:hAnsi="Georgia"/>
+          <w:b/>
+          <w:bCs/>
+          <w:color w:val="14141B"/>
+          <w:sz w:val="20"/>
+          <w:szCs w:val="20"/>
+        </w:rPr>
+        <w:t xml:space="preserve">F7</w:t>
+      </w:r>
+    </w:p>
+    <w:p>
+      <w:pPr>
+        <w:spacing w:after="60" w:before="180"/>
+      </w:pPr>
+      <w:r>
+        <w:rPr>
+          <w:rFonts w:ascii="Calibri" w:cs="Calibri" w:eastAsia="Calibri" w:hAnsi="Calibri"/>
+          <w:b/>
+          <w:bCs/>
+          <w:color w:val="2A2A36"/>
+          <w:sz w:val="20"/>
+          <w:szCs w:val="20"/>
+        </w:rPr>
+        <w:t xml:space="preserve">Blues gospel 12 mesures en Bb</w:t>
+      </w:r>
+      <w:r>
+        <w:rPr>
+          <w:rFonts w:ascii="Calibri" w:cs="Calibri" w:eastAsia="Calibri" w:hAnsi="Calibri"/>
+          <w:i/>
+          <w:iCs/>
+          <w:color w:val="D4A857"/>
+          <w:sz w:val="16"/>
+          <w:szCs w:val="16"/>
+        </w:rPr>
+        <w:t xml:space="preserve">    95 BPM</w:t>
+      </w:r>
+    </w:p>
+    <w:p>
+      <w:pPr>
+        <w:pBdr>
+          <w:left w:val="single" w:color="D4A857" w:sz="12" w:space="8"/>
+        </w:pBdr>
+        <w:spacing w:after="120" w:line="320"/>
+        <w:ind w:left="240"/>
+      </w:pPr>
+      <w:r>
+        <w:rPr>
+          <w:rFonts w:ascii="Georgia" w:cs="Georgia" w:eastAsia="Georgia" w:hAnsi="Georgia"/>
+          <w:b/>
+          <w:bCs/>
+          <w:color w:val="14141B"/>
+          <w:sz w:val="20"/>
+          <w:szCs w:val="20"/>
+        </w:rPr>
+        <w:t xml:space="preserve">Bb7</w:t>
+      </w:r>
+      <w:r>
+        <w:rPr>
+          <w:rFonts w:ascii="Calibri" w:cs="Calibri" w:eastAsia="Calibri" w:hAnsi="Calibri"/>
+          <w:color w:val="D4A857"/>
+          <w:sz w:val="18"/>
+          <w:szCs w:val="18"/>
+        </w:rPr>
+        <w:t xml:space="preserve">  →  </w:t>
+      </w:r>
+      <w:r>
+        <w:rPr>
+          <w:rFonts w:ascii="Georgia" w:cs="Georgia" w:eastAsia="Georgia" w:hAnsi="Georgia"/>
+          <w:b/>
+          <w:bCs/>
+          <w:color w:val="14141B"/>
+          <w:sz w:val="20"/>
+          <w:szCs w:val="20"/>
+        </w:rPr>
+        <w:t xml:space="preserve">Eb7</w:t>
+      </w:r>
+      <w:r>
+        <w:rPr>
+          <w:rFonts w:ascii="Calibri" w:cs="Calibri" w:eastAsia="Calibri" w:hAnsi="Calibri"/>
+          <w:color w:val="D4A857"/>
+          <w:sz w:val="18"/>
+          <w:szCs w:val="18"/>
+        </w:rPr>
+        <w:t xml:space="preserve">  →  </w:t>
+      </w:r>
+      <w:r>
+        <w:rPr>
+          <w:rFonts w:ascii="Georgia" w:cs="Georgia" w:eastAsia="Georgia" w:hAnsi="Georgia"/>
+          <w:b/>
+          <w:bCs/>
+          <w:color w:val="14141B"/>
+          <w:sz w:val="20"/>
+          <w:szCs w:val="20"/>
+        </w:rPr>
+        <w:t xml:space="preserve">Bb7</w:t>
+      </w:r>
+      <w:r>
+        <w:rPr>
+          <w:rFonts w:ascii="Calibri" w:cs="Calibri" w:eastAsia="Calibri" w:hAnsi="Calibri"/>
+          <w:color w:val="D4A857"/>
+          <w:sz w:val="18"/>
+          <w:szCs w:val="18"/>
+        </w:rPr>
+        <w:t xml:space="preserve">  →  </w:t>
+      </w:r>
+      <w:r>
+        <w:rPr>
+          <w:rFonts w:ascii="Georgia" w:cs="Georgia" w:eastAsia="Georgia" w:hAnsi="Georgia"/>
+          <w:b/>
+          <w:bCs/>
+          <w:color w:val="14141B"/>
+          <w:sz w:val="20"/>
+          <w:szCs w:val="20"/>
+        </w:rPr>
+        <w:t xml:space="preserve">F7</w:t>
+      </w:r>
+      <w:r>
+        <w:rPr>
+          <w:rFonts w:ascii="Calibri" w:cs="Calibri" w:eastAsia="Calibri" w:hAnsi="Calibri"/>
+          <w:color w:val="D4A857"/>
+          <w:sz w:val="18"/>
+          <w:szCs w:val="18"/>
+        </w:rPr>
+        <w:t xml:space="preserve">  →  </w:t>
+      </w:r>
+      <w:r>
+        <w:rPr>
+          <w:rFonts w:ascii="Georgia" w:cs="Georgia" w:eastAsia="Georgia" w:hAnsi="Georgia"/>
+          <w:b/>
+          <w:bCs/>
+          <w:color w:val="14141B"/>
+          <w:sz w:val="20"/>
+          <w:szCs w:val="20"/>
+        </w:rPr>
+        <w:t xml:space="preserve">Bb7</w:t>
+      </w:r>
+    </w:p>
+    <w:p>
+      <w:pPr>
+        <w:spacing w:after="240"/>
+      </w:pPr>
+      <w:r>
+        <w:t xml:space="preserve"/>
+      </w:r>
+    </w:p>
+    <w:p>
+      <w:pPr>
         <w:spacing w:after="80" w:before="240"/>
       </w:pPr>
       <w:r>
@@ -30052,7 +35233,7 @@
         <w:pBdr>
           <w:left w:val="single" w:color="5FA874" w:sz="12" w:space="8"/>
         </w:pBdr>
-        <w:spacing w:after="480" w:line="320"/>
+        <w:spacing w:after="240" w:line="320"/>
         <w:ind w:left="240"/>
       </w:pPr>
       <w:r>
@@ -30377,7 +35558,7 @@
         <w:pBdr>
           <w:left w:val="single" w:color="5FA874" w:sz="12" w:space="8"/>
         </w:pBdr>
-        <w:spacing w:after="480" w:line="320"/>
+        <w:spacing w:after="240" w:line="320"/>
         <w:ind w:left="240"/>
       </w:pPr>
       <w:r>
@@ -30390,6 +35571,83 @@
           <w:szCs w:val="22"/>
         </w:rPr>
         <w:t xml:space="preserve">Les pros ne 'improvisent' pas 100% — ils combinent des licks mémorisés.</w:t>
+      </w:r>
+    </w:p>
+    <w:p>
+      <w:pPr>
+        <w:spacing w:after="80" w:before="240"/>
+      </w:pPr>
+      <w:r>
+        <w:rPr>
+          <w:rFonts w:ascii="Calibri" w:cs="Calibri" w:eastAsia="Calibri" w:hAnsi="Calibri"/>
+          <w:b/>
+          <w:bCs/>
+          <w:color w:val="C44569"/>
+          <w:spacing w:val="80"/>
+          <w:sz w:val="14"/>
+          <w:szCs w:val="14"/>
+        </w:rPr>
+        <w:t xml:space="preserve">À ÉCOUTER / REGARDER</w:t>
+      </w:r>
+    </w:p>
+    <w:p>
+      <w:pPr>
+        <w:spacing w:after="60"/>
+        <w:ind w:left="240"/>
+      </w:pPr>
+      <w:r>
+        <w:rPr>
+          <w:rFonts w:ascii="Calibri" w:cs="Calibri" w:eastAsia="Calibri" w:hAnsi="Calibri"/>
+          <w:color w:val="C44569"/>
+          <w:sz w:val="20"/>
+          <w:szCs w:val="20"/>
+        </w:rPr>
+        <w:t xml:space="preserve">▶ </w:t>
+      </w:r>
+      <w:r>
+        <w:rPr>
+          <w:rFonts w:ascii="Calibri" w:cs="Calibri" w:eastAsia="Calibri" w:hAnsi="Calibri"/>
+          <w:b/>
+          <w:bCs/>
+          <w:color w:val="2A2A36"/>
+          <w:sz w:val="20"/>
+          <w:szCs w:val="20"/>
+        </w:rPr>
+        <w:t xml:space="preserve">Gospel licks tutorial</w:t>
+      </w:r>
+      <w:r>
+        <w:rPr>
+          <w:rFonts w:ascii="Calibri" w:cs="Calibri" w:eastAsia="Calibri" w:hAnsi="Calibri"/>
+          <w:i/>
+          <w:iCs/>
+          <w:color w:val="8A8472"/>
+          <w:sz w:val="18"/>
+          <w:szCs w:val="18"/>
+        </w:rPr>
+        <w:t xml:space="preserve"> — Various</w:t>
+      </w:r>
+    </w:p>
+    <w:p>
+      <w:pPr>
+        <w:spacing w:after="120"/>
+        <w:ind w:left="360"/>
+      </w:pPr>
+      <w:r>
+        <w:rPr>
+          <w:rFonts w:ascii="Consolas" w:cs="Consolas" w:eastAsia="Consolas" w:hAnsi="Consolas"/>
+          <w:color w:val="5A7AA0"/>
+          <w:sz w:val="14"/>
+          <w:szCs w:val="14"/>
+        </w:rPr>
+        <w:t xml:space="preserve">https://www.youtube.com/results?search_query=gospel+piano+licks+tutorial</w:t>
+      </w:r>
+    </w:p>
+    <w:p>
+      <w:pPr>
+        <w:spacing w:after="240"/>
+      </w:pPr>
+      <w:r>
+        <w:t xml:space="preserve"/>
       </w:r>
     </w:p>
     <w:p>
@@ -30940,6 +36198,299 @@
     </w:p>
     <w:p>
       <w:pPr>
+        <w:spacing w:after="120" w:before="240"/>
+      </w:pPr>
+      <w:r>
+        <w:rPr>
+          <w:rFonts w:ascii="Calibri" w:cs="Calibri" w:eastAsia="Calibri" w:hAnsi="Calibri"/>
+          <w:b/>
+          <w:bCs/>
+          <w:color w:val="D4A857"/>
+          <w:spacing w:val="80"/>
+          <w:sz w:val="14"/>
+          <w:szCs w:val="14"/>
+        </w:rPr>
+        <w:t xml:space="preserve">JOUE-LES AU TEMPO</w:t>
+      </w:r>
+    </w:p>
+    <w:p>
+      <w:pPr>
+        <w:spacing w:after="60" w:before="180"/>
+      </w:pPr>
+      <w:r>
+        <w:rPr>
+          <w:rFonts w:ascii="Calibri" w:cs="Calibri" w:eastAsia="Calibri" w:hAnsi="Calibri"/>
+          <w:b/>
+          <w:bCs/>
+          <w:color w:val="2A2A36"/>
+          <w:sz w:val="20"/>
+          <w:szCs w:val="20"/>
+        </w:rPr>
+        <w:t xml:space="preserve">Vamp dorien D — pratique mode dorien</w:t>
+      </w:r>
+      <w:r>
+        <w:rPr>
+          <w:rFonts w:ascii="Calibri" w:cs="Calibri" w:eastAsia="Calibri" w:hAnsi="Calibri"/>
+          <w:i/>
+          <w:iCs/>
+          <w:color w:val="D4A857"/>
+          <w:sz w:val="16"/>
+          <w:szCs w:val="16"/>
+        </w:rPr>
+        <w:t xml:space="preserve">    75 BPM</w:t>
+      </w:r>
+    </w:p>
+    <w:p>
+      <w:pPr>
+        <w:pBdr>
+          <w:left w:val="single" w:color="D4A857" w:sz="12" w:space="8"/>
+        </w:pBdr>
+        <w:spacing w:after="120" w:line="320"/>
+        <w:ind w:left="240"/>
+      </w:pPr>
+      <w:r>
+        <w:rPr>
+          <w:rFonts w:ascii="Georgia" w:cs="Georgia" w:eastAsia="Georgia" w:hAnsi="Georgia"/>
+          <w:b/>
+          <w:bCs/>
+          <w:color w:val="14141B"/>
+          <w:sz w:val="20"/>
+          <w:szCs w:val="20"/>
+        </w:rPr>
+        <w:t xml:space="preserve">Dm9</w:t>
+      </w:r>
+    </w:p>
+    <w:p>
+      <w:pPr>
+        <w:spacing w:after="60" w:before="180"/>
+      </w:pPr>
+      <w:r>
+        <w:rPr>
+          <w:rFonts w:ascii="Calibri" w:cs="Calibri" w:eastAsia="Calibri" w:hAnsi="Calibri"/>
+          <w:b/>
+          <w:bCs/>
+          <w:color w:val="2A2A36"/>
+          <w:sz w:val="20"/>
+          <w:szCs w:val="20"/>
+        </w:rPr>
+        <w:t xml:space="preserve">Vamp mixolydien G — pratique mode mixolydien</w:t>
+      </w:r>
+      <w:r>
+        <w:rPr>
+          <w:rFonts w:ascii="Calibri" w:cs="Calibri" w:eastAsia="Calibri" w:hAnsi="Calibri"/>
+          <w:i/>
+          <w:iCs/>
+          <w:color w:val="D4A857"/>
+          <w:sz w:val="16"/>
+          <w:szCs w:val="16"/>
+        </w:rPr>
+        <w:t xml:space="preserve">    80 BPM</w:t>
+      </w:r>
+    </w:p>
+    <w:p>
+      <w:pPr>
+        <w:pBdr>
+          <w:left w:val="single" w:color="D4A857" w:sz="12" w:space="8"/>
+        </w:pBdr>
+        <w:spacing w:after="120" w:line="320"/>
+        <w:ind w:left="240"/>
+      </w:pPr>
+      <w:r>
+        <w:rPr>
+          <w:rFonts w:ascii="Georgia" w:cs="Georgia" w:eastAsia="Georgia" w:hAnsi="Georgia"/>
+          <w:b/>
+          <w:bCs/>
+          <w:color w:val="14141B"/>
+          <w:sz w:val="20"/>
+          <w:szCs w:val="20"/>
+        </w:rPr>
+        <w:t xml:space="preserve">G7sus</w:t>
+      </w:r>
+      <w:r>
+        <w:rPr>
+          <w:rFonts w:ascii="Calibri" w:cs="Calibri" w:eastAsia="Calibri" w:hAnsi="Calibri"/>
+          <w:color w:val="D4A857"/>
+          <w:sz w:val="18"/>
+          <w:szCs w:val="18"/>
+        </w:rPr>
+        <w:t xml:space="preserve">  →  </w:t>
+      </w:r>
+      <w:r>
+        <w:rPr>
+          <w:rFonts w:ascii="Georgia" w:cs="Georgia" w:eastAsia="Georgia" w:hAnsi="Georgia"/>
+          <w:b/>
+          <w:bCs/>
+          <w:color w:val="14141B"/>
+          <w:sz w:val="20"/>
+          <w:szCs w:val="20"/>
+        </w:rPr>
+        <w:t xml:space="preserve">G7</w:t>
+      </w:r>
+    </w:p>
+    <w:p>
+      <w:pPr>
+        <w:spacing w:after="60" w:before="180"/>
+      </w:pPr>
+      <w:r>
+        <w:rPr>
+          <w:rFonts w:ascii="Calibri" w:cs="Calibri" w:eastAsia="Calibri" w:hAnsi="Calibri"/>
+          <w:b/>
+          <w:bCs/>
+          <w:color w:val="2A2A36"/>
+          <w:sz w:val="20"/>
+          <w:szCs w:val="20"/>
+        </w:rPr>
+        <w:t xml:space="preserve">Vamp lydien F — pratique mode lydien</w:t>
+      </w:r>
+      <w:r>
+        <w:rPr>
+          <w:rFonts w:ascii="Calibri" w:cs="Calibri" w:eastAsia="Calibri" w:hAnsi="Calibri"/>
+          <w:i/>
+          <w:iCs/>
+          <w:color w:val="D4A857"/>
+          <w:sz w:val="16"/>
+          <w:szCs w:val="16"/>
+        </w:rPr>
+        <w:t xml:space="preserve">    70 BPM</w:t>
+      </w:r>
+    </w:p>
+    <w:p>
+      <w:pPr>
+        <w:pBdr>
+          <w:left w:val="single" w:color="D4A857" w:sz="12" w:space="8"/>
+        </w:pBdr>
+        <w:spacing w:after="120" w:line="320"/>
+        <w:ind w:left="240"/>
+      </w:pPr>
+      <w:r>
+        <w:rPr>
+          <w:rFonts w:ascii="Georgia" w:cs="Georgia" w:eastAsia="Georgia" w:hAnsi="Georgia"/>
+          <w:b/>
+          <w:bCs/>
+          <w:color w:val="14141B"/>
+          <w:sz w:val="20"/>
+          <w:szCs w:val="20"/>
+        </w:rPr>
+        <w:t xml:space="preserve">Fmaj7#11</w:t>
+      </w:r>
+    </w:p>
+    <w:p>
+      <w:pPr>
+        <w:spacing w:after="60" w:before="180"/>
+      </w:pPr>
+      <w:r>
+        <w:rPr>
+          <w:rFonts w:ascii="Calibri" w:cs="Calibri" w:eastAsia="Calibri" w:hAnsi="Calibri"/>
+          <w:b/>
+          <w:bCs/>
+          <w:color w:val="2A2A36"/>
+          <w:sz w:val="20"/>
+          <w:szCs w:val="20"/>
+        </w:rPr>
+        <w:t xml:space="preserve">Pédale de tonique (style Kirk Franklin)</w:t>
+      </w:r>
+      <w:r>
+        <w:rPr>
+          <w:rFonts w:ascii="Calibri" w:cs="Calibri" w:eastAsia="Calibri" w:hAnsi="Calibri"/>
+          <w:i/>
+          <w:iCs/>
+          <w:color w:val="D4A857"/>
+          <w:sz w:val="16"/>
+          <w:szCs w:val="16"/>
+        </w:rPr>
+        <w:t xml:space="preserve">    80 BPM</w:t>
+      </w:r>
+    </w:p>
+    <w:p>
+      <w:pPr>
+        <w:pBdr>
+          <w:left w:val="single" w:color="D4A857" w:sz="12" w:space="8"/>
+        </w:pBdr>
+        <w:spacing w:after="120" w:line="320"/>
+        <w:ind w:left="240"/>
+      </w:pPr>
+      <w:r>
+        <w:rPr>
+          <w:rFonts w:ascii="Georgia" w:cs="Georgia" w:eastAsia="Georgia" w:hAnsi="Georgia"/>
+          <w:b/>
+          <w:bCs/>
+          <w:color w:val="14141B"/>
+          <w:sz w:val="20"/>
+          <w:szCs w:val="20"/>
+        </w:rPr>
+        <w:t xml:space="preserve">Cmaj9</w:t>
+      </w:r>
+      <w:r>
+        <w:rPr>
+          <w:rFonts w:ascii="Calibri" w:cs="Calibri" w:eastAsia="Calibri" w:hAnsi="Calibri"/>
+          <w:color w:val="D4A857"/>
+          <w:sz w:val="18"/>
+          <w:szCs w:val="18"/>
+        </w:rPr>
+        <w:t xml:space="preserve">  →  </w:t>
+      </w:r>
+      <w:r>
+        <w:rPr>
+          <w:rFonts w:ascii="Georgia" w:cs="Georgia" w:eastAsia="Georgia" w:hAnsi="Georgia"/>
+          <w:b/>
+          <w:bCs/>
+          <w:color w:val="14141B"/>
+          <w:sz w:val="20"/>
+          <w:szCs w:val="20"/>
+        </w:rPr>
+        <w:t xml:space="preserve">F/C</w:t>
+      </w:r>
+      <w:r>
+        <w:rPr>
+          <w:rFonts w:ascii="Calibri" w:cs="Calibri" w:eastAsia="Calibri" w:hAnsi="Calibri"/>
+          <w:color w:val="D4A857"/>
+          <w:sz w:val="18"/>
+          <w:szCs w:val="18"/>
+        </w:rPr>
+        <w:t xml:space="preserve">  →  </w:t>
+      </w:r>
+      <w:r>
+        <w:rPr>
+          <w:rFonts w:ascii="Georgia" w:cs="Georgia" w:eastAsia="Georgia" w:hAnsi="Georgia"/>
+          <w:b/>
+          <w:bCs/>
+          <w:color w:val="14141B"/>
+          <w:sz w:val="20"/>
+          <w:szCs w:val="20"/>
+        </w:rPr>
+        <w:t xml:space="preserve">Cmaj9</w:t>
+      </w:r>
+      <w:r>
+        <w:rPr>
+          <w:rFonts w:ascii="Calibri" w:cs="Calibri" w:eastAsia="Calibri" w:hAnsi="Calibri"/>
+          <w:color w:val="D4A857"/>
+          <w:sz w:val="18"/>
+          <w:szCs w:val="18"/>
+        </w:rPr>
+        <w:t xml:space="preserve">  →  </w:t>
+      </w:r>
+      <w:r>
+        <w:rPr>
+          <w:rFonts w:ascii="Georgia" w:cs="Georgia" w:eastAsia="Georgia" w:hAnsi="Georgia"/>
+          <w:b/>
+          <w:bCs/>
+          <w:color w:val="14141B"/>
+          <w:sz w:val="20"/>
+          <w:szCs w:val="20"/>
+        </w:rPr>
+        <w:t xml:space="preserve">G/C</w:t>
+      </w:r>
+    </w:p>
+    <w:p>
+      <w:pPr>
+        <w:spacing w:after="240"/>
+      </w:pPr>
+      <w:r>
+        <w:t xml:space="preserve"/>
+      </w:r>
+    </w:p>
+    <w:p>
+      <w:pPr>
         <w:spacing w:after="80" w:before="240"/>
       </w:pPr>
       <w:r>
@@ -30990,7 +36541,7 @@
         <w:pBdr>
           <w:left w:val="single" w:color="5FA874" w:sz="12" w:space="8"/>
         </w:pBdr>
-        <w:spacing w:after="480" w:line="320"/>
+        <w:spacing w:after="240" w:line="320"/>
         <w:ind w:left="240"/>
       </w:pPr>
       <w:r>
@@ -31341,6 +36892,78 @@
     </w:p>
     <w:p>
       <w:pPr>
+        <w:spacing w:after="120" w:before="240"/>
+      </w:pPr>
+      <w:r>
+        <w:rPr>
+          <w:rFonts w:ascii="Calibri" w:cs="Calibri" w:eastAsia="Calibri" w:hAnsi="Calibri"/>
+          <w:b/>
+          <w:bCs/>
+          <w:color w:val="D4A857"/>
+          <w:spacing w:val="80"/>
+          <w:sz w:val="14"/>
+          <w:szCs w:val="14"/>
+        </w:rPr>
+        <w:t xml:space="preserve">JOUE-LES AU TEMPO</w:t>
+      </w:r>
+    </w:p>
+    <w:p>
+      <w:pPr>
+        <w:spacing w:after="60" w:before="180"/>
+      </w:pPr>
+      <w:r>
+        <w:rPr>
+          <w:rFonts w:ascii="Calibri" w:cs="Calibri" w:eastAsia="Calibri" w:hAnsi="Calibri"/>
+          <w:b/>
+          <w:bCs/>
+          <w:color w:val="2A2A36"/>
+          <w:sz w:val="20"/>
+          <w:szCs w:val="20"/>
+        </w:rPr>
+        <w:t xml:space="preserve">Vamp Cmaj9 lent — pratique enclosures</w:t>
+      </w:r>
+      <w:r>
+        <w:rPr>
+          <w:rFonts w:ascii="Calibri" w:cs="Calibri" w:eastAsia="Calibri" w:hAnsi="Calibri"/>
+          <w:i/>
+          <w:iCs/>
+          <w:color w:val="D4A857"/>
+          <w:sz w:val="16"/>
+          <w:szCs w:val="16"/>
+        </w:rPr>
+        <w:t xml:space="preserve">    65 BPM</w:t>
+      </w:r>
+    </w:p>
+    <w:p>
+      <w:pPr>
+        <w:pBdr>
+          <w:left w:val="single" w:color="D4A857" w:sz="12" w:space="8"/>
+        </w:pBdr>
+        <w:spacing w:after="120" w:line="320"/>
+        <w:ind w:left="240"/>
+      </w:pPr>
+      <w:r>
+        <w:rPr>
+          <w:rFonts w:ascii="Georgia" w:cs="Georgia" w:eastAsia="Georgia" w:hAnsi="Georgia"/>
+          <w:b/>
+          <w:bCs/>
+          <w:color w:val="14141B"/>
+          <w:sz w:val="20"/>
+          <w:szCs w:val="20"/>
+        </w:rPr>
+        <w:t xml:space="preserve">Cmaj9</w:t>
+      </w:r>
+    </w:p>
+    <w:p>
+      <w:pPr>
+        <w:spacing w:after="240"/>
+      </w:pPr>
+      <w:r>
+        <w:t xml:space="preserve"/>
+      </w:r>
+    </w:p>
+    <w:p>
+      <w:pPr>
         <w:spacing w:after="80" w:before="240"/>
       </w:pPr>
       <w:r>
@@ -31409,7 +37032,7 @@
         <w:pBdr>
           <w:left w:val="single" w:color="5FA874" w:sz="12" w:space="8"/>
         </w:pBdr>
-        <w:spacing w:after="480" w:line="320"/>
+        <w:spacing w:after="240" w:line="320"/>
         <w:ind w:left="240"/>
       </w:pPr>
       <w:r>
@@ -31797,6 +37420,225 @@
     </w:p>
     <w:p>
       <w:pPr>
+        <w:spacing w:after="120" w:before="240"/>
+      </w:pPr>
+      <w:r>
+        <w:rPr>
+          <w:rFonts w:ascii="Calibri" w:cs="Calibri" w:eastAsia="Calibri" w:hAnsi="Calibri"/>
+          <w:b/>
+          <w:bCs/>
+          <w:color w:val="D4A857"/>
+          <w:spacing w:val="80"/>
+          <w:sz w:val="14"/>
+          <w:szCs w:val="14"/>
+        </w:rPr>
+        <w:t xml:space="preserve">JOUE-LES AU TEMPO</w:t>
+      </w:r>
+    </w:p>
+    <w:p>
+      <w:pPr>
+        <w:spacing w:after="60" w:before="180"/>
+      </w:pPr>
+      <w:r>
+        <w:rPr>
+          <w:rFonts w:ascii="Calibri" w:cs="Calibri" w:eastAsia="Calibri" w:hAnsi="Calibri"/>
+          <w:b/>
+          <w:bCs/>
+          <w:color w:val="2A2A36"/>
+          <w:sz w:val="20"/>
+          <w:szCs w:val="20"/>
+        </w:rPr>
+        <w:t xml:space="preserve">Vamp longue durée pour solo (2-5-1 en boucle)</w:t>
+      </w:r>
+      <w:r>
+        <w:rPr>
+          <w:rFonts w:ascii="Calibri" w:cs="Calibri" w:eastAsia="Calibri" w:hAnsi="Calibri"/>
+          <w:i/>
+          <w:iCs/>
+          <w:color w:val="D4A857"/>
+          <w:sz w:val="16"/>
+          <w:szCs w:val="16"/>
+        </w:rPr>
+        <w:t xml:space="preserve">    85 BPM</w:t>
+      </w:r>
+    </w:p>
+    <w:p>
+      <w:pPr>
+        <w:pBdr>
+          <w:left w:val="single" w:color="D4A857" w:sz="12" w:space="8"/>
+        </w:pBdr>
+        <w:spacing w:after="120" w:line="320"/>
+        <w:ind w:left="240"/>
+      </w:pPr>
+      <w:r>
+        <w:rPr>
+          <w:rFonts w:ascii="Georgia" w:cs="Georgia" w:eastAsia="Georgia" w:hAnsi="Georgia"/>
+          <w:b/>
+          <w:bCs/>
+          <w:color w:val="14141B"/>
+          <w:sz w:val="20"/>
+          <w:szCs w:val="20"/>
+        </w:rPr>
+        <w:t xml:space="preserve">Dm9</w:t>
+      </w:r>
+      <w:r>
+        <w:rPr>
+          <w:rFonts w:ascii="Calibri" w:cs="Calibri" w:eastAsia="Calibri" w:hAnsi="Calibri"/>
+          <w:color w:val="D4A857"/>
+          <w:sz w:val="18"/>
+          <w:szCs w:val="18"/>
+        </w:rPr>
+        <w:t xml:space="preserve">  →  </w:t>
+      </w:r>
+      <w:r>
+        <w:rPr>
+          <w:rFonts w:ascii="Georgia" w:cs="Georgia" w:eastAsia="Georgia" w:hAnsi="Georgia"/>
+          <w:b/>
+          <w:bCs/>
+          <w:color w:val="14141B"/>
+          <w:sz w:val="20"/>
+          <w:szCs w:val="20"/>
+        </w:rPr>
+        <w:t xml:space="preserve">G13</w:t>
+      </w:r>
+      <w:r>
+        <w:rPr>
+          <w:rFonts w:ascii="Calibri" w:cs="Calibri" w:eastAsia="Calibri" w:hAnsi="Calibri"/>
+          <w:color w:val="D4A857"/>
+          <w:sz w:val="18"/>
+          <w:szCs w:val="18"/>
+        </w:rPr>
+        <w:t xml:space="preserve">  →  </w:t>
+      </w:r>
+      <w:r>
+        <w:rPr>
+          <w:rFonts w:ascii="Georgia" w:cs="Georgia" w:eastAsia="Georgia" w:hAnsi="Georgia"/>
+          <w:b/>
+          <w:bCs/>
+          <w:color w:val="14141B"/>
+          <w:sz w:val="20"/>
+          <w:szCs w:val="20"/>
+        </w:rPr>
+        <w:t xml:space="preserve">Cmaj9</w:t>
+      </w:r>
+    </w:p>
+    <w:p>
+      <w:pPr>
+        <w:spacing w:after="60" w:before="180"/>
+      </w:pPr>
+      <w:r>
+        <w:rPr>
+          <w:rFonts w:ascii="Calibri" w:cs="Calibri" w:eastAsia="Calibri" w:hAnsi="Calibri"/>
+          <w:b/>
+          <w:bCs/>
+          <w:color w:val="2A2A36"/>
+          <w:sz w:val="20"/>
+          <w:szCs w:val="20"/>
+        </w:rPr>
+        <w:t xml:space="preserve">Andalouse gospel (i-VII-VI-V)</w:t>
+      </w:r>
+      <w:r>
+        <w:rPr>
+          <w:rFonts w:ascii="Calibri" w:cs="Calibri" w:eastAsia="Calibri" w:hAnsi="Calibri"/>
+          <w:i/>
+          <w:iCs/>
+          <w:color w:val="D4A857"/>
+          <w:sz w:val="16"/>
+          <w:szCs w:val="16"/>
+        </w:rPr>
+        <w:t xml:space="preserve">    75 BPM</w:t>
+      </w:r>
+    </w:p>
+    <w:p>
+      <w:pPr>
+        <w:pBdr>
+          <w:left w:val="single" w:color="D4A857" w:sz="12" w:space="8"/>
+        </w:pBdr>
+        <w:spacing w:after="120" w:line="320"/>
+        <w:ind w:left="240"/>
+      </w:pPr>
+      <w:r>
+        <w:rPr>
+          <w:rFonts w:ascii="Georgia" w:cs="Georgia" w:eastAsia="Georgia" w:hAnsi="Georgia"/>
+          <w:b/>
+          <w:bCs/>
+          <w:color w:val="14141B"/>
+          <w:sz w:val="20"/>
+          <w:szCs w:val="20"/>
+        </w:rPr>
+        <w:t xml:space="preserve">Am9</w:t>
+      </w:r>
+      <w:r>
+        <w:rPr>
+          <w:rFonts w:ascii="Calibri" w:cs="Calibri" w:eastAsia="Calibri" w:hAnsi="Calibri"/>
+          <w:color w:val="D4A857"/>
+          <w:sz w:val="18"/>
+          <w:szCs w:val="18"/>
+        </w:rPr>
+        <w:t xml:space="preserve">  →  </w:t>
+      </w:r>
+      <w:r>
+        <w:rPr>
+          <w:rFonts w:ascii="Georgia" w:cs="Georgia" w:eastAsia="Georgia" w:hAnsi="Georgia"/>
+          <w:b/>
+          <w:bCs/>
+          <w:color w:val="14141B"/>
+          <w:sz w:val="20"/>
+          <w:szCs w:val="20"/>
+        </w:rPr>
+        <w:t xml:space="preserve">G13</w:t>
+      </w:r>
+      <w:r>
+        <w:rPr>
+          <w:rFonts w:ascii="Calibri" w:cs="Calibri" w:eastAsia="Calibri" w:hAnsi="Calibri"/>
+          <w:color w:val="D4A857"/>
+          <w:sz w:val="18"/>
+          <w:szCs w:val="18"/>
+        </w:rPr>
+        <w:t xml:space="preserve">  →  </w:t>
+      </w:r>
+      <w:r>
+        <w:rPr>
+          <w:rFonts w:ascii="Georgia" w:cs="Georgia" w:eastAsia="Georgia" w:hAnsi="Georgia"/>
+          <w:b/>
+          <w:bCs/>
+          <w:color w:val="14141B"/>
+          <w:sz w:val="20"/>
+          <w:szCs w:val="20"/>
+        </w:rPr>
+        <w:t xml:space="preserve">Fmaj9</w:t>
+      </w:r>
+      <w:r>
+        <w:rPr>
+          <w:rFonts w:ascii="Calibri" w:cs="Calibri" w:eastAsia="Calibri" w:hAnsi="Calibri"/>
+          <w:color w:val="D4A857"/>
+          <w:sz w:val="18"/>
+          <w:szCs w:val="18"/>
+        </w:rPr>
+        <w:t xml:space="preserve">  →  </w:t>
+      </w:r>
+      <w:r>
+        <w:rPr>
+          <w:rFonts w:ascii="Georgia" w:cs="Georgia" w:eastAsia="Georgia" w:hAnsi="Georgia"/>
+          <w:b/>
+          <w:bCs/>
+          <w:color w:val="14141B"/>
+          <w:sz w:val="20"/>
+          <w:szCs w:val="20"/>
+        </w:rPr>
+        <w:t xml:space="preserve">E7b9</w:t>
+      </w:r>
+    </w:p>
+    <w:p>
+      <w:pPr>
+        <w:spacing w:after="240"/>
+      </w:pPr>
+      <w:r>
+        <w:t xml:space="preserve"/>
+      </w:r>
+    </w:p>
+    <w:p>
+      <w:pPr>
         <w:spacing w:after="80" w:before="240"/>
       </w:pPr>
       <w:r>
@@ -31847,7 +37689,7 @@
         <w:pBdr>
           <w:left w:val="single" w:color="5FA874" w:sz="12" w:space="8"/>
         </w:pBdr>
-        <w:spacing w:after="480" w:line="320"/>
+        <w:spacing w:after="240" w:line="320"/>
         <w:ind w:left="240"/>
       </w:pPr>
       <w:r>
@@ -32337,6 +38179,178 @@
     </w:p>
     <w:p>
       <w:pPr>
+        <w:spacing w:after="120" w:before="240"/>
+      </w:pPr>
+      <w:r>
+        <w:rPr>
+          <w:rFonts w:ascii="Calibri" w:cs="Calibri" w:eastAsia="Calibri" w:hAnsi="Calibri"/>
+          <w:b/>
+          <w:bCs/>
+          <w:color w:val="D4A857"/>
+          <w:spacing w:val="80"/>
+          <w:sz w:val="14"/>
+          <w:szCs w:val="14"/>
+        </w:rPr>
+        <w:t xml:space="preserve">JOUE-LES AU TEMPO</w:t>
+      </w:r>
+    </w:p>
+    <w:p>
+      <w:pPr>
+        <w:spacing w:after="60" w:before="180"/>
+      </w:pPr>
+      <w:r>
+        <w:rPr>
+          <w:rFonts w:ascii="Calibri" w:cs="Calibri" w:eastAsia="Calibri" w:hAnsi="Calibri"/>
+          <w:b/>
+          <w:bCs/>
+          <w:color w:val="2A2A36"/>
+          <w:sz w:val="20"/>
+          <w:szCs w:val="20"/>
+        </w:rPr>
+        <w:t xml:space="preserve">Amazing Grace style en G (triolets)</w:t>
+      </w:r>
+      <w:r>
+        <w:rPr>
+          <w:rFonts w:ascii="Calibri" w:cs="Calibri" w:eastAsia="Calibri" w:hAnsi="Calibri"/>
+          <w:i/>
+          <w:iCs/>
+          <w:color w:val="D4A857"/>
+          <w:sz w:val="16"/>
+          <w:szCs w:val="16"/>
+        </w:rPr>
+        <w:t xml:space="preserve">    65 BPM</w:t>
+      </w:r>
+    </w:p>
+    <w:p>
+      <w:pPr>
+        <w:pBdr>
+          <w:left w:val="single" w:color="D4A857" w:sz="12" w:space="8"/>
+        </w:pBdr>
+        <w:spacing w:after="120" w:line="320"/>
+        <w:ind w:left="240"/>
+      </w:pPr>
+      <w:r>
+        <w:rPr>
+          <w:rFonts w:ascii="Georgia" w:cs="Georgia" w:eastAsia="Georgia" w:hAnsi="Georgia"/>
+          <w:b/>
+          <w:bCs/>
+          <w:color w:val="14141B"/>
+          <w:sz w:val="20"/>
+          <w:szCs w:val="20"/>
+        </w:rPr>
+        <w:t xml:space="preserve">Gmaj9</w:t>
+      </w:r>
+      <w:r>
+        <w:rPr>
+          <w:rFonts w:ascii="Calibri" w:cs="Calibri" w:eastAsia="Calibri" w:hAnsi="Calibri"/>
+          <w:color w:val="D4A857"/>
+          <w:sz w:val="18"/>
+          <w:szCs w:val="18"/>
+        </w:rPr>
+        <w:t xml:space="preserve">  →  </w:t>
+      </w:r>
+      <w:r>
+        <w:rPr>
+          <w:rFonts w:ascii="Georgia" w:cs="Georgia" w:eastAsia="Georgia" w:hAnsi="Georgia"/>
+          <w:b/>
+          <w:bCs/>
+          <w:color w:val="14141B"/>
+          <w:sz w:val="20"/>
+          <w:szCs w:val="20"/>
+        </w:rPr>
+        <w:t xml:space="preserve">Cmaj9</w:t>
+      </w:r>
+      <w:r>
+        <w:rPr>
+          <w:rFonts w:ascii="Calibri" w:cs="Calibri" w:eastAsia="Calibri" w:hAnsi="Calibri"/>
+          <w:color w:val="D4A857"/>
+          <w:sz w:val="18"/>
+          <w:szCs w:val="18"/>
+        </w:rPr>
+        <w:t xml:space="preserve">  →  </w:t>
+      </w:r>
+      <w:r>
+        <w:rPr>
+          <w:rFonts w:ascii="Georgia" w:cs="Georgia" w:eastAsia="Georgia" w:hAnsi="Georgia"/>
+          <w:b/>
+          <w:bCs/>
+          <w:color w:val="14141B"/>
+          <w:sz w:val="20"/>
+          <w:szCs w:val="20"/>
+        </w:rPr>
+        <w:t xml:space="preserve">Gmaj9</w:t>
+      </w:r>
+      <w:r>
+        <w:rPr>
+          <w:rFonts w:ascii="Calibri" w:cs="Calibri" w:eastAsia="Calibri" w:hAnsi="Calibri"/>
+          <w:color w:val="D4A857"/>
+          <w:sz w:val="18"/>
+          <w:szCs w:val="18"/>
+        </w:rPr>
+        <w:t xml:space="preserve">  →  </w:t>
+      </w:r>
+      <w:r>
+        <w:rPr>
+          <w:rFonts w:ascii="Georgia" w:cs="Georgia" w:eastAsia="Georgia" w:hAnsi="Georgia"/>
+          <w:b/>
+          <w:bCs/>
+          <w:color w:val="14141B"/>
+          <w:sz w:val="20"/>
+          <w:szCs w:val="20"/>
+        </w:rPr>
+        <w:t xml:space="preserve">Em9</w:t>
+      </w:r>
+      <w:r>
+        <w:rPr>
+          <w:rFonts w:ascii="Calibri" w:cs="Calibri" w:eastAsia="Calibri" w:hAnsi="Calibri"/>
+          <w:color w:val="D4A857"/>
+          <w:sz w:val="18"/>
+          <w:szCs w:val="18"/>
+        </w:rPr>
+        <w:t xml:space="preserve">  →  </w:t>
+      </w:r>
+      <w:r>
+        <w:rPr>
+          <w:rFonts w:ascii="Georgia" w:cs="Georgia" w:eastAsia="Georgia" w:hAnsi="Georgia"/>
+          <w:b/>
+          <w:bCs/>
+          <w:color w:val="14141B"/>
+          <w:sz w:val="20"/>
+          <w:szCs w:val="20"/>
+        </w:rPr>
+        <w:t xml:space="preserve">D13</w:t>
+      </w:r>
+      <w:r>
+        <w:rPr>
+          <w:rFonts w:ascii="Calibri" w:cs="Calibri" w:eastAsia="Calibri" w:hAnsi="Calibri"/>
+          <w:color w:val="D4A857"/>
+          <w:sz w:val="18"/>
+          <w:szCs w:val="18"/>
+        </w:rPr>
+        <w:t xml:space="preserve">  →  </w:t>
+      </w:r>
+      <w:r>
+        <w:rPr>
+          <w:rFonts w:ascii="Georgia" w:cs="Georgia" w:eastAsia="Georgia" w:hAnsi="Georgia"/>
+          <w:b/>
+          <w:bCs/>
+          <w:color w:val="14141B"/>
+          <w:sz w:val="20"/>
+          <w:szCs w:val="20"/>
+        </w:rPr>
+        <w:t xml:space="preserve">Gmaj9</w:t>
+      </w:r>
+    </w:p>
+    <w:p>
+      <w:pPr>
+        <w:spacing w:after="240"/>
+      </w:pPr>
+      <w:r>
+        <w:t xml:space="preserve"/>
+      </w:r>
+    </w:p>
+    <w:p>
+      <w:pPr>
         <w:spacing w:after="80" w:before="240"/>
       </w:pPr>
       <w:r>
@@ -32387,7 +38401,7 @@
         <w:pBdr>
           <w:left w:val="single" w:color="5FA874" w:sz="12" w:space="8"/>
         </w:pBdr>
-        <w:spacing w:after="480" w:line="320"/>
+        <w:spacing w:after="240" w:line="320"/>
         <w:ind w:left="240"/>
       </w:pPr>
       <w:r>
@@ -32400,6 +38414,135 @@
           <w:szCs w:val="22"/>
         </w:rPr>
         <w:t xml:space="preserve">Gospel trad = simplicité + soul. Pas besoin de complexité harmonique.</w:t>
+      </w:r>
+    </w:p>
+    <w:p>
+      <w:pPr>
+        <w:spacing w:after="80" w:before="240"/>
+      </w:pPr>
+      <w:r>
+        <w:rPr>
+          <w:rFonts w:ascii="Calibri" w:cs="Calibri" w:eastAsia="Calibri" w:hAnsi="Calibri"/>
+          <w:b/>
+          <w:bCs/>
+          <w:color w:val="C44569"/>
+          <w:spacing w:val="80"/>
+          <w:sz w:val="14"/>
+          <w:szCs w:val="14"/>
+        </w:rPr>
+        <w:t xml:space="preserve">À ÉCOUTER / REGARDER</w:t>
+      </w:r>
+    </w:p>
+    <w:p>
+      <w:pPr>
+        <w:spacing w:after="60"/>
+        <w:ind w:left="240"/>
+      </w:pPr>
+      <w:r>
+        <w:rPr>
+          <w:rFonts w:ascii="Calibri" w:cs="Calibri" w:eastAsia="Calibri" w:hAnsi="Calibri"/>
+          <w:color w:val="C44569"/>
+          <w:sz w:val="20"/>
+          <w:szCs w:val="20"/>
+        </w:rPr>
+        <w:t xml:space="preserve">▶ </w:t>
+      </w:r>
+      <w:r>
+        <w:rPr>
+          <w:rFonts w:ascii="Calibri" w:cs="Calibri" w:eastAsia="Calibri" w:hAnsi="Calibri"/>
+          <w:b/>
+          <w:bCs/>
+          <w:color w:val="2A2A36"/>
+          <w:sz w:val="20"/>
+          <w:szCs w:val="20"/>
+        </w:rPr>
+        <w:t xml:space="preserve">Mahalia Jackson — Precious Lord</w:t>
+      </w:r>
+      <w:r>
+        <w:rPr>
+          <w:rFonts w:ascii="Calibri" w:cs="Calibri" w:eastAsia="Calibri" w:hAnsi="Calibri"/>
+          <w:i/>
+          <w:iCs/>
+          <w:color w:val="8A8472"/>
+          <w:sz w:val="18"/>
+          <w:szCs w:val="18"/>
+        </w:rPr>
+        <w:t xml:space="preserve"> — Mahalia Jackson</w:t>
+      </w:r>
+    </w:p>
+    <w:p>
+      <w:pPr>
+        <w:spacing w:after="120"/>
+        <w:ind w:left="360"/>
+      </w:pPr>
+      <w:r>
+        <w:rPr>
+          <w:rFonts w:ascii="Consolas" w:cs="Consolas" w:eastAsia="Consolas" w:hAnsi="Consolas"/>
+          <w:color w:val="5A7AA0"/>
+          <w:sz w:val="14"/>
+          <w:szCs w:val="14"/>
+        </w:rPr>
+        <w:t xml:space="preserve">https://www.youtube.com/results?search_query=mahalia+jackson+precious+lord</w:t>
+      </w:r>
+    </w:p>
+    <w:p>
+      <w:pPr>
+        <w:spacing w:after="60"/>
+        <w:ind w:left="240"/>
+      </w:pPr>
+      <w:r>
+        <w:rPr>
+          <w:rFonts w:ascii="Calibri" w:cs="Calibri" w:eastAsia="Calibri" w:hAnsi="Calibri"/>
+          <w:color w:val="C44569"/>
+          <w:sz w:val="20"/>
+          <w:szCs w:val="20"/>
+        </w:rPr>
+        <w:t xml:space="preserve">▶ </w:t>
+      </w:r>
+      <w:r>
+        <w:rPr>
+          <w:rFonts w:ascii="Calibri" w:cs="Calibri" w:eastAsia="Calibri" w:hAnsi="Calibri"/>
+          <w:b/>
+          <w:bCs/>
+          <w:color w:val="2A2A36"/>
+          <w:sz w:val="20"/>
+          <w:szCs w:val="20"/>
+        </w:rPr>
+        <w:t xml:space="preserve">James Cleveland gospel</w:t>
+      </w:r>
+      <w:r>
+        <w:rPr>
+          <w:rFonts w:ascii="Calibri" w:cs="Calibri" w:eastAsia="Calibri" w:hAnsi="Calibri"/>
+          <w:i/>
+          <w:iCs/>
+          <w:color w:val="8A8472"/>
+          <w:sz w:val="18"/>
+          <w:szCs w:val="18"/>
+        </w:rPr>
+        <w:t xml:space="preserve"> — James Cleveland</w:t>
+      </w:r>
+    </w:p>
+    <w:p>
+      <w:pPr>
+        <w:spacing w:after="120"/>
+        <w:ind w:left="360"/>
+      </w:pPr>
+      <w:r>
+        <w:rPr>
+          <w:rFonts w:ascii="Consolas" w:cs="Consolas" w:eastAsia="Consolas" w:hAnsi="Consolas"/>
+          <w:color w:val="5A7AA0"/>
+          <w:sz w:val="14"/>
+          <w:szCs w:val="14"/>
+        </w:rPr>
+        <w:t xml:space="preserve">https://www.youtube.com/results?search_query=james+cleveland+gospel+piano</w:t>
+      </w:r>
+    </w:p>
+    <w:p>
+      <w:pPr>
+        <w:spacing w:after="240"/>
+      </w:pPr>
+      <w:r>
+        <w:t xml:space="preserve"/>
       </w:r>
     </w:p>
     <w:p>
@@ -32839,6 +38982,138 @@
     </w:p>
     <w:p>
       <w:pPr>
+        <w:spacing w:after="120" w:before="240"/>
+      </w:pPr>
+      <w:r>
+        <w:rPr>
+          <w:rFonts w:ascii="Calibri" w:cs="Calibri" w:eastAsia="Calibri" w:hAnsi="Calibri"/>
+          <w:b/>
+          <w:bCs/>
+          <w:color w:val="D4A857"/>
+          <w:spacing w:val="80"/>
+          <w:sz w:val="14"/>
+          <w:szCs w:val="14"/>
+        </w:rPr>
+        <w:t xml:space="preserve">JOUE-LES AU TEMPO</w:t>
+      </w:r>
+    </w:p>
+    <w:p>
+      <w:pPr>
+        <w:spacing w:after="60" w:before="180"/>
+      </w:pPr>
+      <w:r>
+        <w:rPr>
+          <w:rFonts w:ascii="Calibri" w:cs="Calibri" w:eastAsia="Calibri" w:hAnsi="Calibri"/>
+          <w:b/>
+          <w:bCs/>
+          <w:color w:val="2A2A36"/>
+          <w:sz w:val="20"/>
+          <w:szCs w:val="20"/>
+        </w:rPr>
+        <w:t xml:space="preserve">Kirk Franklin style (Im-bVII-IV-Im)</w:t>
+      </w:r>
+      <w:r>
+        <w:rPr>
+          <w:rFonts w:ascii="Calibri" w:cs="Calibri" w:eastAsia="Calibri" w:hAnsi="Calibri"/>
+          <w:i/>
+          <w:iCs/>
+          <w:color w:val="D4A857"/>
+          <w:sz w:val="16"/>
+          <w:szCs w:val="16"/>
+        </w:rPr>
+        <w:t xml:space="preserve">    95 BPM</w:t>
+      </w:r>
+    </w:p>
+    <w:p>
+      <w:pPr>
+        <w:pBdr>
+          <w:left w:val="single" w:color="D4A857" w:sz="12" w:space="8"/>
+        </w:pBdr>
+        <w:spacing w:after="120" w:line="320"/>
+        <w:ind w:left="240"/>
+      </w:pPr>
+      <w:r>
+        <w:rPr>
+          <w:rFonts w:ascii="Georgia" w:cs="Georgia" w:eastAsia="Georgia" w:hAnsi="Georgia"/>
+          <w:b/>
+          <w:bCs/>
+          <w:color w:val="14141B"/>
+          <w:sz w:val="20"/>
+          <w:szCs w:val="20"/>
+        </w:rPr>
+        <w:t xml:space="preserve">Cm9</w:t>
+      </w:r>
+      <w:r>
+        <w:rPr>
+          <w:rFonts w:ascii="Calibri" w:cs="Calibri" w:eastAsia="Calibri" w:hAnsi="Calibri"/>
+          <w:color w:val="D4A857"/>
+          <w:sz w:val="18"/>
+          <w:szCs w:val="18"/>
+        </w:rPr>
+        <w:t xml:space="preserve">  →  </w:t>
+      </w:r>
+      <w:r>
+        <w:rPr>
+          <w:rFonts w:ascii="Georgia" w:cs="Georgia" w:eastAsia="Georgia" w:hAnsi="Georgia"/>
+          <w:b/>
+          <w:bCs/>
+          <w:color w:val="14141B"/>
+          <w:sz w:val="20"/>
+          <w:szCs w:val="20"/>
+        </w:rPr>
+        <w:t xml:space="preserve">Bbmaj9</w:t>
+      </w:r>
+      <w:r>
+        <w:rPr>
+          <w:rFonts w:ascii="Calibri" w:cs="Calibri" w:eastAsia="Calibri" w:hAnsi="Calibri"/>
+          <w:color w:val="D4A857"/>
+          <w:sz w:val="18"/>
+          <w:szCs w:val="18"/>
+        </w:rPr>
+        <w:t xml:space="preserve">  →  </w:t>
+      </w:r>
+      <w:r>
+        <w:rPr>
+          <w:rFonts w:ascii="Georgia" w:cs="Georgia" w:eastAsia="Georgia" w:hAnsi="Georgia"/>
+          <w:b/>
+          <w:bCs/>
+          <w:color w:val="14141B"/>
+          <w:sz w:val="20"/>
+          <w:szCs w:val="20"/>
+        </w:rPr>
+        <w:t xml:space="preserve">Fm9</w:t>
+      </w:r>
+      <w:r>
+        <w:rPr>
+          <w:rFonts w:ascii="Calibri" w:cs="Calibri" w:eastAsia="Calibri" w:hAnsi="Calibri"/>
+          <w:color w:val="D4A857"/>
+          <w:sz w:val="18"/>
+          <w:szCs w:val="18"/>
+        </w:rPr>
+        <w:t xml:space="preserve">  →  </w:t>
+      </w:r>
+      <w:r>
+        <w:rPr>
+          <w:rFonts w:ascii="Georgia" w:cs="Georgia" w:eastAsia="Georgia" w:hAnsi="Georgia"/>
+          <w:b/>
+          <w:bCs/>
+          <w:color w:val="14141B"/>
+          <w:sz w:val="20"/>
+          <w:szCs w:val="20"/>
+        </w:rPr>
+        <w:t xml:space="preserve">Cm9</w:t>
+      </w:r>
+    </w:p>
+    <w:p>
+      <w:pPr>
+        <w:spacing w:after="240"/>
+      </w:pPr>
+      <w:r>
+        <w:t xml:space="preserve"/>
+      </w:r>
+    </w:p>
+    <w:p>
+      <w:pPr>
         <w:spacing w:after="80" w:before="240"/>
       </w:pPr>
       <w:r>
@@ -32889,7 +39164,7 @@
         <w:pBdr>
           <w:left w:val="single" w:color="5FA874" w:sz="12" w:space="8"/>
         </w:pBdr>
-        <w:spacing w:after="480" w:line="320"/>
+        <w:spacing w:after="240" w:line="320"/>
         <w:ind w:left="240"/>
       </w:pPr>
       <w:r>
@@ -32902,6 +39177,135 @@
           <w:szCs w:val="22"/>
         </w:rPr>
         <w:t xml:space="preserve">Gospel contemporain = R&amp;B + voicings quartal + grooves syncopés.</w:t>
+      </w:r>
+    </w:p>
+    <w:p>
+      <w:pPr>
+        <w:spacing w:after="80" w:before="240"/>
+      </w:pPr>
+      <w:r>
+        <w:rPr>
+          <w:rFonts w:ascii="Calibri" w:cs="Calibri" w:eastAsia="Calibri" w:hAnsi="Calibri"/>
+          <w:b/>
+          <w:bCs/>
+          <w:color w:val="C44569"/>
+          <w:spacing w:val="80"/>
+          <w:sz w:val="14"/>
+          <w:szCs w:val="14"/>
+        </w:rPr>
+        <w:t xml:space="preserve">À ÉCOUTER / REGARDER</w:t>
+      </w:r>
+    </w:p>
+    <w:p>
+      <w:pPr>
+        <w:spacing w:after="60"/>
+        <w:ind w:left="240"/>
+      </w:pPr>
+      <w:r>
+        <w:rPr>
+          <w:rFonts w:ascii="Calibri" w:cs="Calibri" w:eastAsia="Calibri" w:hAnsi="Calibri"/>
+          <w:color w:val="C44569"/>
+          <w:sz w:val="20"/>
+          <w:szCs w:val="20"/>
+        </w:rPr>
+        <w:t xml:space="preserve">▶ </w:t>
+      </w:r>
+      <w:r>
+        <w:rPr>
+          <w:rFonts w:ascii="Calibri" w:cs="Calibri" w:eastAsia="Calibri" w:hAnsi="Calibri"/>
+          <w:b/>
+          <w:bCs/>
+          <w:color w:val="2A2A36"/>
+          <w:sz w:val="20"/>
+          <w:szCs w:val="20"/>
+        </w:rPr>
+        <w:t xml:space="preserve">Kirk Franklin — Stomp</w:t>
+      </w:r>
+      <w:r>
+        <w:rPr>
+          <w:rFonts w:ascii="Calibri" w:cs="Calibri" w:eastAsia="Calibri" w:hAnsi="Calibri"/>
+          <w:i/>
+          <w:iCs/>
+          <w:color w:val="8A8472"/>
+          <w:sz w:val="18"/>
+          <w:szCs w:val="18"/>
+        </w:rPr>
+        <w:t xml:space="preserve"> — Kirk Franklin</w:t>
+      </w:r>
+    </w:p>
+    <w:p>
+      <w:pPr>
+        <w:spacing w:after="120"/>
+        <w:ind w:left="360"/>
+      </w:pPr>
+      <w:r>
+        <w:rPr>
+          <w:rFonts w:ascii="Consolas" w:cs="Consolas" w:eastAsia="Consolas" w:hAnsi="Consolas"/>
+          <w:color w:val="5A7AA0"/>
+          <w:sz w:val="14"/>
+          <w:szCs w:val="14"/>
+        </w:rPr>
+        <w:t xml:space="preserve">https://www.youtube.com/results?search_query=kirk+franklin+stomp</w:t>
+      </w:r>
+    </w:p>
+    <w:p>
+      <w:pPr>
+        <w:spacing w:after="60"/>
+        <w:ind w:left="240"/>
+      </w:pPr>
+      <w:r>
+        <w:rPr>
+          <w:rFonts w:ascii="Calibri" w:cs="Calibri" w:eastAsia="Calibri" w:hAnsi="Calibri"/>
+          <w:color w:val="C44569"/>
+          <w:sz w:val="20"/>
+          <w:szCs w:val="20"/>
+        </w:rPr>
+        <w:t xml:space="preserve">▶ </w:t>
+      </w:r>
+      <w:r>
+        <w:rPr>
+          <w:rFonts w:ascii="Calibri" w:cs="Calibri" w:eastAsia="Calibri" w:hAnsi="Calibri"/>
+          <w:b/>
+          <w:bCs/>
+          <w:color w:val="2A2A36"/>
+          <w:sz w:val="20"/>
+          <w:szCs w:val="20"/>
+        </w:rPr>
+        <w:t xml:space="preserve">Kirk Franklin — Imagine Me</w:t>
+      </w:r>
+      <w:r>
+        <w:rPr>
+          <w:rFonts w:ascii="Calibri" w:cs="Calibri" w:eastAsia="Calibri" w:hAnsi="Calibri"/>
+          <w:i/>
+          <w:iCs/>
+          <w:color w:val="8A8472"/>
+          <w:sz w:val="18"/>
+          <w:szCs w:val="18"/>
+        </w:rPr>
+        <w:t xml:space="preserve"> — Kirk Franklin</w:t>
+      </w:r>
+    </w:p>
+    <w:p>
+      <w:pPr>
+        <w:spacing w:after="120"/>
+        <w:ind w:left="360"/>
+      </w:pPr>
+      <w:r>
+        <w:rPr>
+          <w:rFonts w:ascii="Consolas" w:cs="Consolas" w:eastAsia="Consolas" w:hAnsi="Consolas"/>
+          <w:color w:val="5A7AA0"/>
+          <w:sz w:val="14"/>
+          <w:szCs w:val="14"/>
+        </w:rPr>
+        <w:t xml:space="preserve">https://www.youtube.com/results?search_query=kirk+franklin+imagine+me</w:t>
+      </w:r>
+    </w:p>
+    <w:p>
+      <w:pPr>
+        <w:spacing w:after="240"/>
+      </w:pPr>
+      <w:r>
+        <w:t xml:space="preserve"/>
       </w:r>
     </w:p>
     <w:p>
@@ -33287,6 +39691,245 @@
     </w:p>
     <w:p>
       <w:pPr>
+        <w:spacing w:after="120" w:before="240"/>
+      </w:pPr>
+      <w:r>
+        <w:rPr>
+          <w:rFonts w:ascii="Calibri" w:cs="Calibri" w:eastAsia="Calibri" w:hAnsi="Calibri"/>
+          <w:b/>
+          <w:bCs/>
+          <w:color w:val="D4A857"/>
+          <w:spacing w:val="80"/>
+          <w:sz w:val="14"/>
+          <w:szCs w:val="14"/>
+        </w:rPr>
+        <w:t xml:space="preserve">JOUE-LES AU TEMPO</w:t>
+      </w:r>
+    </w:p>
+    <w:p>
+      <w:pPr>
+        <w:spacing w:after="60" w:before="180"/>
+      </w:pPr>
+      <w:r>
+        <w:rPr>
+          <w:rFonts w:ascii="Calibri" w:cs="Calibri" w:eastAsia="Calibri" w:hAnsi="Calibri"/>
+          <w:b/>
+          <w:bCs/>
+          <w:color w:val="2A2A36"/>
+          <w:sz w:val="20"/>
+          <w:szCs w:val="20"/>
+        </w:rPr>
+        <w:t xml:space="preserve">Worship moderne en D (Hillsong vibe)</w:t>
+      </w:r>
+      <w:r>
+        <w:rPr>
+          <w:rFonts w:ascii="Calibri" w:cs="Calibri" w:eastAsia="Calibri" w:hAnsi="Calibri"/>
+          <w:i/>
+          <w:iCs/>
+          <w:color w:val="D4A857"/>
+          <w:sz w:val="16"/>
+          <w:szCs w:val="16"/>
+        </w:rPr>
+        <w:t xml:space="preserve">    75 BPM</w:t>
+      </w:r>
+    </w:p>
+    <w:p>
+      <w:pPr>
+        <w:pBdr>
+          <w:left w:val="single" w:color="D4A857" w:sz="12" w:space="8"/>
+        </w:pBdr>
+        <w:spacing w:after="120" w:line="320"/>
+        <w:ind w:left="240"/>
+      </w:pPr>
+      <w:r>
+        <w:rPr>
+          <w:rFonts w:ascii="Georgia" w:cs="Georgia" w:eastAsia="Georgia" w:hAnsi="Georgia"/>
+          <w:b/>
+          <w:bCs/>
+          <w:color w:val="14141B"/>
+          <w:sz w:val="20"/>
+          <w:szCs w:val="20"/>
+        </w:rPr>
+        <w:t xml:space="preserve">D</w:t>
+      </w:r>
+      <w:r>
+        <w:rPr>
+          <w:rFonts w:ascii="Calibri" w:cs="Calibri" w:eastAsia="Calibri" w:hAnsi="Calibri"/>
+          <w:color w:val="D4A857"/>
+          <w:sz w:val="18"/>
+          <w:szCs w:val="18"/>
+        </w:rPr>
+        <w:t xml:space="preserve">  →  </w:t>
+      </w:r>
+      <w:r>
+        <w:rPr>
+          <w:rFonts w:ascii="Georgia" w:cs="Georgia" w:eastAsia="Georgia" w:hAnsi="Georgia"/>
+          <w:b/>
+          <w:bCs/>
+          <w:color w:val="14141B"/>
+          <w:sz w:val="20"/>
+          <w:szCs w:val="20"/>
+        </w:rPr>
+        <w:t xml:space="preserve">A/C#</w:t>
+      </w:r>
+      <w:r>
+        <w:rPr>
+          <w:rFonts w:ascii="Calibri" w:cs="Calibri" w:eastAsia="Calibri" w:hAnsi="Calibri"/>
+          <w:color w:val="D4A857"/>
+          <w:sz w:val="18"/>
+          <w:szCs w:val="18"/>
+        </w:rPr>
+        <w:t xml:space="preserve">  →  </w:t>
+      </w:r>
+      <w:r>
+        <w:rPr>
+          <w:rFonts w:ascii="Georgia" w:cs="Georgia" w:eastAsia="Georgia" w:hAnsi="Georgia"/>
+          <w:b/>
+          <w:bCs/>
+          <w:color w:val="14141B"/>
+          <w:sz w:val="20"/>
+          <w:szCs w:val="20"/>
+        </w:rPr>
+        <w:t xml:space="preserve">Bm9</w:t>
+      </w:r>
+      <w:r>
+        <w:rPr>
+          <w:rFonts w:ascii="Calibri" w:cs="Calibri" w:eastAsia="Calibri" w:hAnsi="Calibri"/>
+          <w:color w:val="D4A857"/>
+          <w:sz w:val="18"/>
+          <w:szCs w:val="18"/>
+        </w:rPr>
+        <w:t xml:space="preserve">  →  </w:t>
+      </w:r>
+      <w:r>
+        <w:rPr>
+          <w:rFonts w:ascii="Georgia" w:cs="Georgia" w:eastAsia="Georgia" w:hAnsi="Georgia"/>
+          <w:b/>
+          <w:bCs/>
+          <w:color w:val="14141B"/>
+          <w:sz w:val="20"/>
+          <w:szCs w:val="20"/>
+        </w:rPr>
+        <w:t xml:space="preserve">Gmaj9</w:t>
+      </w:r>
+    </w:p>
+    <w:p>
+      <w:pPr>
+        <w:spacing w:after="60" w:before="180"/>
+      </w:pPr>
+      <w:r>
+        <w:rPr>
+          <w:rFonts w:ascii="Calibri" w:cs="Calibri" w:eastAsia="Calibri" w:hAnsi="Calibri"/>
+          <w:b/>
+          <w:bCs/>
+          <w:color w:val="2A2A36"/>
+          <w:sz w:val="20"/>
+          <w:szCs w:val="20"/>
+        </w:rPr>
+        <w:t xml:space="preserve">Pédale de basse worship en E</w:t>
+      </w:r>
+      <w:r>
+        <w:rPr>
+          <w:rFonts w:ascii="Calibri" w:cs="Calibri" w:eastAsia="Calibri" w:hAnsi="Calibri"/>
+          <w:i/>
+          <w:iCs/>
+          <w:color w:val="D4A857"/>
+          <w:sz w:val="16"/>
+          <w:szCs w:val="16"/>
+        </w:rPr>
+        <w:t xml:space="preserve">    70 BPM</w:t>
+      </w:r>
+    </w:p>
+    <w:p>
+      <w:pPr>
+        <w:pBdr>
+          <w:left w:val="single" w:color="D4A857" w:sz="12" w:space="8"/>
+        </w:pBdr>
+        <w:spacing w:after="120" w:line="320"/>
+        <w:ind w:left="240"/>
+      </w:pPr>
+      <w:r>
+        <w:rPr>
+          <w:rFonts w:ascii="Georgia" w:cs="Georgia" w:eastAsia="Georgia" w:hAnsi="Georgia"/>
+          <w:b/>
+          <w:bCs/>
+          <w:color w:val="14141B"/>
+          <w:sz w:val="20"/>
+          <w:szCs w:val="20"/>
+        </w:rPr>
+        <w:t xml:space="preserve">Emaj9</w:t>
+      </w:r>
+      <w:r>
+        <w:rPr>
+          <w:rFonts w:ascii="Calibri" w:cs="Calibri" w:eastAsia="Calibri" w:hAnsi="Calibri"/>
+          <w:color w:val="D4A857"/>
+          <w:sz w:val="18"/>
+          <w:szCs w:val="18"/>
+        </w:rPr>
+        <w:t xml:space="preserve">  →  </w:t>
+      </w:r>
+      <w:r>
+        <w:rPr>
+          <w:rFonts w:ascii="Georgia" w:cs="Georgia" w:eastAsia="Georgia" w:hAnsi="Georgia"/>
+          <w:b/>
+          <w:bCs/>
+          <w:color w:val="14141B"/>
+          <w:sz w:val="20"/>
+          <w:szCs w:val="20"/>
+        </w:rPr>
+        <w:t xml:space="preserve">B/E</w:t>
+      </w:r>
+      <w:r>
+        <w:rPr>
+          <w:rFonts w:ascii="Calibri" w:cs="Calibri" w:eastAsia="Calibri" w:hAnsi="Calibri"/>
+          <w:color w:val="D4A857"/>
+          <w:sz w:val="18"/>
+          <w:szCs w:val="18"/>
+        </w:rPr>
+        <w:t xml:space="preserve">  →  </w:t>
+      </w:r>
+      <w:r>
+        <w:rPr>
+          <w:rFonts w:ascii="Georgia" w:cs="Georgia" w:eastAsia="Georgia" w:hAnsi="Georgia"/>
+          <w:b/>
+          <w:bCs/>
+          <w:color w:val="14141B"/>
+          <w:sz w:val="20"/>
+          <w:szCs w:val="20"/>
+        </w:rPr>
+        <w:t xml:space="preserve">C#m/E</w:t>
+      </w:r>
+      <w:r>
+        <w:rPr>
+          <w:rFonts w:ascii="Calibri" w:cs="Calibri" w:eastAsia="Calibri" w:hAnsi="Calibri"/>
+          <w:color w:val="D4A857"/>
+          <w:sz w:val="18"/>
+          <w:szCs w:val="18"/>
+        </w:rPr>
+        <w:t xml:space="preserve">  →  </w:t>
+      </w:r>
+      <w:r>
+        <w:rPr>
+          <w:rFonts w:ascii="Georgia" w:cs="Georgia" w:eastAsia="Georgia" w:hAnsi="Georgia"/>
+          <w:b/>
+          <w:bCs/>
+          <w:color w:val="14141B"/>
+          <w:sz w:val="20"/>
+          <w:szCs w:val="20"/>
+        </w:rPr>
+        <w:t xml:space="preserve">A/E</w:t>
+      </w:r>
+    </w:p>
+    <w:p>
+      <w:pPr>
+        <w:spacing w:after="240"/>
+      </w:pPr>
+      <w:r>
+        <w:t xml:space="preserve"/>
+      </w:r>
+    </w:p>
+    <w:p>
+      <w:pPr>
         <w:spacing w:after="80" w:before="240"/>
       </w:pPr>
       <w:r>
@@ -33337,7 +39980,7 @@
         <w:pBdr>
           <w:left w:val="single" w:color="5FA874" w:sz="12" w:space="8"/>
         </w:pBdr>
-        <w:spacing w:after="480" w:line="320"/>
+        <w:spacing w:after="240" w:line="320"/>
         <w:ind w:left="240"/>
       </w:pPr>
       <w:r>
@@ -33350,6 +39993,135 @@
           <w:szCs w:val="22"/>
         </w:rPr>
         <w:t xml:space="preserve">Worship moderne = simplicité harmonique + grands espaces dans les voicings.</w:t>
+      </w:r>
+    </w:p>
+    <w:p>
+      <w:pPr>
+        <w:spacing w:after="80" w:before="240"/>
+      </w:pPr>
+      <w:r>
+        <w:rPr>
+          <w:rFonts w:ascii="Calibri" w:cs="Calibri" w:eastAsia="Calibri" w:hAnsi="Calibri"/>
+          <w:b/>
+          <w:bCs/>
+          <w:color w:val="C44569"/>
+          <w:spacing w:val="80"/>
+          <w:sz w:val="14"/>
+          <w:szCs w:val="14"/>
+        </w:rPr>
+        <w:t xml:space="preserve">À ÉCOUTER / REGARDER</w:t>
+      </w:r>
+    </w:p>
+    <w:p>
+      <w:pPr>
+        <w:spacing w:after="60"/>
+        <w:ind w:left="240"/>
+      </w:pPr>
+      <w:r>
+        <w:rPr>
+          <w:rFonts w:ascii="Calibri" w:cs="Calibri" w:eastAsia="Calibri" w:hAnsi="Calibri"/>
+          <w:color w:val="C44569"/>
+          <w:sz w:val="20"/>
+          <w:szCs w:val="20"/>
+        </w:rPr>
+        <w:t xml:space="preserve">▶ </w:t>
+      </w:r>
+      <w:r>
+        <w:rPr>
+          <w:rFonts w:ascii="Calibri" w:cs="Calibri" w:eastAsia="Calibri" w:hAnsi="Calibri"/>
+          <w:b/>
+          <w:bCs/>
+          <w:color w:val="2A2A36"/>
+          <w:sz w:val="20"/>
+          <w:szCs w:val="20"/>
+        </w:rPr>
+        <w:t xml:space="preserve">Hillsong — Oceans (piano)</w:t>
+      </w:r>
+      <w:r>
+        <w:rPr>
+          <w:rFonts w:ascii="Calibri" w:cs="Calibri" w:eastAsia="Calibri" w:hAnsi="Calibri"/>
+          <w:i/>
+          <w:iCs/>
+          <w:color w:val="8A8472"/>
+          <w:sz w:val="18"/>
+          <w:szCs w:val="18"/>
+        </w:rPr>
+        <w:t xml:space="preserve"> — Hillsong United</w:t>
+      </w:r>
+    </w:p>
+    <w:p>
+      <w:pPr>
+        <w:spacing w:after="120"/>
+        <w:ind w:left="360"/>
+      </w:pPr>
+      <w:r>
+        <w:rPr>
+          <w:rFonts w:ascii="Consolas" w:cs="Consolas" w:eastAsia="Consolas" w:hAnsi="Consolas"/>
+          <w:color w:val="5A7AA0"/>
+          <w:sz w:val="14"/>
+          <w:szCs w:val="14"/>
+        </w:rPr>
+        <w:t xml:space="preserve">https://www.youtube.com/results?search_query=hillsong+oceans+piano+tutorial</w:t>
+      </w:r>
+    </w:p>
+    <w:p>
+      <w:pPr>
+        <w:spacing w:after="60"/>
+        <w:ind w:left="240"/>
+      </w:pPr>
+      <w:r>
+        <w:rPr>
+          <w:rFonts w:ascii="Calibri" w:cs="Calibri" w:eastAsia="Calibri" w:hAnsi="Calibri"/>
+          <w:color w:val="C44569"/>
+          <w:sz w:val="20"/>
+          <w:szCs w:val="20"/>
+        </w:rPr>
+        <w:t xml:space="preserve">▶ </w:t>
+      </w:r>
+      <w:r>
+        <w:rPr>
+          <w:rFonts w:ascii="Calibri" w:cs="Calibri" w:eastAsia="Calibri" w:hAnsi="Calibri"/>
+          <w:b/>
+          <w:bCs/>
+          <w:color w:val="2A2A36"/>
+          <w:sz w:val="20"/>
+          <w:szCs w:val="20"/>
+        </w:rPr>
+        <w:t xml:space="preserve">Bethel — Reckless Love</w:t>
+      </w:r>
+      <w:r>
+        <w:rPr>
+          <w:rFonts w:ascii="Calibri" w:cs="Calibri" w:eastAsia="Calibri" w:hAnsi="Calibri"/>
+          <w:i/>
+          <w:iCs/>
+          <w:color w:val="8A8472"/>
+          <w:sz w:val="18"/>
+          <w:szCs w:val="18"/>
+        </w:rPr>
+        <w:t xml:space="preserve"> — Bethel Music</w:t>
+      </w:r>
+    </w:p>
+    <w:p>
+      <w:pPr>
+        <w:spacing w:after="120"/>
+        <w:ind w:left="360"/>
+      </w:pPr>
+      <w:r>
+        <w:rPr>
+          <w:rFonts w:ascii="Consolas" w:cs="Consolas" w:eastAsia="Consolas" w:hAnsi="Consolas"/>
+          <w:color w:val="5A7AA0"/>
+          <w:sz w:val="14"/>
+          <w:szCs w:val="14"/>
+        </w:rPr>
+        <w:t xml:space="preserve">https://www.youtube.com/results?search_query=bethel+reckless+love+piano</w:t>
+      </w:r>
+    </w:p>
+    <w:p>
+      <w:pPr>
+        <w:spacing w:after="240"/>
+      </w:pPr>
+      <w:r>
+        <w:t xml:space="preserve"/>
       </w:r>
     </w:p>
     <w:p>
@@ -33757,7 +40529,7 @@
         <w:pBdr>
           <w:left w:val="single" w:color="5FA874" w:sz="12" w:space="8"/>
         </w:pBdr>
-        <w:spacing w:after="480" w:line="320"/>
+        <w:spacing w:after="240" w:line="320"/>
         <w:ind w:left="240"/>
       </w:pPr>
       <w:r>
@@ -34173,6 +40945,245 @@
     </w:p>
     <w:p>
       <w:pPr>
+        <w:spacing w:after="120" w:before="240"/>
+      </w:pPr>
+      <w:r>
+        <w:rPr>
+          <w:rFonts w:ascii="Calibri" w:cs="Calibri" w:eastAsia="Calibri" w:hAnsi="Calibri"/>
+          <w:b/>
+          <w:bCs/>
+          <w:color w:val="D4A857"/>
+          <w:spacing w:val="80"/>
+          <w:sz w:val="14"/>
+          <w:szCs w:val="14"/>
+        </w:rPr>
+        <w:t xml:space="preserve">JOUE-LES AU TEMPO</w:t>
+      </w:r>
+    </w:p>
+    <w:p>
+      <w:pPr>
+        <w:spacing w:after="60" w:before="180"/>
+      </w:pPr>
+      <w:r>
+        <w:rPr>
+          <w:rFonts w:ascii="Calibri" w:cs="Calibri" w:eastAsia="Calibri" w:hAnsi="Calibri"/>
+          <w:b/>
+          <w:bCs/>
+          <w:color w:val="2A2A36"/>
+          <w:sz w:val="20"/>
+          <w:szCs w:val="20"/>
+        </w:rPr>
+        <w:t xml:space="preserve">Vamp neo-soul (style Robert Glasper)</w:t>
+      </w:r>
+      <w:r>
+        <w:rPr>
+          <w:rFonts w:ascii="Calibri" w:cs="Calibri" w:eastAsia="Calibri" w:hAnsi="Calibri"/>
+          <w:i/>
+          <w:iCs/>
+          <w:color w:val="D4A857"/>
+          <w:sz w:val="16"/>
+          <w:szCs w:val="16"/>
+        </w:rPr>
+        <w:t xml:space="preserve">    70 BPM</w:t>
+      </w:r>
+    </w:p>
+    <w:p>
+      <w:pPr>
+        <w:pBdr>
+          <w:left w:val="single" w:color="D4A857" w:sz="12" w:space="8"/>
+        </w:pBdr>
+        <w:spacing w:after="120" w:line="320"/>
+        <w:ind w:left="240"/>
+      </w:pPr>
+      <w:r>
+        <w:rPr>
+          <w:rFonts w:ascii="Georgia" w:cs="Georgia" w:eastAsia="Georgia" w:hAnsi="Georgia"/>
+          <w:b/>
+          <w:bCs/>
+          <w:color w:val="14141B"/>
+          <w:sz w:val="20"/>
+          <w:szCs w:val="20"/>
+        </w:rPr>
+        <w:t xml:space="preserve">Fmaj7#11</w:t>
+      </w:r>
+      <w:r>
+        <w:rPr>
+          <w:rFonts w:ascii="Calibri" w:cs="Calibri" w:eastAsia="Calibri" w:hAnsi="Calibri"/>
+          <w:color w:val="D4A857"/>
+          <w:sz w:val="18"/>
+          <w:szCs w:val="18"/>
+        </w:rPr>
+        <w:t xml:space="preserve">  →  </w:t>
+      </w:r>
+      <w:r>
+        <w:rPr>
+          <w:rFonts w:ascii="Georgia" w:cs="Georgia" w:eastAsia="Georgia" w:hAnsi="Georgia"/>
+          <w:b/>
+          <w:bCs/>
+          <w:color w:val="14141B"/>
+          <w:sz w:val="20"/>
+          <w:szCs w:val="20"/>
+        </w:rPr>
+        <w:t xml:space="preserve">Em9</w:t>
+      </w:r>
+      <w:r>
+        <w:rPr>
+          <w:rFonts w:ascii="Calibri" w:cs="Calibri" w:eastAsia="Calibri" w:hAnsi="Calibri"/>
+          <w:color w:val="D4A857"/>
+          <w:sz w:val="18"/>
+          <w:szCs w:val="18"/>
+        </w:rPr>
+        <w:t xml:space="preserve">  →  </w:t>
+      </w:r>
+      <w:r>
+        <w:rPr>
+          <w:rFonts w:ascii="Georgia" w:cs="Georgia" w:eastAsia="Georgia" w:hAnsi="Georgia"/>
+          <w:b/>
+          <w:bCs/>
+          <w:color w:val="14141B"/>
+          <w:sz w:val="20"/>
+          <w:szCs w:val="20"/>
+        </w:rPr>
+        <w:t xml:space="preserve">Bbmaj9</w:t>
+      </w:r>
+      <w:r>
+        <w:rPr>
+          <w:rFonts w:ascii="Calibri" w:cs="Calibri" w:eastAsia="Calibri" w:hAnsi="Calibri"/>
+          <w:color w:val="D4A857"/>
+          <w:sz w:val="18"/>
+          <w:szCs w:val="18"/>
+        </w:rPr>
+        <w:t xml:space="preserve">  →  </w:t>
+      </w:r>
+      <w:r>
+        <w:rPr>
+          <w:rFonts w:ascii="Georgia" w:cs="Georgia" w:eastAsia="Georgia" w:hAnsi="Georgia"/>
+          <w:b/>
+          <w:bCs/>
+          <w:color w:val="14141B"/>
+          <w:sz w:val="20"/>
+          <w:szCs w:val="20"/>
+        </w:rPr>
+        <w:t xml:space="preserve">Am9</w:t>
+      </w:r>
+    </w:p>
+    <w:p>
+      <w:pPr>
+        <w:spacing w:after="60" w:before="180"/>
+      </w:pPr>
+      <w:r>
+        <w:rPr>
+          <w:rFonts w:ascii="Calibri" w:cs="Calibri" w:eastAsia="Calibri" w:hAnsi="Calibri"/>
+          <w:b/>
+          <w:bCs/>
+          <w:color w:val="2A2A36"/>
+          <w:sz w:val="20"/>
+          <w:szCs w:val="20"/>
+        </w:rPr>
+        <w:t xml:space="preserve">Coltrane changes en gospel (i-bVII-bVI-bVII)</w:t>
+      </w:r>
+      <w:r>
+        <w:rPr>
+          <w:rFonts w:ascii="Calibri" w:cs="Calibri" w:eastAsia="Calibri" w:hAnsi="Calibri"/>
+          <w:i/>
+          <w:iCs/>
+          <w:color w:val="D4A857"/>
+          <w:sz w:val="16"/>
+          <w:szCs w:val="16"/>
+        </w:rPr>
+        <w:t xml:space="preserve">    80 BPM</w:t>
+      </w:r>
+    </w:p>
+    <w:p>
+      <w:pPr>
+        <w:pBdr>
+          <w:left w:val="single" w:color="D4A857" w:sz="12" w:space="8"/>
+        </w:pBdr>
+        <w:spacing w:after="120" w:line="320"/>
+        <w:ind w:left="240"/>
+      </w:pPr>
+      <w:r>
+        <w:rPr>
+          <w:rFonts w:ascii="Georgia" w:cs="Georgia" w:eastAsia="Georgia" w:hAnsi="Georgia"/>
+          <w:b/>
+          <w:bCs/>
+          <w:color w:val="14141B"/>
+          <w:sz w:val="20"/>
+          <w:szCs w:val="20"/>
+        </w:rPr>
+        <w:t xml:space="preserve">Cm9</w:t>
+      </w:r>
+      <w:r>
+        <w:rPr>
+          <w:rFonts w:ascii="Calibri" w:cs="Calibri" w:eastAsia="Calibri" w:hAnsi="Calibri"/>
+          <w:color w:val="D4A857"/>
+          <w:sz w:val="18"/>
+          <w:szCs w:val="18"/>
+        </w:rPr>
+        <w:t xml:space="preserve">  →  </w:t>
+      </w:r>
+      <w:r>
+        <w:rPr>
+          <w:rFonts w:ascii="Georgia" w:cs="Georgia" w:eastAsia="Georgia" w:hAnsi="Georgia"/>
+          <w:b/>
+          <w:bCs/>
+          <w:color w:val="14141B"/>
+          <w:sz w:val="20"/>
+          <w:szCs w:val="20"/>
+        </w:rPr>
+        <w:t xml:space="preserve">Bbmaj9</w:t>
+      </w:r>
+      <w:r>
+        <w:rPr>
+          <w:rFonts w:ascii="Calibri" w:cs="Calibri" w:eastAsia="Calibri" w:hAnsi="Calibri"/>
+          <w:color w:val="D4A857"/>
+          <w:sz w:val="18"/>
+          <w:szCs w:val="18"/>
+        </w:rPr>
+        <w:t xml:space="preserve">  →  </w:t>
+      </w:r>
+      <w:r>
+        <w:rPr>
+          <w:rFonts w:ascii="Georgia" w:cs="Georgia" w:eastAsia="Georgia" w:hAnsi="Georgia"/>
+          <w:b/>
+          <w:bCs/>
+          <w:color w:val="14141B"/>
+          <w:sz w:val="20"/>
+          <w:szCs w:val="20"/>
+        </w:rPr>
+        <w:t xml:space="preserve">Abmaj9</w:t>
+      </w:r>
+      <w:r>
+        <w:rPr>
+          <w:rFonts w:ascii="Calibri" w:cs="Calibri" w:eastAsia="Calibri" w:hAnsi="Calibri"/>
+          <w:color w:val="D4A857"/>
+          <w:sz w:val="18"/>
+          <w:szCs w:val="18"/>
+        </w:rPr>
+        <w:t xml:space="preserve">  →  </w:t>
+      </w:r>
+      <w:r>
+        <w:rPr>
+          <w:rFonts w:ascii="Georgia" w:cs="Georgia" w:eastAsia="Georgia" w:hAnsi="Georgia"/>
+          <w:b/>
+          <w:bCs/>
+          <w:color w:val="14141B"/>
+          <w:sz w:val="20"/>
+          <w:szCs w:val="20"/>
+        </w:rPr>
+        <w:t xml:space="preserve">Bbmaj9</w:t>
+      </w:r>
+    </w:p>
+    <w:p>
+      <w:pPr>
+        <w:spacing w:after="240"/>
+      </w:pPr>
+      <w:r>
+        <w:t xml:space="preserve"/>
+      </w:r>
+    </w:p>
+    <w:p>
+      <w:pPr>
         <w:spacing w:after="80" w:before="240"/>
       </w:pPr>
       <w:r>
@@ -34223,7 +41234,7 @@
         <w:pBdr>
           <w:left w:val="single" w:color="5FA874" w:sz="12" w:space="8"/>
         </w:pBdr>
-        <w:spacing w:after="480" w:line="320"/>
+        <w:spacing w:after="240" w:line="320"/>
         <w:ind w:left="240"/>
       </w:pPr>
       <w:r>
@@ -34236,6 +41247,187 @@
           <w:szCs w:val="22"/>
         </w:rPr>
         <w:t xml:space="preserve">Urban gospel = sommet de la complexité. Tout ce qu'on a appris + jazz moderne.</w:t>
+      </w:r>
+    </w:p>
+    <w:p>
+      <w:pPr>
+        <w:spacing w:after="80" w:before="240"/>
+      </w:pPr>
+      <w:r>
+        <w:rPr>
+          <w:rFonts w:ascii="Calibri" w:cs="Calibri" w:eastAsia="Calibri" w:hAnsi="Calibri"/>
+          <w:b/>
+          <w:bCs/>
+          <w:color w:val="C44569"/>
+          <w:spacing w:val="80"/>
+          <w:sz w:val="14"/>
+          <w:szCs w:val="14"/>
+        </w:rPr>
+        <w:t xml:space="preserve">À ÉCOUTER / REGARDER</w:t>
+      </w:r>
+    </w:p>
+    <w:p>
+      <w:pPr>
+        <w:spacing w:after="60"/>
+        <w:ind w:left="240"/>
+      </w:pPr>
+      <w:r>
+        <w:rPr>
+          <w:rFonts w:ascii="Calibri" w:cs="Calibri" w:eastAsia="Calibri" w:hAnsi="Calibri"/>
+          <w:color w:val="C44569"/>
+          <w:sz w:val="20"/>
+          <w:szCs w:val="20"/>
+        </w:rPr>
+        <w:t xml:space="preserve">▶ </w:t>
+      </w:r>
+      <w:r>
+        <w:rPr>
+          <w:rFonts w:ascii="Calibri" w:cs="Calibri" w:eastAsia="Calibri" w:hAnsi="Calibri"/>
+          <w:b/>
+          <w:bCs/>
+          <w:color w:val="2A2A36"/>
+          <w:sz w:val="20"/>
+          <w:szCs w:val="20"/>
+        </w:rPr>
+        <w:t xml:space="preserve">Cory Henry — gospel chops</w:t>
+      </w:r>
+      <w:r>
+        <w:rPr>
+          <w:rFonts w:ascii="Calibri" w:cs="Calibri" w:eastAsia="Calibri" w:hAnsi="Calibri"/>
+          <w:i/>
+          <w:iCs/>
+          <w:color w:val="8A8472"/>
+          <w:sz w:val="18"/>
+          <w:szCs w:val="18"/>
+        </w:rPr>
+        <w:t xml:space="preserve"> — Cory Henry</w:t>
+      </w:r>
+    </w:p>
+    <w:p>
+      <w:pPr>
+        <w:spacing w:after="120"/>
+        <w:ind w:left="360"/>
+      </w:pPr>
+      <w:r>
+        <w:rPr>
+          <w:rFonts w:ascii="Consolas" w:cs="Consolas" w:eastAsia="Consolas" w:hAnsi="Consolas"/>
+          <w:color w:val="5A7AA0"/>
+          <w:sz w:val="14"/>
+          <w:szCs w:val="14"/>
+        </w:rPr>
+        <w:t xml:space="preserve">https://www.youtube.com/results?search_query=cory+henry+gospel+piano</w:t>
+      </w:r>
+    </w:p>
+    <w:p>
+      <w:pPr>
+        <w:spacing w:after="60"/>
+        <w:ind w:left="240"/>
+      </w:pPr>
+      <w:r>
+        <w:rPr>
+          <w:rFonts w:ascii="Calibri" w:cs="Calibri" w:eastAsia="Calibri" w:hAnsi="Calibri"/>
+          <w:color w:val="C44569"/>
+          <w:sz w:val="20"/>
+          <w:szCs w:val="20"/>
+        </w:rPr>
+        <w:t xml:space="preserve">▶ </w:t>
+      </w:r>
+      <w:r>
+        <w:rPr>
+          <w:rFonts w:ascii="Calibri" w:cs="Calibri" w:eastAsia="Calibri" w:hAnsi="Calibri"/>
+          <w:b/>
+          <w:bCs/>
+          <w:color w:val="2A2A36"/>
+          <w:sz w:val="20"/>
+          <w:szCs w:val="20"/>
+        </w:rPr>
+        <w:t xml:space="preserve">Robert Glasper trio</w:t>
+      </w:r>
+      <w:r>
+        <w:rPr>
+          <w:rFonts w:ascii="Calibri" w:cs="Calibri" w:eastAsia="Calibri" w:hAnsi="Calibri"/>
+          <w:i/>
+          <w:iCs/>
+          <w:color w:val="8A8472"/>
+          <w:sz w:val="18"/>
+          <w:szCs w:val="18"/>
+        </w:rPr>
+        <w:t xml:space="preserve"> — Robert Glasper</w:t>
+      </w:r>
+    </w:p>
+    <w:p>
+      <w:pPr>
+        <w:spacing w:after="120"/>
+        <w:ind w:left="360"/>
+      </w:pPr>
+      <w:r>
+        <w:rPr>
+          <w:rFonts w:ascii="Consolas" w:cs="Consolas" w:eastAsia="Consolas" w:hAnsi="Consolas"/>
+          <w:color w:val="5A7AA0"/>
+          <w:sz w:val="14"/>
+          <w:szCs w:val="14"/>
+        </w:rPr>
+        <w:t xml:space="preserve">https://www.youtube.com/results?search_query=robert+glasper+trio+piano</w:t>
+      </w:r>
+    </w:p>
+    <w:p>
+      <w:pPr>
+        <w:spacing w:after="60"/>
+        <w:ind w:left="240"/>
+      </w:pPr>
+      <w:r>
+        <w:rPr>
+          <w:rFonts w:ascii="Calibri" w:cs="Calibri" w:eastAsia="Calibri" w:hAnsi="Calibri"/>
+          <w:color w:val="C44569"/>
+          <w:sz w:val="20"/>
+          <w:szCs w:val="20"/>
+        </w:rPr>
+        <w:t xml:space="preserve">▶ </w:t>
+      </w:r>
+      <w:r>
+        <w:rPr>
+          <w:rFonts w:ascii="Calibri" w:cs="Calibri" w:eastAsia="Calibri" w:hAnsi="Calibri"/>
+          <w:b/>
+          <w:bCs/>
+          <w:color w:val="2A2A36"/>
+          <w:sz w:val="20"/>
+          <w:szCs w:val="20"/>
+        </w:rPr>
+        <w:t xml:space="preserve">Peter Martin Open Studio</w:t>
+      </w:r>
+      <w:r>
+        <w:rPr>
+          <w:rFonts w:ascii="Calibri" w:cs="Calibri" w:eastAsia="Calibri" w:hAnsi="Calibri"/>
+          <w:i/>
+          <w:iCs/>
+          <w:color w:val="8A8472"/>
+          <w:sz w:val="18"/>
+          <w:szCs w:val="18"/>
+        </w:rPr>
+        <w:t xml:space="preserve"> — Peter Martin</w:t>
+      </w:r>
+    </w:p>
+    <w:p>
+      <w:pPr>
+        <w:spacing w:after="120"/>
+        <w:ind w:left="360"/>
+      </w:pPr>
+      <w:r>
+        <w:rPr>
+          <w:rFonts w:ascii="Consolas" w:cs="Consolas" w:eastAsia="Consolas" w:hAnsi="Consolas"/>
+          <w:color w:val="5A7AA0"/>
+          <w:sz w:val="14"/>
+          <w:szCs w:val="14"/>
+        </w:rPr>
+        <w:t xml:space="preserve">https://www.youtube.com/results?search_query=peter+martin+open+studio+gospel</w:t>
+      </w:r>
+    </w:p>
+    <w:p>
+      <w:pPr>
+        <w:spacing w:after="240"/>
+      </w:pPr>
+      <w:r>
+        <w:t xml:space="preserve"/>
       </w:r>
     </w:p>
     <w:p>
@@ -34817,7 +42009,7 @@
         <w:pBdr>
           <w:left w:val="single" w:color="5FA874" w:sz="12" w:space="8"/>
         </w:pBdr>
-        <w:spacing w:after="480" w:line="320"/>
+        <w:spacing w:after="240" w:line="320"/>
         <w:ind w:left="240"/>
       </w:pPr>
       <w:r>
@@ -35189,6 +42381,98 @@
     </w:p>
     <w:p>
       <w:pPr>
+        <w:spacing w:after="120" w:before="240"/>
+      </w:pPr>
+      <w:r>
+        <w:rPr>
+          <w:rFonts w:ascii="Calibri" w:cs="Calibri" w:eastAsia="Calibri" w:hAnsi="Calibri"/>
+          <w:b/>
+          <w:bCs/>
+          <w:color w:val="D4A857"/>
+          <w:spacing w:val="80"/>
+          <w:sz w:val="14"/>
+          <w:szCs w:val="14"/>
+        </w:rPr>
+        <w:t xml:space="preserve">JOUE-LES AU TEMPO</w:t>
+      </w:r>
+    </w:p>
+    <w:p>
+      <w:pPr>
+        <w:spacing w:after="60" w:before="180"/>
+      </w:pPr>
+      <w:r>
+        <w:rPr>
+          <w:rFonts w:ascii="Calibri" w:cs="Calibri" w:eastAsia="Calibri" w:hAnsi="Calibri"/>
+          <w:b/>
+          <w:bCs/>
+          <w:color w:val="2A2A36"/>
+          <w:sz w:val="20"/>
+          <w:szCs w:val="20"/>
+        </w:rPr>
+        <w:t xml:space="preserve">Vamp groupe — laisse de l'espace</w:t>
+      </w:r>
+      <w:r>
+        <w:rPr>
+          <w:rFonts w:ascii="Calibri" w:cs="Calibri" w:eastAsia="Calibri" w:hAnsi="Calibri"/>
+          <w:i/>
+          <w:iCs/>
+          <w:color w:val="D4A857"/>
+          <w:sz w:val="16"/>
+          <w:szCs w:val="16"/>
+        </w:rPr>
+        <w:t xml:space="preserve">    80 BPM</w:t>
+      </w:r>
+    </w:p>
+    <w:p>
+      <w:pPr>
+        <w:pBdr>
+          <w:left w:val="single" w:color="D4A857" w:sz="12" w:space="8"/>
+        </w:pBdr>
+        <w:spacing w:after="120" w:line="320"/>
+        <w:ind w:left="240"/>
+      </w:pPr>
+      <w:r>
+        <w:rPr>
+          <w:rFonts w:ascii="Georgia" w:cs="Georgia" w:eastAsia="Georgia" w:hAnsi="Georgia"/>
+          <w:b/>
+          <w:bCs/>
+          <w:color w:val="14141B"/>
+          <w:sz w:val="20"/>
+          <w:szCs w:val="20"/>
+        </w:rPr>
+        <w:t xml:space="preserve">Fmaj9</w:t>
+      </w:r>
+      <w:r>
+        <w:rPr>
+          <w:rFonts w:ascii="Calibri" w:cs="Calibri" w:eastAsia="Calibri" w:hAnsi="Calibri"/>
+          <w:color w:val="D4A857"/>
+          <w:sz w:val="18"/>
+          <w:szCs w:val="18"/>
+        </w:rPr>
+        <w:t xml:space="preserve">  →  </w:t>
+      </w:r>
+      <w:r>
+        <w:rPr>
+          <w:rFonts w:ascii="Georgia" w:cs="Georgia" w:eastAsia="Georgia" w:hAnsi="Georgia"/>
+          <w:b/>
+          <w:bCs/>
+          <w:color w:val="14141B"/>
+          <w:sz w:val="20"/>
+          <w:szCs w:val="20"/>
+        </w:rPr>
+        <w:t xml:space="preserve">Cmaj9</w:t>
+      </w:r>
+    </w:p>
+    <w:p>
+      <w:pPr>
+        <w:spacing w:after="240"/>
+      </w:pPr>
+      <w:r>
+        <w:t xml:space="preserve"/>
+      </w:r>
+    </w:p>
+    <w:p>
+      <w:pPr>
         <w:spacing w:after="80" w:before="240"/>
       </w:pPr>
       <w:r>
@@ -35239,7 +42523,7 @@
         <w:pBdr>
           <w:left w:val="single" w:color="5FA874" w:sz="12" w:space="8"/>
         </w:pBdr>
-        <w:spacing w:after="480" w:line="320"/>
+        <w:spacing w:after="240" w:line="320"/>
         <w:ind w:left="240"/>
       </w:pPr>
       <w:r>
@@ -35252,6 +42536,1675 @@
           <w:szCs w:val="22"/>
         </w:rPr>
         <w:t xml:space="preserve">Bon pianiste = pianiste qui écoute le contexte. Pas le même jeu seul ou en groupe.</w:t>
+      </w:r>
+    </w:p>
+    <w:p>
+      <w:r>
+        <w:br w:type="page"/>
+      </w:r>
+    </w:p>
+    <w:p>
+      <w:pPr>
+        <w:spacing w:before="1200"/>
+      </w:pPr>
+      <w:r>
+        <w:t xml:space="preserve"/>
+      </w:r>
+    </w:p>
+    <w:p>
+      <w:pPr>
+        <w:spacing w:after="120"/>
+        <w:jc w:val="center"/>
+      </w:pPr>
+      <w:r>
+        <w:rPr>
+          <w:rFonts w:ascii="Calibri" w:cs="Calibri" w:eastAsia="Calibri" w:hAnsi="Calibri"/>
+          <w:color w:val="D4A857"/>
+          <w:spacing w:val="100"/>
+          <w:sz w:val="20"/>
+          <w:szCs w:val="20"/>
+        </w:rPr>
+        <w:t xml:space="preserve">ANNEXE</w:t>
+      </w:r>
+    </w:p>
+    <w:p>
+      <w:pPr>
+        <w:spacing w:after="240"/>
+        <w:jc w:val="center"/>
+      </w:pPr>
+      <w:r>
+        <w:rPr>
+          <w:rFonts w:ascii="Georgia" w:cs="Georgia" w:eastAsia="Georgia" w:hAnsi="Georgia"/>
+          <w:color w:val="14141B"/>
+          <w:sz w:val="56"/>
+          <w:szCs w:val="56"/>
+        </w:rPr>
+        <w:t xml:space="preserve">Le Répertoire</w:t>
+      </w:r>
+    </w:p>
+    <w:p>
+      <w:pPr>
+        <w:spacing w:after="480"/>
+        <w:jc w:val="center"/>
+      </w:pPr>
+      <w:r>
+        <w:rPr>
+          <w:rFonts w:ascii="Georgia" w:cs="Georgia" w:eastAsia="Georgia" w:hAnsi="Georgia"/>
+          <w:i/>
+          <w:iCs/>
+          <w:color w:val="8A8472"/>
+          <w:sz w:val="22"/>
+          <w:szCs w:val="22"/>
+        </w:rPr>
+        <w:t xml:space="preserve">Les morceaux à apprendre, du débutant au maître</w:t>
+      </w:r>
+    </w:p>
+    <w:p>
+      <w:pPr>
+        <w:spacing w:after="240"/>
+        <w:jc w:val="center"/>
+      </w:pPr>
+      <w:r>
+        <w:rPr>
+          <w:rFonts w:ascii="Calibri" w:cs="Calibri" w:eastAsia="Calibri" w:hAnsi="Calibri"/>
+          <w:color w:val="D4A857"/>
+          <w:sz w:val="24"/>
+          <w:szCs w:val="24"/>
+        </w:rPr>
+        <w:t xml:space="preserve">⸻</w:t>
+      </w:r>
+    </w:p>
+    <w:p>
+      <w:r>
+        <w:br w:type="page"/>
+      </w:r>
+    </w:p>
+    <w:p>
+      <w:pPr>
+        <w:spacing w:after="60" w:before="240"/>
+      </w:pPr>
+      <w:r>
+        <w:rPr>
+          <w:rFonts w:ascii="Calibri" w:cs="Calibri" w:eastAsia="Calibri" w:hAnsi="Calibri"/>
+          <w:b/>
+          <w:bCs/>
+          <w:color w:val="D4A857"/>
+          <w:spacing w:val="100"/>
+          <w:sz w:val="16"/>
+          <w:szCs w:val="16"/>
+        </w:rPr>
+        <w:t xml:space="preserve">DÉBUTANT</w:t>
+      </w:r>
+      <w:r>
+        <w:rPr>
+          <w:rFonts w:ascii="Calibri" w:cs="Calibri" w:eastAsia="Calibri" w:hAnsi="Calibri"/>
+          <w:color w:val="D4A857"/>
+          <w:sz w:val="20"/>
+          <w:szCs w:val="20"/>
+        </w:rPr>
+        <w:t xml:space="preserve">    ★</w:t>
+      </w:r>
+    </w:p>
+    <w:p>
+      <w:pPr>
+        <w:spacing w:after="240"/>
+      </w:pPr>
+      <w:r>
+        <w:rPr>
+          <w:rFonts w:ascii="Georgia" w:cs="Georgia" w:eastAsia="Georgia" w:hAnsi="Georgia"/>
+          <w:i/>
+          <w:iCs/>
+          <w:color w:val="4A4A4A"/>
+          <w:sz w:val="20"/>
+          <w:szCs w:val="20"/>
+        </w:rPr>
+        <w:t xml:space="preserve">Morceaux simples pour commencer. Maîtrise-les avant de passer au niveau suivant.</w:t>
+      </w:r>
+    </w:p>
+    <w:p>
+      <w:pPr>
+        <w:spacing w:after="40" w:before="180"/>
+      </w:pPr>
+      <w:r>
+        <w:rPr>
+          <w:rFonts w:ascii="Georgia" w:cs="Georgia" w:eastAsia="Georgia" w:hAnsi="Georgia"/>
+          <w:b/>
+          <w:bCs/>
+          <w:color w:val="14141B"/>
+          <w:sz w:val="28"/>
+          <w:szCs w:val="28"/>
+        </w:rPr>
+        <w:t xml:space="preserve">Amazing Grace</w:t>
+      </w:r>
+    </w:p>
+    <w:p>
+      <w:pPr>
+        <w:spacing w:after="80"/>
+      </w:pPr>
+      <w:r>
+        <w:rPr>
+          <w:rFonts w:ascii="Calibri" w:cs="Calibri" w:eastAsia="Calibri" w:hAnsi="Calibri"/>
+          <w:i/>
+          <w:iCs/>
+          <w:color w:val="D4A857"/>
+          <w:sz w:val="18"/>
+          <w:szCs w:val="18"/>
+        </w:rPr>
+        <w:t xml:space="preserve">Traditional</w:t>
+      </w:r>
+      <w:r>
+        <w:rPr>
+          <w:rFonts w:ascii="Calibri" w:cs="Calibri" w:eastAsia="Calibri" w:hAnsi="Calibri"/>
+          <w:color w:val="8A8472"/>
+          <w:sz w:val="16"/>
+          <w:szCs w:val="16"/>
+        </w:rPr>
+        <w:t xml:space="preserve">    ·    Tonalité: G majeur    ·    Difficulté: ★</w:t>
+      </w:r>
+    </w:p>
+    <w:p>
+      <w:pPr>
+        <w:pBdr>
+          <w:left w:val="single" w:color="D4A857" w:sz="12" w:space="8"/>
+        </w:pBdr>
+        <w:spacing w:after="120" w:line="300"/>
+        <w:ind w:left="240"/>
+      </w:pPr>
+      <w:r>
+        <w:rPr>
+          <w:rFonts w:ascii="Georgia" w:cs="Georgia" w:eastAsia="Georgia" w:hAnsi="Georgia"/>
+          <w:b/>
+          <w:bCs/>
+          <w:color w:val="2A2A36"/>
+          <w:sz w:val="22"/>
+          <w:szCs w:val="22"/>
+        </w:rPr>
+        <w:t xml:space="preserve">G → C → G → D → G</w:t>
+      </w:r>
+    </w:p>
+    <w:p>
+      <w:pPr>
+        <w:spacing w:after="60" w:line="320"/>
+      </w:pPr>
+      <w:r>
+        <w:rPr>
+          <w:rFonts w:ascii="Calibri" w:cs="Calibri" w:eastAsia="Calibri" w:hAnsi="Calibri"/>
+          <w:color w:val="4A4A4A"/>
+          <w:sz w:val="20"/>
+          <w:szCs w:val="20"/>
+        </w:rPr>
+        <w:t xml:space="preserve">Le standard absolu. Joue avec des maj9 et m9, en triolets/swing. Parfait pour pratiquer le voicing gospel de base.</w:t>
+      </w:r>
+    </w:p>
+    <w:p>
+      <w:pPr>
+        <w:spacing w:after="240"/>
+      </w:pPr>
+      <w:r>
+        <w:rPr>
+          <w:rFonts w:ascii="Calibri" w:cs="Calibri" w:eastAsia="Calibri" w:hAnsi="Calibri"/>
+          <w:b/>
+          <w:bCs/>
+          <w:color w:val="C44569"/>
+          <w:sz w:val="16"/>
+          <w:szCs w:val="16"/>
+        </w:rPr>
+        <w:t xml:space="preserve">▶ Tutoriel: </w:t>
+      </w:r>
+      <w:r>
+        <w:rPr>
+          <w:rFonts w:ascii="Consolas" w:cs="Consolas" w:eastAsia="Consolas" w:hAnsi="Consolas"/>
+          <w:color w:val="5A7AA0"/>
+          <w:sz w:val="14"/>
+          <w:szCs w:val="14"/>
+        </w:rPr>
+        <w:t xml:space="preserve">https://www.youtube.com/results?search_query=amazing+grace+gospel+piano+tutorial</w:t>
+      </w:r>
+    </w:p>
+    <w:p>
+      <w:pPr>
+        <w:spacing w:after="40" w:before="180"/>
+      </w:pPr>
+      <w:r>
+        <w:rPr>
+          <w:rFonts w:ascii="Georgia" w:cs="Georgia" w:eastAsia="Georgia" w:hAnsi="Georgia"/>
+          <w:b/>
+          <w:bCs/>
+          <w:color w:val="14141B"/>
+          <w:sz w:val="28"/>
+          <w:szCs w:val="28"/>
+        </w:rPr>
+        <w:t xml:space="preserve">Stand By Me</w:t>
+      </w:r>
+    </w:p>
+    <w:p>
+      <w:pPr>
+        <w:spacing w:after="80"/>
+      </w:pPr>
+      <w:r>
+        <w:rPr>
+          <w:rFonts w:ascii="Calibri" w:cs="Calibri" w:eastAsia="Calibri" w:hAnsi="Calibri"/>
+          <w:i/>
+          <w:iCs/>
+          <w:color w:val="D4A857"/>
+          <w:sz w:val="18"/>
+          <w:szCs w:val="18"/>
+        </w:rPr>
+        <w:t xml:space="preserve">Ben E. King</w:t>
+      </w:r>
+      <w:r>
+        <w:rPr>
+          <w:rFonts w:ascii="Calibri" w:cs="Calibri" w:eastAsia="Calibri" w:hAnsi="Calibri"/>
+          <w:color w:val="8A8472"/>
+          <w:sz w:val="16"/>
+          <w:szCs w:val="16"/>
+        </w:rPr>
+        <w:t xml:space="preserve">    ·    Tonalité: A majeur    ·    Difficulté: ★</w:t>
+      </w:r>
+    </w:p>
+    <w:p>
+      <w:pPr>
+        <w:pBdr>
+          <w:left w:val="single" w:color="D4A857" w:sz="12" w:space="8"/>
+        </w:pBdr>
+        <w:spacing w:after="120" w:line="300"/>
+        <w:ind w:left="240"/>
+      </w:pPr>
+      <w:r>
+        <w:rPr>
+          <w:rFonts w:ascii="Georgia" w:cs="Georgia" w:eastAsia="Georgia" w:hAnsi="Georgia"/>
+          <w:b/>
+          <w:bCs/>
+          <w:color w:val="2A2A36"/>
+          <w:sz w:val="22"/>
+          <w:szCs w:val="22"/>
+        </w:rPr>
+        <w:t xml:space="preserve">A → F#m → D → E (1-6-4-5)</w:t>
+      </w:r>
+    </w:p>
+    <w:p>
+      <w:pPr>
+        <w:spacing w:after="60" w:line="320"/>
+      </w:pPr>
+      <w:r>
+        <w:rPr>
+          <w:rFonts w:ascii="Calibri" w:cs="Calibri" w:eastAsia="Calibri" w:hAnsi="Calibri"/>
+          <w:color w:val="4A4A4A"/>
+          <w:sz w:val="20"/>
+          <w:szCs w:val="20"/>
+        </w:rPr>
+        <w:t xml:space="preserve">Progression pop/gospel ultra-classique. 12 mesures simples qui bouclent. Travaille ton groove main gauche.</w:t>
+      </w:r>
+    </w:p>
+    <w:p>
+      <w:pPr>
+        <w:spacing w:after="240"/>
+      </w:pPr>
+      <w:r>
+        <w:rPr>
+          <w:rFonts w:ascii="Calibri" w:cs="Calibri" w:eastAsia="Calibri" w:hAnsi="Calibri"/>
+          <w:b/>
+          <w:bCs/>
+          <w:color w:val="C44569"/>
+          <w:sz w:val="16"/>
+          <w:szCs w:val="16"/>
+        </w:rPr>
+        <w:t xml:space="preserve">▶ Tutoriel: </w:t>
+      </w:r>
+      <w:r>
+        <w:rPr>
+          <w:rFonts w:ascii="Consolas" w:cs="Consolas" w:eastAsia="Consolas" w:hAnsi="Consolas"/>
+          <w:color w:val="5A7AA0"/>
+          <w:sz w:val="14"/>
+          <w:szCs w:val="14"/>
+        </w:rPr>
+        <w:t xml:space="preserve">https://www.youtube.com/results?search_query=stand+by+me+gospel+piano+tutorial</w:t>
+      </w:r>
+    </w:p>
+    <w:p>
+      <w:pPr>
+        <w:spacing w:after="40" w:before="180"/>
+      </w:pPr>
+      <w:r>
+        <w:rPr>
+          <w:rFonts w:ascii="Georgia" w:cs="Georgia" w:eastAsia="Georgia" w:hAnsi="Georgia"/>
+          <w:b/>
+          <w:bCs/>
+          <w:color w:val="14141B"/>
+          <w:sz w:val="28"/>
+          <w:szCs w:val="28"/>
+        </w:rPr>
+        <w:t xml:space="preserve">Lean On Me</w:t>
+      </w:r>
+    </w:p>
+    <w:p>
+      <w:pPr>
+        <w:spacing w:after="80"/>
+      </w:pPr>
+      <w:r>
+        <w:rPr>
+          <w:rFonts w:ascii="Calibri" w:cs="Calibri" w:eastAsia="Calibri" w:hAnsi="Calibri"/>
+          <w:i/>
+          <w:iCs/>
+          <w:color w:val="D4A857"/>
+          <w:sz w:val="18"/>
+          <w:szCs w:val="18"/>
+        </w:rPr>
+        <w:t xml:space="preserve">Bill Withers</w:t>
+      </w:r>
+      <w:r>
+        <w:rPr>
+          <w:rFonts w:ascii="Calibri" w:cs="Calibri" w:eastAsia="Calibri" w:hAnsi="Calibri"/>
+          <w:color w:val="8A8472"/>
+          <w:sz w:val="16"/>
+          <w:szCs w:val="16"/>
+        </w:rPr>
+        <w:t xml:space="preserve">    ·    Tonalité: C majeur    ·    Difficulté: ★</w:t>
+      </w:r>
+    </w:p>
+    <w:p>
+      <w:pPr>
+        <w:pBdr>
+          <w:left w:val="single" w:color="D4A857" w:sz="12" w:space="8"/>
+        </w:pBdr>
+        <w:spacing w:after="120" w:line="300"/>
+        <w:ind w:left="240"/>
+      </w:pPr>
+      <w:r>
+        <w:rPr>
+          <w:rFonts w:ascii="Georgia" w:cs="Georgia" w:eastAsia="Georgia" w:hAnsi="Georgia"/>
+          <w:b/>
+          <w:bCs/>
+          <w:color w:val="2A2A36"/>
+          <w:sz w:val="22"/>
+          <w:szCs w:val="22"/>
+        </w:rPr>
+        <w:t xml:space="preserve">C → F → C → G (1-4-1-5)</w:t>
+      </w:r>
+    </w:p>
+    <w:p>
+      <w:pPr>
+        <w:spacing w:after="60" w:line="320"/>
+      </w:pPr>
+      <w:r>
+        <w:rPr>
+          <w:rFonts w:ascii="Calibri" w:cs="Calibri" w:eastAsia="Calibri" w:hAnsi="Calibri"/>
+          <w:color w:val="4A4A4A"/>
+          <w:sz w:val="20"/>
+          <w:szCs w:val="20"/>
+        </w:rPr>
+        <w:t xml:space="preserve">Simple mais soul. Excellente intro au comping gospel/soul. Ajoute des maj9 pour le caractère gospel.</w:t>
+      </w:r>
+    </w:p>
+    <w:p>
+      <w:pPr>
+        <w:spacing w:after="240"/>
+      </w:pPr>
+      <w:r>
+        <w:rPr>
+          <w:rFonts w:ascii="Calibri" w:cs="Calibri" w:eastAsia="Calibri" w:hAnsi="Calibri"/>
+          <w:b/>
+          <w:bCs/>
+          <w:color w:val="C44569"/>
+          <w:sz w:val="16"/>
+          <w:szCs w:val="16"/>
+        </w:rPr>
+        <w:t xml:space="preserve">▶ Tutoriel: </w:t>
+      </w:r>
+      <w:r>
+        <w:rPr>
+          <w:rFonts w:ascii="Consolas" w:cs="Consolas" w:eastAsia="Consolas" w:hAnsi="Consolas"/>
+          <w:color w:val="5A7AA0"/>
+          <w:sz w:val="14"/>
+          <w:szCs w:val="14"/>
+        </w:rPr>
+        <w:t xml:space="preserve">https://www.youtube.com/results?search_query=lean+on+me+gospel+piano+tutorial</w:t>
+      </w:r>
+    </w:p>
+    <w:p>
+      <w:r>
+        <w:br w:type="page"/>
+      </w:r>
+    </w:p>
+    <w:p>
+      <w:pPr>
+        <w:spacing w:after="60" w:before="240"/>
+      </w:pPr>
+      <w:r>
+        <w:rPr>
+          <w:rFonts w:ascii="Calibri" w:cs="Calibri" w:eastAsia="Calibri" w:hAnsi="Calibri"/>
+          <w:b/>
+          <w:bCs/>
+          <w:color w:val="D4A857"/>
+          <w:spacing w:val="100"/>
+          <w:sz w:val="16"/>
+          <w:szCs w:val="16"/>
+        </w:rPr>
+        <w:t xml:space="preserve">INTERMÉDIAIRE</w:t>
+      </w:r>
+      <w:r>
+        <w:rPr>
+          <w:rFonts w:ascii="Calibri" w:cs="Calibri" w:eastAsia="Calibri" w:hAnsi="Calibri"/>
+          <w:color w:val="D4A857"/>
+          <w:sz w:val="20"/>
+          <w:szCs w:val="20"/>
+        </w:rPr>
+        <w:t xml:space="preserve">    ★★</w:t>
+      </w:r>
+    </w:p>
+    <w:p>
+      <w:pPr>
+        <w:spacing w:after="240"/>
+      </w:pPr>
+      <w:r>
+        <w:rPr>
+          <w:rFonts w:ascii="Georgia" w:cs="Georgia" w:eastAsia="Georgia" w:hAnsi="Georgia"/>
+          <w:i/>
+          <w:iCs/>
+          <w:color w:val="4A4A4A"/>
+          <w:sz w:val="20"/>
+          <w:szCs w:val="20"/>
+        </w:rPr>
+        <w:t xml:space="preserve">Plus de couleur, plus de passing chords, plus de groove. Tu commences à sonner pro.</w:t>
+      </w:r>
+    </w:p>
+    <w:p>
+      <w:pPr>
+        <w:spacing w:after="40" w:before="180"/>
+      </w:pPr>
+      <w:r>
+        <w:rPr>
+          <w:rFonts w:ascii="Georgia" w:cs="Georgia" w:eastAsia="Georgia" w:hAnsi="Georgia"/>
+          <w:b/>
+          <w:bCs/>
+          <w:color w:val="14141B"/>
+          <w:sz w:val="28"/>
+          <w:szCs w:val="28"/>
+        </w:rPr>
+        <w:t xml:space="preserve">Total Praise</w:t>
+      </w:r>
+    </w:p>
+    <w:p>
+      <w:pPr>
+        <w:spacing w:after="80"/>
+      </w:pPr>
+      <w:r>
+        <w:rPr>
+          <w:rFonts w:ascii="Calibri" w:cs="Calibri" w:eastAsia="Calibri" w:hAnsi="Calibri"/>
+          <w:i/>
+          <w:iCs/>
+          <w:color w:val="D4A857"/>
+          <w:sz w:val="18"/>
+          <w:szCs w:val="18"/>
+        </w:rPr>
+        <w:t xml:space="preserve">Richard Smallwood</w:t>
+      </w:r>
+      <w:r>
+        <w:rPr>
+          <w:rFonts w:ascii="Calibri" w:cs="Calibri" w:eastAsia="Calibri" w:hAnsi="Calibri"/>
+          <w:color w:val="8A8472"/>
+          <w:sz w:val="16"/>
+          <w:szCs w:val="16"/>
+        </w:rPr>
+        <w:t xml:space="preserve">    ·    Tonalité: Eb majeur    ·    Difficulté: ★★</w:t>
+      </w:r>
+    </w:p>
+    <w:p>
+      <w:pPr>
+        <w:pBdr>
+          <w:left w:val="single" w:color="D4A857" w:sz="12" w:space="8"/>
+        </w:pBdr>
+        <w:spacing w:after="120" w:line="300"/>
+        <w:ind w:left="240"/>
+      </w:pPr>
+      <w:r>
+        <w:rPr>
+          <w:rFonts w:ascii="Georgia" w:cs="Georgia" w:eastAsia="Georgia" w:hAnsi="Georgia"/>
+          <w:b/>
+          <w:bCs/>
+          <w:color w:val="2A2A36"/>
+          <w:sz w:val="22"/>
+          <w:szCs w:val="22"/>
+        </w:rPr>
+        <w:t xml:space="preserve">Eb → Bb/D → Cm → Cm/Bb → Abmaj7 → Eb/G → Fm7 → Bb7 → Eb</w:t>
+      </w:r>
+    </w:p>
+    <w:p>
+      <w:pPr>
+        <w:spacing w:after="60" w:line="320"/>
+      </w:pPr>
+      <w:r>
+        <w:rPr>
+          <w:rFonts w:ascii="Calibri" w:cs="Calibri" w:eastAsia="Calibri" w:hAnsi="Calibri"/>
+          <w:color w:val="4A4A4A"/>
+          <w:sz w:val="20"/>
+          <w:szCs w:val="20"/>
+        </w:rPr>
+        <w:t xml:space="preserve">LE morceau gospel par excellence. Tag ending légendaire. Travaille les inversions et la basse descendante.</w:t>
+      </w:r>
+    </w:p>
+    <w:p>
+      <w:pPr>
+        <w:spacing w:after="240"/>
+      </w:pPr>
+      <w:r>
+        <w:rPr>
+          <w:rFonts w:ascii="Calibri" w:cs="Calibri" w:eastAsia="Calibri" w:hAnsi="Calibri"/>
+          <w:b/>
+          <w:bCs/>
+          <w:color w:val="C44569"/>
+          <w:sz w:val="16"/>
+          <w:szCs w:val="16"/>
+        </w:rPr>
+        <w:t xml:space="preserve">▶ Tutoriel: </w:t>
+      </w:r>
+      <w:r>
+        <w:rPr>
+          <w:rFonts w:ascii="Consolas" w:cs="Consolas" w:eastAsia="Consolas" w:hAnsi="Consolas"/>
+          <w:color w:val="5A7AA0"/>
+          <w:sz w:val="14"/>
+          <w:szCs w:val="14"/>
+        </w:rPr>
+        <w:t xml:space="preserve">https://www.youtube.com/results?search_query=total+praise+richard+smallwood+piano+tutorial</w:t>
+      </w:r>
+    </w:p>
+    <w:p>
+      <w:pPr>
+        <w:spacing w:after="40" w:before="180"/>
+      </w:pPr>
+      <w:r>
+        <w:rPr>
+          <w:rFonts w:ascii="Georgia" w:cs="Georgia" w:eastAsia="Georgia" w:hAnsi="Georgia"/>
+          <w:b/>
+          <w:bCs/>
+          <w:color w:val="14141B"/>
+          <w:sz w:val="28"/>
+          <w:szCs w:val="28"/>
+        </w:rPr>
+        <w:t xml:space="preserve">I Smile</w:t>
+      </w:r>
+    </w:p>
+    <w:p>
+      <w:pPr>
+        <w:spacing w:after="80"/>
+      </w:pPr>
+      <w:r>
+        <w:rPr>
+          <w:rFonts w:ascii="Calibri" w:cs="Calibri" w:eastAsia="Calibri" w:hAnsi="Calibri"/>
+          <w:i/>
+          <w:iCs/>
+          <w:color w:val="D4A857"/>
+          <w:sz w:val="18"/>
+          <w:szCs w:val="18"/>
+        </w:rPr>
+        <w:t xml:space="preserve">Kirk Franklin</w:t>
+      </w:r>
+      <w:r>
+        <w:rPr>
+          <w:rFonts w:ascii="Calibri" w:cs="Calibri" w:eastAsia="Calibri" w:hAnsi="Calibri"/>
+          <w:color w:val="8A8472"/>
+          <w:sz w:val="16"/>
+          <w:szCs w:val="16"/>
+        </w:rPr>
+        <w:t xml:space="preserve">    ·    Tonalité: Ab majeur    ·    Difficulté: ★★</w:t>
+      </w:r>
+    </w:p>
+    <w:p>
+      <w:pPr>
+        <w:pBdr>
+          <w:left w:val="single" w:color="D4A857" w:sz="12" w:space="8"/>
+        </w:pBdr>
+        <w:spacing w:after="120" w:line="300"/>
+        <w:ind w:left="240"/>
+      </w:pPr>
+      <w:r>
+        <w:rPr>
+          <w:rFonts w:ascii="Georgia" w:cs="Georgia" w:eastAsia="Georgia" w:hAnsi="Georgia"/>
+          <w:b/>
+          <w:bCs/>
+          <w:color w:val="2A2A36"/>
+          <w:sz w:val="22"/>
+          <w:szCs w:val="22"/>
+        </w:rPr>
+        <w:t xml:space="preserve">Ab → Eb/G → Fm → Ab/Eb → Db → Bbm → Eb</w:t>
+      </w:r>
+    </w:p>
+    <w:p>
+      <w:pPr>
+        <w:spacing w:after="60" w:line="320"/>
+      </w:pPr>
+      <w:r>
+        <w:rPr>
+          <w:rFonts w:ascii="Calibri" w:cs="Calibri" w:eastAsia="Calibri" w:hAnsi="Calibri"/>
+          <w:color w:val="4A4A4A"/>
+          <w:sz w:val="20"/>
+          <w:szCs w:val="20"/>
+        </w:rPr>
+        <w:t xml:space="preserve">Gospel contemporain. Beaucoup de slash chords et de groove syncopé. Bien pour pratiquer le 1-5-6-4 enrichi.</w:t>
+      </w:r>
+    </w:p>
+    <w:p>
+      <w:pPr>
+        <w:spacing w:after="240"/>
+      </w:pPr>
+      <w:r>
+        <w:rPr>
+          <w:rFonts w:ascii="Calibri" w:cs="Calibri" w:eastAsia="Calibri" w:hAnsi="Calibri"/>
+          <w:b/>
+          <w:bCs/>
+          <w:color w:val="C44569"/>
+          <w:sz w:val="16"/>
+          <w:szCs w:val="16"/>
+        </w:rPr>
+        <w:t xml:space="preserve">▶ Tutoriel: </w:t>
+      </w:r>
+      <w:r>
+        <w:rPr>
+          <w:rFonts w:ascii="Consolas" w:cs="Consolas" w:eastAsia="Consolas" w:hAnsi="Consolas"/>
+          <w:color w:val="5A7AA0"/>
+          <w:sz w:val="14"/>
+          <w:szCs w:val="14"/>
+        </w:rPr>
+        <w:t xml:space="preserve">https://www.youtube.com/results?search_query=kirk+franklin+i+smile+piano+tutorial</w:t>
+      </w:r>
+    </w:p>
+    <w:p>
+      <w:pPr>
+        <w:spacing w:after="40" w:before="180"/>
+      </w:pPr>
+      <w:r>
+        <w:rPr>
+          <w:rFonts w:ascii="Georgia" w:cs="Georgia" w:eastAsia="Georgia" w:hAnsi="Georgia"/>
+          <w:b/>
+          <w:bCs/>
+          <w:color w:val="14141B"/>
+          <w:sz w:val="28"/>
+          <w:szCs w:val="28"/>
+        </w:rPr>
+        <w:t xml:space="preserve">Oh Happy Day</w:t>
+      </w:r>
+    </w:p>
+    <w:p>
+      <w:pPr>
+        <w:spacing w:after="80"/>
+      </w:pPr>
+      <w:r>
+        <w:rPr>
+          <w:rFonts w:ascii="Calibri" w:cs="Calibri" w:eastAsia="Calibri" w:hAnsi="Calibri"/>
+          <w:i/>
+          <w:iCs/>
+          <w:color w:val="D4A857"/>
+          <w:sz w:val="18"/>
+          <w:szCs w:val="18"/>
+        </w:rPr>
+        <w:t xml:space="preserve">Edwin Hawkins Singers</w:t>
+      </w:r>
+      <w:r>
+        <w:rPr>
+          <w:rFonts w:ascii="Calibri" w:cs="Calibri" w:eastAsia="Calibri" w:hAnsi="Calibri"/>
+          <w:color w:val="8A8472"/>
+          <w:sz w:val="16"/>
+          <w:szCs w:val="16"/>
+        </w:rPr>
+        <w:t xml:space="preserve">    ·    Tonalité: F majeur    ·    Difficulté: ★★</w:t>
+      </w:r>
+    </w:p>
+    <w:p>
+      <w:pPr>
+        <w:pBdr>
+          <w:left w:val="single" w:color="D4A857" w:sz="12" w:space="8"/>
+        </w:pBdr>
+        <w:spacing w:after="120" w:line="300"/>
+        <w:ind w:left="240"/>
+      </w:pPr>
+      <w:r>
+        <w:rPr>
+          <w:rFonts w:ascii="Georgia" w:cs="Georgia" w:eastAsia="Georgia" w:hAnsi="Georgia"/>
+          <w:b/>
+          <w:bCs/>
+          <w:color w:val="2A2A36"/>
+          <w:sz w:val="22"/>
+          <w:szCs w:val="22"/>
+        </w:rPr>
+        <w:t xml:space="preserve">F → Bb → C → F (avec passing dim et turnarounds)</w:t>
+      </w:r>
+    </w:p>
+    <w:p>
+      <w:pPr>
+        <w:spacing w:after="60" w:line="320"/>
+      </w:pPr>
+      <w:r>
+        <w:rPr>
+          <w:rFonts w:ascii="Calibri" w:cs="Calibri" w:eastAsia="Calibri" w:hAnsi="Calibri"/>
+          <w:color w:val="4A4A4A"/>
+          <w:sz w:val="20"/>
+          <w:szCs w:val="20"/>
+        </w:rPr>
+        <w:t xml:space="preserve">Hymne joyeux universel. Excellent pour pratiquer le call-and-response et les fills entre les phrases.</w:t>
+      </w:r>
+    </w:p>
+    <w:p>
+      <w:pPr>
+        <w:spacing w:after="240"/>
+      </w:pPr>
+      <w:r>
+        <w:rPr>
+          <w:rFonts w:ascii="Calibri" w:cs="Calibri" w:eastAsia="Calibri" w:hAnsi="Calibri"/>
+          <w:b/>
+          <w:bCs/>
+          <w:color w:val="C44569"/>
+          <w:sz w:val="16"/>
+          <w:szCs w:val="16"/>
+        </w:rPr>
+        <w:t xml:space="preserve">▶ Tutoriel: </w:t>
+      </w:r>
+      <w:r>
+        <w:rPr>
+          <w:rFonts w:ascii="Consolas" w:cs="Consolas" w:eastAsia="Consolas" w:hAnsi="Consolas"/>
+          <w:color w:val="5A7AA0"/>
+          <w:sz w:val="14"/>
+          <w:szCs w:val="14"/>
+        </w:rPr>
+        <w:t xml:space="preserve">https://www.youtube.com/results?search_query=oh+happy+day+gospel+piano+tutorial</w:t>
+      </w:r>
+    </w:p>
+    <w:p>
+      <w:pPr>
+        <w:spacing w:after="40" w:before="180"/>
+      </w:pPr>
+      <w:r>
+        <w:rPr>
+          <w:rFonts w:ascii="Georgia" w:cs="Georgia" w:eastAsia="Georgia" w:hAnsi="Georgia"/>
+          <w:b/>
+          <w:bCs/>
+          <w:color w:val="14141B"/>
+          <w:sz w:val="28"/>
+          <w:szCs w:val="28"/>
+        </w:rPr>
+        <w:t xml:space="preserve">Way Maker</w:t>
+      </w:r>
+    </w:p>
+    <w:p>
+      <w:pPr>
+        <w:spacing w:after="80"/>
+      </w:pPr>
+      <w:r>
+        <w:rPr>
+          <w:rFonts w:ascii="Calibri" w:cs="Calibri" w:eastAsia="Calibri" w:hAnsi="Calibri"/>
+          <w:i/>
+          <w:iCs/>
+          <w:color w:val="D4A857"/>
+          <w:sz w:val="18"/>
+          <w:szCs w:val="18"/>
+        </w:rPr>
+        <w:t xml:space="preserve">Sinach / Leeland</w:t>
+      </w:r>
+      <w:r>
+        <w:rPr>
+          <w:rFonts w:ascii="Calibri" w:cs="Calibri" w:eastAsia="Calibri" w:hAnsi="Calibri"/>
+          <w:color w:val="8A8472"/>
+          <w:sz w:val="16"/>
+          <w:szCs w:val="16"/>
+        </w:rPr>
+        <w:t xml:space="preserve">    ·    Tonalité: E majeur    ·    Difficulté: ★★</w:t>
+      </w:r>
+    </w:p>
+    <w:p>
+      <w:pPr>
+        <w:pBdr>
+          <w:left w:val="single" w:color="D4A857" w:sz="12" w:space="8"/>
+        </w:pBdr>
+        <w:spacing w:after="120" w:line="300"/>
+        <w:ind w:left="240"/>
+      </w:pPr>
+      <w:r>
+        <w:rPr>
+          <w:rFonts w:ascii="Georgia" w:cs="Georgia" w:eastAsia="Georgia" w:hAnsi="Georgia"/>
+          <w:b/>
+          <w:bCs/>
+          <w:color w:val="2A2A36"/>
+          <w:sz w:val="22"/>
+          <w:szCs w:val="22"/>
+        </w:rPr>
+        <w:t xml:space="preserve">E → C#m → A → B (1-6-4-5)</w:t>
+      </w:r>
+    </w:p>
+    <w:p>
+      <w:pPr>
+        <w:spacing w:after="60" w:line="320"/>
+      </w:pPr>
+      <w:r>
+        <w:rPr>
+          <w:rFonts w:ascii="Calibri" w:cs="Calibri" w:eastAsia="Calibri" w:hAnsi="Calibri"/>
+          <w:color w:val="4A4A4A"/>
+          <w:sz w:val="20"/>
+          <w:szCs w:val="20"/>
+        </w:rPr>
+        <w:t xml:space="preserve">Worship moderne. Travaille les voicings ouverts type sus2/add9 et le pulse 4/4 régulier.</w:t>
+      </w:r>
+    </w:p>
+    <w:p>
+      <w:pPr>
+        <w:spacing w:after="240"/>
+      </w:pPr>
+      <w:r>
+        <w:rPr>
+          <w:rFonts w:ascii="Calibri" w:cs="Calibri" w:eastAsia="Calibri" w:hAnsi="Calibri"/>
+          <w:b/>
+          <w:bCs/>
+          <w:color w:val="C44569"/>
+          <w:sz w:val="16"/>
+          <w:szCs w:val="16"/>
+        </w:rPr>
+        <w:t xml:space="preserve">▶ Tutoriel: </w:t>
+      </w:r>
+      <w:r>
+        <w:rPr>
+          <w:rFonts w:ascii="Consolas" w:cs="Consolas" w:eastAsia="Consolas" w:hAnsi="Consolas"/>
+          <w:color w:val="5A7AA0"/>
+          <w:sz w:val="14"/>
+          <w:szCs w:val="14"/>
+        </w:rPr>
+        <w:t xml:space="preserve">https://www.youtube.com/results?search_query=way+maker+piano+tutorial</w:t>
+      </w:r>
+    </w:p>
+    <w:p>
+      <w:r>
+        <w:br w:type="page"/>
+      </w:r>
+    </w:p>
+    <w:p>
+      <w:pPr>
+        <w:spacing w:after="60" w:before="240"/>
+      </w:pPr>
+      <w:r>
+        <w:rPr>
+          <w:rFonts w:ascii="Calibri" w:cs="Calibri" w:eastAsia="Calibri" w:hAnsi="Calibri"/>
+          <w:b/>
+          <w:bCs/>
+          <w:color w:val="D4A857"/>
+          <w:spacing w:val="100"/>
+          <w:sz w:val="16"/>
+          <w:szCs w:val="16"/>
+        </w:rPr>
+        <w:t xml:space="preserve">AVANCÉ</w:t>
+      </w:r>
+      <w:r>
+        <w:rPr>
+          <w:rFonts w:ascii="Calibri" w:cs="Calibri" w:eastAsia="Calibri" w:hAnsi="Calibri"/>
+          <w:color w:val="D4A857"/>
+          <w:sz w:val="20"/>
+          <w:szCs w:val="20"/>
+        </w:rPr>
+        <w:t xml:space="preserve">    ★★★</w:t>
+      </w:r>
+    </w:p>
+    <w:p>
+      <w:pPr>
+        <w:spacing w:after="240"/>
+      </w:pPr>
+      <w:r>
+        <w:rPr>
+          <w:rFonts w:ascii="Georgia" w:cs="Georgia" w:eastAsia="Georgia" w:hAnsi="Georgia"/>
+          <w:i/>
+          <w:iCs/>
+          <w:color w:val="4A4A4A"/>
+          <w:sz w:val="20"/>
+          <w:szCs w:val="20"/>
+        </w:rPr>
+        <w:t xml:space="preserve">Le niveau où tu peux improviser des solos. Harmonie complexe, rythmique fine.</w:t>
+      </w:r>
+    </w:p>
+    <w:p>
+      <w:pPr>
+        <w:spacing w:after="40" w:before="180"/>
+      </w:pPr>
+      <w:r>
+        <w:rPr>
+          <w:rFonts w:ascii="Georgia" w:cs="Georgia" w:eastAsia="Georgia" w:hAnsi="Georgia"/>
+          <w:b/>
+          <w:bCs/>
+          <w:color w:val="14141B"/>
+          <w:sz w:val="28"/>
+          <w:szCs w:val="28"/>
+        </w:rPr>
+        <w:t xml:space="preserve">Take Me To The King</w:t>
+      </w:r>
+    </w:p>
+    <w:p>
+      <w:pPr>
+        <w:spacing w:after="80"/>
+      </w:pPr>
+      <w:r>
+        <w:rPr>
+          <w:rFonts w:ascii="Calibri" w:cs="Calibri" w:eastAsia="Calibri" w:hAnsi="Calibri"/>
+          <w:i/>
+          <w:iCs/>
+          <w:color w:val="D4A857"/>
+          <w:sz w:val="18"/>
+          <w:szCs w:val="18"/>
+        </w:rPr>
+        <w:t xml:space="preserve">Tamela Mann</w:t>
+      </w:r>
+      <w:r>
+        <w:rPr>
+          <w:rFonts w:ascii="Calibri" w:cs="Calibri" w:eastAsia="Calibri" w:hAnsi="Calibri"/>
+          <w:color w:val="8A8472"/>
+          <w:sz w:val="16"/>
+          <w:szCs w:val="16"/>
+        </w:rPr>
+        <w:t xml:space="preserve">    ·    Tonalité: G majeur    ·    Difficulté: ★★★</w:t>
+      </w:r>
+    </w:p>
+    <w:p>
+      <w:pPr>
+        <w:pBdr>
+          <w:left w:val="single" w:color="D4A857" w:sz="12" w:space="8"/>
+        </w:pBdr>
+        <w:spacing w:after="120" w:line="300"/>
+        <w:ind w:left="240"/>
+      </w:pPr>
+      <w:r>
+        <w:rPr>
+          <w:rFonts w:ascii="Georgia" w:cs="Georgia" w:eastAsia="Georgia" w:hAnsi="Georgia"/>
+          <w:b/>
+          <w:bCs/>
+          <w:color w:val="2A2A36"/>
+          <w:sz w:val="22"/>
+          <w:szCs w:val="22"/>
+        </w:rPr>
+        <w:t xml:space="preserve">G → Em7 → Am7 → D7sus → D7 + plein de passing chords</w:t>
+      </w:r>
+    </w:p>
+    <w:p>
+      <w:pPr>
+        <w:spacing w:after="60" w:line="320"/>
+      </w:pPr>
+      <w:r>
+        <w:rPr>
+          <w:rFonts w:ascii="Calibri" w:cs="Calibri" w:eastAsia="Calibri" w:hAnsi="Calibri"/>
+          <w:color w:val="4A4A4A"/>
+          <w:sz w:val="20"/>
+          <w:szCs w:val="20"/>
+        </w:rPr>
+        <w:t xml:space="preserve">Ballade gospel moderne. Voicings riches, beaucoup de passing dim, modulation au pont. Du gros boulot.</w:t>
+      </w:r>
+    </w:p>
+    <w:p>
+      <w:pPr>
+        <w:spacing w:after="240"/>
+      </w:pPr>
+      <w:r>
+        <w:rPr>
+          <w:rFonts w:ascii="Calibri" w:cs="Calibri" w:eastAsia="Calibri" w:hAnsi="Calibri"/>
+          <w:b/>
+          <w:bCs/>
+          <w:color w:val="C44569"/>
+          <w:sz w:val="16"/>
+          <w:szCs w:val="16"/>
+        </w:rPr>
+        <w:t xml:space="preserve">▶ Tutoriel: </w:t>
+      </w:r>
+      <w:r>
+        <w:rPr>
+          <w:rFonts w:ascii="Consolas" w:cs="Consolas" w:eastAsia="Consolas" w:hAnsi="Consolas"/>
+          <w:color w:val="5A7AA0"/>
+          <w:sz w:val="14"/>
+          <w:szCs w:val="14"/>
+        </w:rPr>
+        <w:t xml:space="preserve">https://www.youtube.com/results?search_query=take+me+to+the+king+tamela+mann+piano+tutorial</w:t>
+      </w:r>
+    </w:p>
+    <w:p>
+      <w:pPr>
+        <w:spacing w:after="40" w:before="180"/>
+      </w:pPr>
+      <w:r>
+        <w:rPr>
+          <w:rFonts w:ascii="Georgia" w:cs="Georgia" w:eastAsia="Georgia" w:hAnsi="Georgia"/>
+          <w:b/>
+          <w:bCs/>
+          <w:color w:val="14141B"/>
+          <w:sz w:val="28"/>
+          <w:szCs w:val="28"/>
+        </w:rPr>
+        <w:t xml:space="preserve">I Need You Now</w:t>
+      </w:r>
+    </w:p>
+    <w:p>
+      <w:pPr>
+        <w:spacing w:after="80"/>
+      </w:pPr>
+      <w:r>
+        <w:rPr>
+          <w:rFonts w:ascii="Calibri" w:cs="Calibri" w:eastAsia="Calibri" w:hAnsi="Calibri"/>
+          <w:i/>
+          <w:iCs/>
+          <w:color w:val="D4A857"/>
+          <w:sz w:val="18"/>
+          <w:szCs w:val="18"/>
+        </w:rPr>
+        <w:t xml:space="preserve">Smokie Norful</w:t>
+      </w:r>
+      <w:r>
+        <w:rPr>
+          <w:rFonts w:ascii="Calibri" w:cs="Calibri" w:eastAsia="Calibri" w:hAnsi="Calibri"/>
+          <w:color w:val="8A8472"/>
+          <w:sz w:val="16"/>
+          <w:szCs w:val="16"/>
+        </w:rPr>
+        <w:t xml:space="preserve">    ·    Tonalité: Bb majeur    ·    Difficulté: ★★★</w:t>
+      </w:r>
+    </w:p>
+    <w:p>
+      <w:pPr>
+        <w:pBdr>
+          <w:left w:val="single" w:color="D4A857" w:sz="12" w:space="8"/>
+        </w:pBdr>
+        <w:spacing w:after="120" w:line="300"/>
+        <w:ind w:left="240"/>
+      </w:pPr>
+      <w:r>
+        <w:rPr>
+          <w:rFonts w:ascii="Georgia" w:cs="Georgia" w:eastAsia="Georgia" w:hAnsi="Georgia"/>
+          <w:b/>
+          <w:bCs/>
+          <w:color w:val="2A2A36"/>
+          <w:sz w:val="22"/>
+          <w:szCs w:val="22"/>
+        </w:rPr>
+        <w:t xml:space="preserve">Bb → Gm7 → Cm7 → F7 (avec extensions et altérations)</w:t>
+      </w:r>
+    </w:p>
+    <w:p>
+      <w:pPr>
+        <w:spacing w:after="60" w:line="320"/>
+      </w:pPr>
+      <w:r>
+        <w:rPr>
+          <w:rFonts w:ascii="Calibri" w:cs="Calibri" w:eastAsia="Calibri" w:hAnsi="Calibri"/>
+          <w:color w:val="4A4A4A"/>
+          <w:sz w:val="20"/>
+          <w:szCs w:val="20"/>
+        </w:rPr>
+        <w:t xml:space="preserve">Gospel sophistiqué urbain. Tritone substitutions, voicings quartal. Travaille ton oreille harmonique.</w:t>
+      </w:r>
+    </w:p>
+    <w:p>
+      <w:pPr>
+        <w:spacing w:after="240"/>
+      </w:pPr>
+      <w:r>
+        <w:rPr>
+          <w:rFonts w:ascii="Calibri" w:cs="Calibri" w:eastAsia="Calibri" w:hAnsi="Calibri"/>
+          <w:b/>
+          <w:bCs/>
+          <w:color w:val="C44569"/>
+          <w:sz w:val="16"/>
+          <w:szCs w:val="16"/>
+        </w:rPr>
+        <w:t xml:space="preserve">▶ Tutoriel: </w:t>
+      </w:r>
+      <w:r>
+        <w:rPr>
+          <w:rFonts w:ascii="Consolas" w:cs="Consolas" w:eastAsia="Consolas" w:hAnsi="Consolas"/>
+          <w:color w:val="5A7AA0"/>
+          <w:sz w:val="14"/>
+          <w:szCs w:val="14"/>
+        </w:rPr>
+        <w:t xml:space="preserve">https://www.youtube.com/results?search_query=smokie+norful+i+need+you+now+piano+tutorial</w:t>
+      </w:r>
+    </w:p>
+    <w:p>
+      <w:pPr>
+        <w:spacing w:after="40" w:before="180"/>
+      </w:pPr>
+      <w:r>
+        <w:rPr>
+          <w:rFonts w:ascii="Georgia" w:cs="Georgia" w:eastAsia="Georgia" w:hAnsi="Georgia"/>
+          <w:b/>
+          <w:bCs/>
+          <w:color w:val="14141B"/>
+          <w:sz w:val="28"/>
+          <w:szCs w:val="28"/>
+        </w:rPr>
+        <w:t xml:space="preserve">Lord I Need You</w:t>
+      </w:r>
+    </w:p>
+    <w:p>
+      <w:pPr>
+        <w:spacing w:after="80"/>
+      </w:pPr>
+      <w:r>
+        <w:rPr>
+          <w:rFonts w:ascii="Calibri" w:cs="Calibri" w:eastAsia="Calibri" w:hAnsi="Calibri"/>
+          <w:i/>
+          <w:iCs/>
+          <w:color w:val="D4A857"/>
+          <w:sz w:val="18"/>
+          <w:szCs w:val="18"/>
+        </w:rPr>
+        <w:t xml:space="preserve">Matt Maher</w:t>
+      </w:r>
+      <w:r>
+        <w:rPr>
+          <w:rFonts w:ascii="Calibri" w:cs="Calibri" w:eastAsia="Calibri" w:hAnsi="Calibri"/>
+          <w:color w:val="8A8472"/>
+          <w:sz w:val="16"/>
+          <w:szCs w:val="16"/>
+        </w:rPr>
+        <w:t xml:space="preserve">    ·    Tonalité: G majeur    ·    Difficulté: ★★★</w:t>
+      </w:r>
+    </w:p>
+    <w:p>
+      <w:pPr>
+        <w:pBdr>
+          <w:left w:val="single" w:color="D4A857" w:sz="12" w:space="8"/>
+        </w:pBdr>
+        <w:spacing w:after="120" w:line="300"/>
+        <w:ind w:left="240"/>
+      </w:pPr>
+      <w:r>
+        <w:rPr>
+          <w:rFonts w:ascii="Georgia" w:cs="Georgia" w:eastAsia="Georgia" w:hAnsi="Georgia"/>
+          <w:b/>
+          <w:bCs/>
+          <w:color w:val="2A2A36"/>
+          <w:sz w:val="22"/>
+          <w:szCs w:val="22"/>
+        </w:rPr>
+        <w:t xml:space="preserve">G → D/F# → Em7 → C → G/B → Am7 → D</w:t>
+      </w:r>
+    </w:p>
+    <w:p>
+      <w:pPr>
+        <w:spacing w:after="60" w:line="320"/>
+      </w:pPr>
+      <w:r>
+        <w:rPr>
+          <w:rFonts w:ascii="Calibri" w:cs="Calibri" w:eastAsia="Calibri" w:hAnsi="Calibri"/>
+          <w:color w:val="4A4A4A"/>
+          <w:sz w:val="20"/>
+          <w:szCs w:val="20"/>
+        </w:rPr>
+        <w:t xml:space="preserve">Worship + harmonie sophistiquée. Tag final puissant. Bon test pour ton voice leading.</w:t>
+      </w:r>
+    </w:p>
+    <w:p>
+      <w:pPr>
+        <w:spacing w:after="240"/>
+      </w:pPr>
+      <w:r>
+        <w:rPr>
+          <w:rFonts w:ascii="Calibri" w:cs="Calibri" w:eastAsia="Calibri" w:hAnsi="Calibri"/>
+          <w:b/>
+          <w:bCs/>
+          <w:color w:val="C44569"/>
+          <w:sz w:val="16"/>
+          <w:szCs w:val="16"/>
+        </w:rPr>
+        <w:t xml:space="preserve">▶ Tutoriel: </w:t>
+      </w:r>
+      <w:r>
+        <w:rPr>
+          <w:rFonts w:ascii="Consolas" w:cs="Consolas" w:eastAsia="Consolas" w:hAnsi="Consolas"/>
+          <w:color w:val="5A7AA0"/>
+          <w:sz w:val="14"/>
+          <w:szCs w:val="14"/>
+        </w:rPr>
+        <w:t xml:space="preserve">https://www.youtube.com/results?search_query=lord+i+need+you+matt+maher+piano+tutorial</w:t>
+      </w:r>
+    </w:p>
+    <w:p>
+      <w:pPr>
+        <w:spacing w:after="40" w:before="180"/>
+      </w:pPr>
+      <w:r>
+        <w:rPr>
+          <w:rFonts w:ascii="Georgia" w:cs="Georgia" w:eastAsia="Georgia" w:hAnsi="Georgia"/>
+          <w:b/>
+          <w:bCs/>
+          <w:color w:val="14141B"/>
+          <w:sz w:val="28"/>
+          <w:szCs w:val="28"/>
+        </w:rPr>
+        <w:t xml:space="preserve">Reckless Love</w:t>
+      </w:r>
+    </w:p>
+    <w:p>
+      <w:pPr>
+        <w:spacing w:after="80"/>
+      </w:pPr>
+      <w:r>
+        <w:rPr>
+          <w:rFonts w:ascii="Calibri" w:cs="Calibri" w:eastAsia="Calibri" w:hAnsi="Calibri"/>
+          <w:i/>
+          <w:iCs/>
+          <w:color w:val="D4A857"/>
+          <w:sz w:val="18"/>
+          <w:szCs w:val="18"/>
+        </w:rPr>
+        <w:t xml:space="preserve">Cory Asbury</w:t>
+      </w:r>
+      <w:r>
+        <w:rPr>
+          <w:rFonts w:ascii="Calibri" w:cs="Calibri" w:eastAsia="Calibri" w:hAnsi="Calibri"/>
+          <w:color w:val="8A8472"/>
+          <w:sz w:val="16"/>
+          <w:szCs w:val="16"/>
+        </w:rPr>
+        <w:t xml:space="preserve">    ·    Tonalité: B majeur    ·    Difficulté: ★★★</w:t>
+      </w:r>
+    </w:p>
+    <w:p>
+      <w:pPr>
+        <w:pBdr>
+          <w:left w:val="single" w:color="D4A857" w:sz="12" w:space="8"/>
+        </w:pBdr>
+        <w:spacing w:after="120" w:line="300"/>
+        <w:ind w:left="240"/>
+      </w:pPr>
+      <w:r>
+        <w:rPr>
+          <w:rFonts w:ascii="Georgia" w:cs="Georgia" w:eastAsia="Georgia" w:hAnsi="Georgia"/>
+          <w:b/>
+          <w:bCs/>
+          <w:color w:val="2A2A36"/>
+          <w:sz w:val="22"/>
+          <w:szCs w:val="22"/>
+        </w:rPr>
+        <w:t xml:space="preserve">B → F#/A# → G#m → E (1-5-6-4 en B)</w:t>
+      </w:r>
+    </w:p>
+    <w:p>
+      <w:pPr>
+        <w:spacing w:after="60" w:line="320"/>
+      </w:pPr>
+      <w:r>
+        <w:rPr>
+          <w:rFonts w:ascii="Calibri" w:cs="Calibri" w:eastAsia="Calibri" w:hAnsi="Calibri"/>
+          <w:color w:val="4A4A4A"/>
+          <w:sz w:val="20"/>
+          <w:szCs w:val="20"/>
+        </w:rPr>
+        <w:t xml:space="preserve">Worship moderne tendance Bethel. Voicings ouverts, tempo médium. Apprends à jouer en tonalités à dièses.</w:t>
+      </w:r>
+    </w:p>
+    <w:p>
+      <w:pPr>
+        <w:spacing w:after="240"/>
+      </w:pPr>
+      <w:r>
+        <w:rPr>
+          <w:rFonts w:ascii="Calibri" w:cs="Calibri" w:eastAsia="Calibri" w:hAnsi="Calibri"/>
+          <w:b/>
+          <w:bCs/>
+          <w:color w:val="C44569"/>
+          <w:sz w:val="16"/>
+          <w:szCs w:val="16"/>
+        </w:rPr>
+        <w:t xml:space="preserve">▶ Tutoriel: </w:t>
+      </w:r>
+      <w:r>
+        <w:rPr>
+          <w:rFonts w:ascii="Consolas" w:cs="Consolas" w:eastAsia="Consolas" w:hAnsi="Consolas"/>
+          <w:color w:val="5A7AA0"/>
+          <w:sz w:val="14"/>
+          <w:szCs w:val="14"/>
+        </w:rPr>
+        <w:t xml:space="preserve">https://www.youtube.com/results?search_query=reckless+love+piano+tutorial</w:t>
+      </w:r>
+    </w:p>
+    <w:p>
+      <w:r>
+        <w:br w:type="page"/>
+      </w:r>
+    </w:p>
+    <w:p>
+      <w:pPr>
+        <w:spacing w:after="60" w:before="240"/>
+      </w:pPr>
+      <w:r>
+        <w:rPr>
+          <w:rFonts w:ascii="Calibri" w:cs="Calibri" w:eastAsia="Calibri" w:hAnsi="Calibri"/>
+          <w:b/>
+          <w:bCs/>
+          <w:color w:val="D4A857"/>
+          <w:spacing w:val="100"/>
+          <w:sz w:val="16"/>
+          <w:szCs w:val="16"/>
+        </w:rPr>
+        <w:t xml:space="preserve">MAÎTRISE</w:t>
+      </w:r>
+      <w:r>
+        <w:rPr>
+          <w:rFonts w:ascii="Calibri" w:cs="Calibri" w:eastAsia="Calibri" w:hAnsi="Calibri"/>
+          <w:color w:val="D4A857"/>
+          <w:sz w:val="20"/>
+          <w:szCs w:val="20"/>
+        </w:rPr>
+        <w:t xml:space="preserve">    ★★★★</w:t>
+      </w:r>
+    </w:p>
+    <w:p>
+      <w:pPr>
+        <w:spacing w:after="240"/>
+      </w:pPr>
+      <w:r>
+        <w:rPr>
+          <w:rFonts w:ascii="Georgia" w:cs="Georgia" w:eastAsia="Georgia" w:hAnsi="Georgia"/>
+          <w:i/>
+          <w:iCs/>
+          <w:color w:val="4A4A4A"/>
+          <w:sz w:val="20"/>
+          <w:szCs w:val="20"/>
+        </w:rPr>
+        <w:t xml:space="preserve">Le niveau Cory Henry. Improvisation libre, voicings extrêmes, polyrythmies.</w:t>
+      </w:r>
+    </w:p>
+    <w:p>
+      <w:pPr>
+        <w:spacing w:after="40" w:before="180"/>
+      </w:pPr>
+      <w:r>
+        <w:rPr>
+          <w:rFonts w:ascii="Georgia" w:cs="Georgia" w:eastAsia="Georgia" w:hAnsi="Georgia"/>
+          <w:b/>
+          <w:bCs/>
+          <w:color w:val="14141B"/>
+          <w:sz w:val="28"/>
+          <w:szCs w:val="28"/>
+        </w:rPr>
+        <w:t xml:space="preserve">Mercy Mercy Me (jazz/gospel arrangement)</w:t>
+      </w:r>
+    </w:p>
+    <w:p>
+      <w:pPr>
+        <w:spacing w:after="80"/>
+      </w:pPr>
+      <w:r>
+        <w:rPr>
+          <w:rFonts w:ascii="Calibri" w:cs="Calibri" w:eastAsia="Calibri" w:hAnsi="Calibri"/>
+          <w:i/>
+          <w:iCs/>
+          <w:color w:val="D4A857"/>
+          <w:sz w:val="18"/>
+          <w:szCs w:val="18"/>
+        </w:rPr>
+        <w:t xml:space="preserve">Marvin Gaye / Cory Henry style</w:t>
+      </w:r>
+      <w:r>
+        <w:rPr>
+          <w:rFonts w:ascii="Calibri" w:cs="Calibri" w:eastAsia="Calibri" w:hAnsi="Calibri"/>
+          <w:color w:val="8A8472"/>
+          <w:sz w:val="16"/>
+          <w:szCs w:val="16"/>
+        </w:rPr>
+        <w:t xml:space="preserve">    ·    Tonalité: A mineur    ·    Difficulté: ★★★★</w:t>
+      </w:r>
+    </w:p>
+    <w:p>
+      <w:pPr>
+        <w:pBdr>
+          <w:left w:val="single" w:color="D4A857" w:sz="12" w:space="8"/>
+        </w:pBdr>
+        <w:spacing w:after="120" w:line="300"/>
+        <w:ind w:left="240"/>
+      </w:pPr>
+      <w:r>
+        <w:rPr>
+          <w:rFonts w:ascii="Georgia" w:cs="Georgia" w:eastAsia="Georgia" w:hAnsi="Georgia"/>
+          <w:b/>
+          <w:bCs/>
+          <w:color w:val="2A2A36"/>
+          <w:sz w:val="22"/>
+          <w:szCs w:val="22"/>
+        </w:rPr>
+        <w:t xml:space="preserve">Am7 → Dm9 → Bm7b5 → E7alt (réharmonisations libres)</w:t>
+      </w:r>
+    </w:p>
+    <w:p>
+      <w:pPr>
+        <w:spacing w:after="60" w:line="320"/>
+      </w:pPr>
+      <w:r>
+        <w:rPr>
+          <w:rFonts w:ascii="Calibri" w:cs="Calibri" w:eastAsia="Calibri" w:hAnsi="Calibri"/>
+          <w:color w:val="4A4A4A"/>
+          <w:sz w:val="20"/>
+          <w:szCs w:val="20"/>
+        </w:rPr>
+        <w:t xml:space="preserve">Réharmonisation jazz d'un classique soul. Pratique l'improvisation modale et les voicings altérés.</w:t>
+      </w:r>
+    </w:p>
+    <w:p>
+      <w:pPr>
+        <w:spacing w:after="240"/>
+      </w:pPr>
+      <w:r>
+        <w:rPr>
+          <w:rFonts w:ascii="Calibri" w:cs="Calibri" w:eastAsia="Calibri" w:hAnsi="Calibri"/>
+          <w:b/>
+          <w:bCs/>
+          <w:color w:val="C44569"/>
+          <w:sz w:val="16"/>
+          <w:szCs w:val="16"/>
+        </w:rPr>
+        <w:t xml:space="preserve">▶ Tutoriel: </w:t>
+      </w:r>
+      <w:r>
+        <w:rPr>
+          <w:rFonts w:ascii="Consolas" w:cs="Consolas" w:eastAsia="Consolas" w:hAnsi="Consolas"/>
+          <w:color w:val="5A7AA0"/>
+          <w:sz w:val="14"/>
+          <w:szCs w:val="14"/>
+        </w:rPr>
+        <w:t xml:space="preserve">https://www.youtube.com/results?search_query=mercy+mercy+me+jazz+piano+arrangement</w:t>
+      </w:r>
+    </w:p>
+    <w:p>
+      <w:pPr>
+        <w:spacing w:after="40" w:before="180"/>
+      </w:pPr>
+      <w:r>
+        <w:rPr>
+          <w:rFonts w:ascii="Georgia" w:cs="Georgia" w:eastAsia="Georgia" w:hAnsi="Georgia"/>
+          <w:b/>
+          <w:bCs/>
+          <w:color w:val="14141B"/>
+          <w:sz w:val="28"/>
+          <w:szCs w:val="28"/>
+        </w:rPr>
+        <w:t xml:space="preserve">Naima (jazz standard) — version gospel</w:t>
+      </w:r>
+    </w:p>
+    <w:p>
+      <w:pPr>
+        <w:spacing w:after="80"/>
+      </w:pPr>
+      <w:r>
+        <w:rPr>
+          <w:rFonts w:ascii="Calibri" w:cs="Calibri" w:eastAsia="Calibri" w:hAnsi="Calibri"/>
+          <w:i/>
+          <w:iCs/>
+          <w:color w:val="D4A857"/>
+          <w:sz w:val="18"/>
+          <w:szCs w:val="18"/>
+        </w:rPr>
+        <w:t xml:space="preserve">John Coltrane / arr. piano</w:t>
+      </w:r>
+      <w:r>
+        <w:rPr>
+          <w:rFonts w:ascii="Calibri" w:cs="Calibri" w:eastAsia="Calibri" w:hAnsi="Calibri"/>
+          <w:color w:val="8A8472"/>
+          <w:sz w:val="16"/>
+          <w:szCs w:val="16"/>
+        </w:rPr>
+        <w:t xml:space="preserve">    ·    Tonalité: Ab majeur    ·    Difficulté: ★★★★</w:t>
+      </w:r>
+    </w:p>
+    <w:p>
+      <w:pPr>
+        <w:pBdr>
+          <w:left w:val="single" w:color="D4A857" w:sz="12" w:space="8"/>
+        </w:pBdr>
+        <w:spacing w:after="120" w:line="300"/>
+        <w:ind w:left="240"/>
+      </w:pPr>
+      <w:r>
+        <w:rPr>
+          <w:rFonts w:ascii="Georgia" w:cs="Georgia" w:eastAsia="Georgia" w:hAnsi="Georgia"/>
+          <w:b/>
+          <w:bCs/>
+          <w:color w:val="2A2A36"/>
+          <w:sz w:val="22"/>
+          <w:szCs w:val="22"/>
+        </w:rPr>
+        <w:t xml:space="preserve">Voicings sus suspended, pédales harmoniques</w:t>
+      </w:r>
+    </w:p>
+    <w:p>
+      <w:pPr>
+        <w:spacing w:after="60" w:line="320"/>
+      </w:pPr>
+      <w:r>
+        <w:rPr>
+          <w:rFonts w:ascii="Calibri" w:cs="Calibri" w:eastAsia="Calibri" w:hAnsi="Calibri"/>
+          <w:color w:val="4A4A4A"/>
+          <w:sz w:val="20"/>
+          <w:szCs w:val="20"/>
+        </w:rPr>
+        <w:t xml:space="preserve">Pour comprendre comment le jazz et le gospel se rencontrent. Voicings quartal partout.</w:t>
+      </w:r>
+    </w:p>
+    <w:p>
+      <w:pPr>
+        <w:spacing w:after="240"/>
+      </w:pPr>
+      <w:r>
+        <w:rPr>
+          <w:rFonts w:ascii="Calibri" w:cs="Calibri" w:eastAsia="Calibri" w:hAnsi="Calibri"/>
+          <w:b/>
+          <w:bCs/>
+          <w:color w:val="C44569"/>
+          <w:sz w:val="16"/>
+          <w:szCs w:val="16"/>
+        </w:rPr>
+        <w:t xml:space="preserve">▶ Tutoriel: </w:t>
+      </w:r>
+      <w:r>
+        <w:rPr>
+          <w:rFonts w:ascii="Consolas" w:cs="Consolas" w:eastAsia="Consolas" w:hAnsi="Consolas"/>
+          <w:color w:val="5A7AA0"/>
+          <w:sz w:val="14"/>
+          <w:szCs w:val="14"/>
+        </w:rPr>
+        <w:t xml:space="preserve">https://www.youtube.com/results?search_query=naima+piano+arrangement</w:t>
+      </w:r>
+    </w:p>
+    <w:p>
+      <w:pPr>
+        <w:spacing w:after="40" w:before="180"/>
+      </w:pPr>
+      <w:r>
+        <w:rPr>
+          <w:rFonts w:ascii="Georgia" w:cs="Georgia" w:eastAsia="Georgia" w:hAnsi="Georgia"/>
+          <w:b/>
+          <w:bCs/>
+          <w:color w:val="14141B"/>
+          <w:sz w:val="28"/>
+          <w:szCs w:val="28"/>
+        </w:rPr>
+        <w:t xml:space="preserve">Improvisation libre sur un drone</w:t>
+      </w:r>
+    </w:p>
+    <w:p>
+      <w:pPr>
+        <w:spacing w:after="80"/>
+      </w:pPr>
+      <w:r>
+        <w:rPr>
+          <w:rFonts w:ascii="Calibri" w:cs="Calibri" w:eastAsia="Calibri" w:hAnsi="Calibri"/>
+          <w:i/>
+          <w:iCs/>
+          <w:color w:val="D4A857"/>
+          <w:sz w:val="18"/>
+          <w:szCs w:val="18"/>
+        </w:rPr>
+        <w:t xml:space="preserve">Style Cory Henry / Robert Glasper</w:t>
+      </w:r>
+      <w:r>
+        <w:rPr>
+          <w:rFonts w:ascii="Calibri" w:cs="Calibri" w:eastAsia="Calibri" w:hAnsi="Calibri"/>
+          <w:color w:val="8A8472"/>
+          <w:sz w:val="16"/>
+          <w:szCs w:val="16"/>
+        </w:rPr>
+        <w:t xml:space="preserve">    ·    Tonalité: Au choix    ·    Difficulté: ★★★★</w:t>
+      </w:r>
+    </w:p>
+    <w:p>
+      <w:pPr>
+        <w:pBdr>
+          <w:left w:val="single" w:color="D4A857" w:sz="12" w:space="8"/>
+        </w:pBdr>
+        <w:spacing w:after="120" w:line="300"/>
+        <w:ind w:left="240"/>
+      </w:pPr>
+      <w:r>
+        <w:rPr>
+          <w:rFonts w:ascii="Georgia" w:cs="Georgia" w:eastAsia="Georgia" w:hAnsi="Georgia"/>
+          <w:b/>
+          <w:bCs/>
+          <w:color w:val="2A2A36"/>
+          <w:sz w:val="22"/>
+          <w:szCs w:val="22"/>
+        </w:rPr>
+        <w:t xml:space="preserve">1 accord ou 2 accords en boucle, tu improvises par-dessus</w:t>
+      </w:r>
+    </w:p>
+    <w:p>
+      <w:pPr>
+        <w:spacing w:after="60" w:line="320"/>
+      </w:pPr>
+      <w:r>
+        <w:rPr>
+          <w:rFonts w:ascii="Calibri" w:cs="Calibri" w:eastAsia="Calibri" w:hAnsi="Calibri"/>
+          <w:color w:val="4A4A4A"/>
+          <w:sz w:val="20"/>
+          <w:szCs w:val="20"/>
+        </w:rPr>
+        <w:t xml:space="preserve">L'exercice ultime. Choisis Am9 ou Cmaj9, mets-le en boucle, et improvise pendant 10 min sans t'arrêter. Force-toi à varier les voicings, le rythme, les phrases.</w:t>
+      </w:r>
+    </w:p>
+    <w:p>
+      <w:pPr>
+        <w:spacing w:after="240"/>
+      </w:pPr>
+      <w:r>
+        <w:rPr>
+          <w:rFonts w:ascii="Calibri" w:cs="Calibri" w:eastAsia="Calibri" w:hAnsi="Calibri"/>
+          <w:b/>
+          <w:bCs/>
+          <w:color w:val="C44569"/>
+          <w:sz w:val="16"/>
+          <w:szCs w:val="16"/>
+        </w:rPr>
+        <w:t xml:space="preserve">▶ Tutoriel: </w:t>
+      </w:r>
+      <w:r>
+        <w:rPr>
+          <w:rFonts w:ascii="Consolas" w:cs="Consolas" w:eastAsia="Consolas" w:hAnsi="Consolas"/>
+          <w:color w:val="5A7AA0"/>
+          <w:sz w:val="14"/>
+          <w:szCs w:val="14"/>
+        </w:rPr>
+        <w:t xml:space="preserve">https://www.youtube.com/results?search_query=cory+henry+gospel+improvisation</w:t>
+      </w:r>
+    </w:p>
+    <w:p>
+      <w:r>
+        <w:br w:type="page"/>
       </w:r>
     </w:p>
     <w:p>

--- a/Gospel-Piano-Bible.docx
+++ b/Gospel-Piano-Bible.docx
@@ -117,7 +117,7 @@
           <w:sz w:val="18"/>
           <w:szCs w:val="18"/>
         </w:rPr>
-        <w:t xml:space="preserve">Coach Claude × Jeremie</w:t>
+        <w:t xml:space="preserve">Gospel Piano Bible</w:t>
       </w:r>
     </w:p>
     <w:p>
@@ -5985,7 +5985,7 @@
           <w:sz w:val="22"/>
           <w:szCs w:val="22"/>
         </w:rPr>
-        <w:t xml:space="preserve">Astuce de fou:</w:t>
+        <w:t xml:space="preserve">Le truc qui change tout:</w:t>
       </w:r>
       <w:r>
         <w:rPr>
@@ -46203,15 +46203,15 @@
           <w:sz w:val="22"/>
           <w:szCs w:val="22"/>
         </w:rPr>
-        <w:t xml:space="preserve">Pour Jeremie:</w:t>
-      </w:r>
-      <w:r>
-        <w:rPr>
-          <w:rFonts w:ascii="Calibri" w:cs="Calibri" w:eastAsia="Calibri" w:hAnsi="Calibri"/>
-          <w:sz w:val="22"/>
-          <w:szCs w:val="22"/>
-        </w:rPr>
-        <w:t xml:space="preserve"> vu que tu utilises souvent Eb (cf. ton screenshot du début), maîtriser </w:t>
+        <w:t xml:space="preserve">Astuce pratique:</w:t>
+      </w:r>
+      <w:r>
+        <w:rPr>
+          <w:rFonts w:ascii="Calibri" w:cs="Calibri" w:eastAsia="Calibri" w:hAnsi="Calibri"/>
+          <w:sz w:val="22"/>
+          <w:szCs w:val="22"/>
+        </w:rPr>
+        <w:t xml:space="preserve"> si tu joues souvent en Eb (la tonalité gospel par excellence, beaucoup de morceaux Smokie Norful, Richard Smallwood etc.), maîtriser </w:t>
       </w:r>
       <w:r>
         <w:rPr>
